--- a/arb/docx/50.content.docx
+++ b/arb/docx/50.content.docx
@@ -32,23 +32,6 @@
     </w:p>
     <w:p>
       <w:pPr>
-        <w:pStyle w:val="Heading2"/>
-        <w:bidi/>
-      </w:pPr>
-      <w:r>
-        <w:rPr>
-          <w:lang w:val="ar_AE" w:bidi="ar_AE"/>
-        </w:rPr>
-        <w:t>License Information</w:t>
-      </w:r>
-      <w:r>
-        <w:rPr>
-          <w:lang w:val="ar_AE" w:bidi="ar_AE"/>
-        </w:rPr>
-      </w:r>
-    </w:p>
-    <w:p>
-      <w:pPr>
         <w:bidi/>
       </w:pPr>
       <w:r>
@@ -67,13 +50,7 @@
         <w:rPr>
           <w:lang w:val="ar_AE" w:bidi="ar_AE"/>
         </w:rPr>
-        <w:t xml:space="preserve"> (Arabic) is based on</w:t>
-      </w:r>
-      <w:r>
-        <w:rPr>
-          <w:lang w:val="ar_AE" w:bidi="ar_AE"/>
-        </w:rPr>
-        <w:t xml:space="preserve">: </w:t>
+        <w:t xml:space="preserve"> (Arabic) is based on: </w:t>
       </w:r>
       <w:r>
         <w:rPr>
@@ -200,21 +177,6 @@
         <w:pStyle w:val="Heading2"/>
         <w:bidi/>
       </w:pPr>
-      <w:r>
-        <w:rPr>
-          <w:lang w:val="ar_AE" w:bidi="ar_AE"/>
-        </w:rPr>
-      </w:r>
-    </w:p>
-    <w:p>
-      <w:pPr>
-        <w:bidi/>
-      </w:pPr>
-      <w:r>
-        <w:rPr>
-          <w:lang w:val="ar_AE" w:bidi="ar_AE"/>
-        </w:rPr>
-      </w:r>
       <w:r>
         <w:rPr>
           <w:lang w:val="ar_AE" w:bidi="ar_AE"/>

--- a/arb/docx/50.content.docx
+++ b/arb/docx/50.content.docx
@@ -9,6 +9,8 @@
       </w:pPr>
       <w:r>
         <w:rPr>
+          <w:rtl/>
+          <w:cs/>
           <w:lang w:val="ar_AE" w:bidi="ar_AE"/>
         </w:rPr>
       </w:r>
@@ -20,53 +22,53 @@
       </w:pPr>
       <w:r>
         <w:rPr>
+          <w:rtl/>
+          <w:cs/>
           <w:lang w:val="ar_AE" w:bidi="ar_AE"/>
         </w:rPr>
         <w:t>Resource: Arabic Van Dyck Bible</w:t>
       </w:r>
       <w:r>
         <w:rPr>
-          <w:lang w:val="ar_AE" w:bidi="ar_AE"/>
-        </w:rPr>
-      </w:r>
-    </w:p>
-    <w:p>
-      <w:pPr>
-        <w:bidi/>
-      </w:pPr>
-      <w:r>
-        <w:rPr>
+          <w:rtl/>
+          <w:cs/>
+          <w:lang w:val="ar_AE" w:bidi="ar_AE"/>
+        </w:rPr>
+      </w:r>
+    </w:p>
+    <w:p>
+      <w:pPr>
+        <w:bidi/>
+      </w:pPr>
+      <w:r>
+        <w:rPr>
+          <w:rtl/>
+          <w:cs/>
           <w:lang w:val="ar_AE" w:bidi="ar_AE"/>
         </w:rPr>
       </w:r>
       <w:r>
         <w:rPr>
           <w:b/>
+          <w:rtl/>
+          <w:cs/>
           <w:lang w:val="ar_AE" w:bidi="ar_AE"/>
         </w:rPr>
         <w:t>Arabic Van Dyck Bible</w:t>
       </w:r>
       <w:r>
         <w:rPr>
-          <w:lang w:val="ar_AE" w:bidi="ar_AE"/>
-        </w:rPr>
-        <w:t xml:space="preserve"> (Arabic) is based on: </w:t>
-      </w:r>
-      <w:r>
-        <w:rPr>
-          <w:lang w:val="ar_AE" w:bidi="ar_AE"/>
-        </w:rPr>
-        <w:t>Van Dyck Bible</w:t>
-      </w:r>
-      <w:r>
-        <w:rPr>
-          <w:lang w:val="ar_AE" w:bidi="ar_AE"/>
-        </w:rPr>
-        <w:t xml:space="preserve">, </w:t>
+          <w:rtl/>
+          <w:cs/>
+          <w:lang w:val="ar_AE" w:bidi="ar_AE"/>
+        </w:rPr>
+        <w:t xml:space="preserve"> © </w:t>
       </w:r>
       <w:hyperlink r:id="rId13">
         <w:r>
           <w:rPr>
+            <w:rtl/>
+            <w:cs/>
             <w:lang w:val="ar_AE" w:bidi="ar_AE"/>
           </w:rPr>
           <w:rPr>
@@ -78,13 +80,17 @@
       </w:hyperlink>
       <w:r>
         <w:rPr>
-          <w:lang w:val="ar_AE" w:bidi="ar_AE"/>
-        </w:rPr>
-        <w:t xml:space="preserve">, None, which is licensed under a </w:t>
+          <w:rtl/>
+          <w:cs/>
+          <w:lang w:val="ar_AE" w:bidi="ar_AE"/>
+        </w:rPr>
+        <w:t xml:space="preserve">, licensed under a </w:t>
       </w:r>
       <w:hyperlink r:id="rId14">
         <w:r>
           <w:rPr>
+            <w:rtl/>
+            <w:cs/>
             <w:lang w:val="ar_AE" w:bidi="ar_AE"/>
           </w:rPr>
           <w:rPr>
@@ -96,38 +102,23 @@
       </w:hyperlink>
       <w:r>
         <w:rPr>
+          <w:rtl/>
+          <w:cs/>
           <w:lang w:val="ar_AE" w:bidi="ar_AE"/>
         </w:rPr>
         <w:t>.</w:t>
       </w:r>
       <w:r>
         <w:rPr>
-          <w:lang w:val="ar_AE" w:bidi="ar_AE"/>
-        </w:rPr>
-      </w:r>
-    </w:p>
-    <w:p>
-      <w:pPr>
-        <w:bidi/>
-      </w:pPr>
-      <w:r>
-        <w:rPr>
-          <w:lang w:val="ar_AE" w:bidi="ar_AE"/>
-        </w:rPr>
-      </w:r>
-      <w:r>
-        <w:rPr>
-          <w:lang w:val="ar_AE" w:bidi="ar_AE"/>
-        </w:rPr>
-        <w:t>This PDF version is provided under the same license.</w:t>
-      </w:r>
-      <w:r>
-        <w:rPr>
-          <w:lang w:val="ar_AE" w:bidi="ar_AE"/>
-        </w:rPr>
-      </w:r>
-      <w:r>
-        <w:rPr>
+          <w:rtl/>
+          <w:cs/>
+          <w:lang w:val="ar_AE" w:bidi="ar_AE"/>
+        </w:rPr>
+      </w:r>
+      <w:r>
+        <w:rPr>
+          <w:rtl/>
+          <w:cs/>
           <w:lang w:val="ar_AE" w:bidi="ar_AE"/>
         </w:rPr>
       </w:r>
@@ -139,6 +130,8 @@
       </w:pPr>
       <w:r>
         <w:rPr>
+          <w:rtl/>
+          <w:cs/>
           <w:lang w:val="ar_AE" w:bidi="ar_AE"/>
         </w:rPr>
         <w:t>Arabic Van Dyck Bible</w:t>
@@ -168,6 +161,8 @@
       </w:pPr>
       <w:r>
         <w:rPr>
+          <w:rtl/>
+          <w:cs/>
           <w:lang w:val="ar_AE" w:bidi="ar_AE"/>
         </w:rPr>
       </w:r>
@@ -179,32 +174,42 @@
       </w:pPr>
       <w:r>
         <w:rPr>
-          <w:lang w:val="ar_AE" w:bidi="ar_AE"/>
-        </w:rPr>
-      </w:r>
-    </w:p>
-    <w:p>
-      <w:pPr>
-        <w:bidi/>
-      </w:pPr>
-      <w:r>
-        <w:rPr>
-          <w:lang w:val="ar_AE" w:bidi="ar_AE"/>
-        </w:rPr>
-      </w:r>
-      <w:r>
-        <w:rPr>
+          <w:rtl/>
+          <w:cs/>
+          <w:lang w:val="ar_AE" w:bidi="ar_AE"/>
+        </w:rPr>
+      </w:r>
+    </w:p>
+    <w:p>
+      <w:pPr>
+        <w:bidi/>
+      </w:pPr>
+      <w:r>
+        <w:rPr>
+          <w:rtl/>
+          <w:cs/>
+          <w:lang w:val="ar_AE" w:bidi="ar_AE"/>
+        </w:rPr>
+      </w:r>
+      <w:r>
+        <w:rPr>
+          <w:rtl/>
+          <w:cs/>
           <w:lang w:val="ar_AE" w:bidi="ar_AE"/>
         </w:rPr>
         <w:t xml:space="preserve"> </w:t>
       </w:r>
       <w:r>
         <w:rPr>
-          <w:lang w:val="ar_AE" w:bidi="ar_AE"/>
-        </w:rPr>
-      </w:r>
-      <w:r>
-        <w:rPr>
+          <w:rtl/>
+          <w:cs/>
+          <w:lang w:val="ar_AE" w:bidi="ar_AE"/>
+        </w:rPr>
+      </w:r>
+      <w:r>
+        <w:rPr>
+          <w:rtl/>
+          <w:cs/>
           <w:lang w:val="ar_AE" w:bidi="ar_AE"/>
         </w:rPr>
       </w:r>
@@ -226,1320 +231,894 @@
     </w:p>
     <w:p>
       <w:pPr>
-        <w:bidi/>
-      </w:pPr>
-      <w:r>
-        <w:rPr>
-          <w:lang w:val="ar_AE" w:bidi="ar_AE"/>
-        </w:rPr>
-      </w:r>
-    </w:p>
-    <w:p>
-      <w:pPr>
         <w:pStyle w:val="Heading2"/>
         <w:bidi/>
       </w:pPr>
       <w:r>
         <w:rPr>
+          <w:rtl/>
+          <w:cs/>
           <w:lang w:val="ar_AE" w:bidi="ar_AE"/>
         </w:rPr>
         <w:t>Philippians 1:1</w:t>
       </w:r>
       <w:r>
         <w:rPr>
-          <w:lang w:val="ar_AE" w:bidi="ar_AE"/>
-        </w:rPr>
-      </w:r>
-    </w:p>
-    <w:p>
-      <w:pPr>
-        <w:bidi/>
-      </w:pPr>
-      <w:r>
-        <w:rPr>
-          <w:lang w:val="ar_AE" w:bidi="ar_AE"/>
-        </w:rPr>
-      </w:r>
-      <w:r>
-        <w:rPr>
-          <w:vertAlign w:val="superscript"/>
+          <w:rtl/>
+          <w:cs/>
+          <w:lang w:val="ar_AE" w:bidi="ar_AE"/>
+        </w:rPr>
+      </w:r>
+    </w:p>
+    <w:p>
+      <w:pPr>
+        <w:bidi/>
+      </w:pPr>
+      <w:r>
+        <w:rPr>
+          <w:rtl/>
+          <w:cs/>
+          <w:lang w:val="ar_AE" w:bidi="ar_AE"/>
+        </w:rPr>
+      </w:r>
+      <w:r>
+        <w:rPr>
+          <w:vertAlign w:val="superscript"/>
+          <w:rtl/>
+          <w:cs/>
           <w:lang w:val="ar_AE" w:bidi="ar_AE"/>
         </w:rPr>
         <w:t>1</w:t>
       </w:r>
       <w:r>
         <w:rPr>
+          <w:rtl/>
+          <w:cs/>
           <w:lang w:val="ar_AE" w:bidi="ar_AE"/>
         </w:rPr>
         <w:t xml:space="preserve"> بُولُسُ وَتِيمُوثَاوُسُ عَبْدَا يَسُوعَ ٱلْمَسِيحِ، إِلَى جَمِيعِ ٱلْقِدِّيسِينَ فِي ٱلْمَسِيحِ يَسُوعَ، ٱلَّذِينَ فِي فِيلِبِّي، مَعَ أَسَاقِفَةٍ وَشَمَامِسَةٍ:</w:t>
       </w:r>
-      <w:r>
-        <w:rPr>
-          <w:lang w:val="ar_AE" w:bidi="ar_AE"/>
-        </w:rPr>
-      </w:r>
-      <w:r>
-        <w:rPr>
-          <w:lang w:val="ar_AE" w:bidi="ar_AE"/>
-        </w:rPr>
-      </w:r>
-    </w:p>
-    <w:p>
-      <w:pPr>
-        <w:bidi/>
-      </w:pPr>
-      <w:r>
-        <w:rPr>
-          <w:lang w:val="ar_AE" w:bidi="ar_AE"/>
-        </w:rPr>
-      </w:r>
-    </w:p>
-    <w:p>
-      <w:pPr>
-        <w:bidi/>
-      </w:pPr>
-      <w:r>
-        <w:rPr>
-          <w:lang w:val="ar_AE" w:bidi="ar_AE"/>
-        </w:rPr>
-      </w:r>
-      <w:r>
-        <w:rPr>
-          <w:vertAlign w:val="superscript"/>
+    </w:p>
+    <w:p>
+      <w:pPr>
+        <w:bidi/>
+      </w:pPr>
+      <w:r>
+        <w:rPr>
+          <w:rtl/>
+          <w:cs/>
+          <w:lang w:val="ar_AE" w:bidi="ar_AE"/>
+        </w:rPr>
+      </w:r>
+      <w:r>
+        <w:rPr>
+          <w:vertAlign w:val="superscript"/>
+          <w:rtl/>
+          <w:cs/>
           <w:lang w:val="ar_AE" w:bidi="ar_AE"/>
         </w:rPr>
         <w:t>2</w:t>
       </w:r>
       <w:r>
         <w:rPr>
+          <w:rtl/>
+          <w:cs/>
           <w:lang w:val="ar_AE" w:bidi="ar_AE"/>
         </w:rPr>
         <w:t xml:space="preserve"> نِعْمَةٌ لَكُمْ وَسَلَامٌ مِنَ ٱللهِ أَبِينَا وَٱلرَّبِّ يَسُوعَ ٱلْمَسِيحِ.</w:t>
       </w:r>
-      <w:r>
-        <w:rPr>
-          <w:lang w:val="ar_AE" w:bidi="ar_AE"/>
-        </w:rPr>
-      </w:r>
-      <w:r>
-        <w:rPr>
-          <w:lang w:val="ar_AE" w:bidi="ar_AE"/>
-        </w:rPr>
-      </w:r>
-    </w:p>
-    <w:p>
-      <w:pPr>
-        <w:bidi/>
-      </w:pPr>
-      <w:r>
-        <w:rPr>
-          <w:lang w:val="ar_AE" w:bidi="ar_AE"/>
-        </w:rPr>
-      </w:r>
-    </w:p>
-    <w:p>
-      <w:pPr>
-        <w:bidi/>
-      </w:pPr>
-      <w:r>
-        <w:rPr>
-          <w:lang w:val="ar_AE" w:bidi="ar_AE"/>
-        </w:rPr>
-      </w:r>
-      <w:r>
-        <w:rPr>
-          <w:vertAlign w:val="superscript"/>
+    </w:p>
+    <w:p>
+      <w:pPr>
+        <w:bidi/>
+      </w:pPr>
+      <w:r>
+        <w:rPr>
+          <w:rtl/>
+          <w:cs/>
+          <w:lang w:val="ar_AE" w:bidi="ar_AE"/>
+        </w:rPr>
+      </w:r>
+      <w:r>
+        <w:rPr>
+          <w:vertAlign w:val="superscript"/>
+          <w:rtl/>
+          <w:cs/>
           <w:lang w:val="ar_AE" w:bidi="ar_AE"/>
         </w:rPr>
         <w:t>3</w:t>
       </w:r>
       <w:r>
         <w:rPr>
+          <w:rtl/>
+          <w:cs/>
           <w:lang w:val="ar_AE" w:bidi="ar_AE"/>
         </w:rPr>
         <w:t xml:space="preserve"> أَشْكُرُ إِلَهِي عِنْدَ كُلِّ ذِكْرِي إِيَّاكُمْ</w:t>
       </w:r>
-      <w:r>
-        <w:rPr>
-          <w:lang w:val="ar_AE" w:bidi="ar_AE"/>
-        </w:rPr>
-      </w:r>
-      <w:r>
-        <w:rPr>
-          <w:lang w:val="ar_AE" w:bidi="ar_AE"/>
-        </w:rPr>
-      </w:r>
-    </w:p>
-    <w:p>
-      <w:pPr>
-        <w:bidi/>
-      </w:pPr>
-      <w:r>
-        <w:rPr>
-          <w:lang w:val="ar_AE" w:bidi="ar_AE"/>
-        </w:rPr>
-      </w:r>
-    </w:p>
-    <w:p>
-      <w:pPr>
-        <w:bidi/>
-      </w:pPr>
-      <w:r>
-        <w:rPr>
-          <w:lang w:val="ar_AE" w:bidi="ar_AE"/>
-        </w:rPr>
-      </w:r>
-      <w:r>
-        <w:rPr>
-          <w:vertAlign w:val="superscript"/>
+    </w:p>
+    <w:p>
+      <w:pPr>
+        <w:bidi/>
+      </w:pPr>
+      <w:r>
+        <w:rPr>
+          <w:rtl/>
+          <w:cs/>
+          <w:lang w:val="ar_AE" w:bidi="ar_AE"/>
+        </w:rPr>
+      </w:r>
+      <w:r>
+        <w:rPr>
+          <w:vertAlign w:val="superscript"/>
+          <w:rtl/>
+          <w:cs/>
           <w:lang w:val="ar_AE" w:bidi="ar_AE"/>
         </w:rPr>
         <w:t>4</w:t>
       </w:r>
       <w:r>
         <w:rPr>
+          <w:rtl/>
+          <w:cs/>
           <w:lang w:val="ar_AE" w:bidi="ar_AE"/>
         </w:rPr>
         <w:t xml:space="preserve"> دَائِمًا فِي كُلِّ أَدْعِيَتِي، مُقَدِّمًا ٱلطَّلْبَةَ لِأَجْلِ جَمِيعِكُمْ بِفَرَحٍ،</w:t>
       </w:r>
-      <w:r>
-        <w:rPr>
-          <w:lang w:val="ar_AE" w:bidi="ar_AE"/>
-        </w:rPr>
-      </w:r>
-      <w:r>
-        <w:rPr>
-          <w:lang w:val="ar_AE" w:bidi="ar_AE"/>
-        </w:rPr>
-      </w:r>
-    </w:p>
-    <w:p>
-      <w:pPr>
-        <w:bidi/>
-      </w:pPr>
-      <w:r>
-        <w:rPr>
-          <w:lang w:val="ar_AE" w:bidi="ar_AE"/>
-        </w:rPr>
-      </w:r>
-    </w:p>
-    <w:p>
-      <w:pPr>
-        <w:bidi/>
-      </w:pPr>
-      <w:r>
-        <w:rPr>
-          <w:lang w:val="ar_AE" w:bidi="ar_AE"/>
-        </w:rPr>
-      </w:r>
-      <w:r>
-        <w:rPr>
-          <w:vertAlign w:val="superscript"/>
+    </w:p>
+    <w:p>
+      <w:pPr>
+        <w:bidi/>
+      </w:pPr>
+      <w:r>
+        <w:rPr>
+          <w:rtl/>
+          <w:cs/>
+          <w:lang w:val="ar_AE" w:bidi="ar_AE"/>
+        </w:rPr>
+      </w:r>
+      <w:r>
+        <w:rPr>
+          <w:vertAlign w:val="superscript"/>
+          <w:rtl/>
+          <w:cs/>
           <w:lang w:val="ar_AE" w:bidi="ar_AE"/>
         </w:rPr>
         <w:t>5</w:t>
       </w:r>
       <w:r>
         <w:rPr>
+          <w:rtl/>
+          <w:cs/>
           <w:lang w:val="ar_AE" w:bidi="ar_AE"/>
         </w:rPr>
         <w:t xml:space="preserve"> لِسَبَبِ مُشَارَكَتِكُمْ فِي ٱلْإِنْجِيلِ مِنْ أَوَّلِ يَوْمٍ إِلَى ٱلْآنَ.</w:t>
       </w:r>
-      <w:r>
-        <w:rPr>
-          <w:lang w:val="ar_AE" w:bidi="ar_AE"/>
-        </w:rPr>
-      </w:r>
-      <w:r>
-        <w:rPr>
-          <w:lang w:val="ar_AE" w:bidi="ar_AE"/>
-        </w:rPr>
-      </w:r>
-    </w:p>
-    <w:p>
-      <w:pPr>
-        <w:bidi/>
-      </w:pPr>
-      <w:r>
-        <w:rPr>
-          <w:lang w:val="ar_AE" w:bidi="ar_AE"/>
-        </w:rPr>
-      </w:r>
-    </w:p>
-    <w:p>
-      <w:pPr>
-        <w:bidi/>
-      </w:pPr>
-      <w:r>
-        <w:rPr>
-          <w:lang w:val="ar_AE" w:bidi="ar_AE"/>
-        </w:rPr>
-      </w:r>
-      <w:r>
-        <w:rPr>
-          <w:vertAlign w:val="superscript"/>
+    </w:p>
+    <w:p>
+      <w:pPr>
+        <w:bidi/>
+      </w:pPr>
+      <w:r>
+        <w:rPr>
+          <w:rtl/>
+          <w:cs/>
+          <w:lang w:val="ar_AE" w:bidi="ar_AE"/>
+        </w:rPr>
+      </w:r>
+      <w:r>
+        <w:rPr>
+          <w:vertAlign w:val="superscript"/>
+          <w:rtl/>
+          <w:cs/>
           <w:lang w:val="ar_AE" w:bidi="ar_AE"/>
         </w:rPr>
         <w:t>6</w:t>
       </w:r>
       <w:r>
         <w:rPr>
+          <w:rtl/>
+          <w:cs/>
           <w:lang w:val="ar_AE" w:bidi="ar_AE"/>
         </w:rPr>
         <w:t xml:space="preserve"> وَاثِقًا بِهَذَا عَيْنِهِ أَنَّ ٱلَّذِي ٱبْتَدَأَ فِيكُمْ عَمَلًا صَالِحًا يُكَمِّلُ إِلَى يَوْمِ يَسُوعَ ٱلْمَسِيحِ.</w:t>
       </w:r>
-      <w:r>
-        <w:rPr>
-          <w:lang w:val="ar_AE" w:bidi="ar_AE"/>
-        </w:rPr>
-      </w:r>
-      <w:r>
-        <w:rPr>
-          <w:lang w:val="ar_AE" w:bidi="ar_AE"/>
-        </w:rPr>
-      </w:r>
-    </w:p>
-    <w:p>
-      <w:pPr>
-        <w:bidi/>
-      </w:pPr>
-      <w:r>
-        <w:rPr>
-          <w:lang w:val="ar_AE" w:bidi="ar_AE"/>
-        </w:rPr>
-      </w:r>
-    </w:p>
-    <w:p>
-      <w:pPr>
-        <w:bidi/>
-      </w:pPr>
-      <w:r>
-        <w:rPr>
-          <w:lang w:val="ar_AE" w:bidi="ar_AE"/>
-        </w:rPr>
-      </w:r>
-      <w:r>
-        <w:rPr>
-          <w:vertAlign w:val="superscript"/>
+    </w:p>
+    <w:p>
+      <w:pPr>
+        <w:bidi/>
+      </w:pPr>
+      <w:r>
+        <w:rPr>
+          <w:rtl/>
+          <w:cs/>
+          <w:lang w:val="ar_AE" w:bidi="ar_AE"/>
+        </w:rPr>
+      </w:r>
+      <w:r>
+        <w:rPr>
+          <w:vertAlign w:val="superscript"/>
+          <w:rtl/>
+          <w:cs/>
           <w:lang w:val="ar_AE" w:bidi="ar_AE"/>
         </w:rPr>
         <w:t>7</w:t>
       </w:r>
       <w:r>
         <w:rPr>
+          <w:rtl/>
+          <w:cs/>
           <w:lang w:val="ar_AE" w:bidi="ar_AE"/>
         </w:rPr>
         <w:t xml:space="preserve"> كَمَا يَحِقُّ لِي أَنْ أَفْتَكِرَ هَذَا مِنْ جِهَةِ جَمِيعِكُمْ، لِأَنِّي حَافِظُكُمْ فِي قَلْبِي، فِي وُثُقِي، وَفِي ٱلْمُحَامَاةِ عَنِ ٱلْإِنْجِيلِ وَتَثْبِيتِهِ، أَنْتُمُ ٱلَّذِينَ جَمِيعُكُمْ شُرَكَائِي فِي ٱلنِّعْمَةِ.</w:t>
       </w:r>
-      <w:r>
-        <w:rPr>
-          <w:lang w:val="ar_AE" w:bidi="ar_AE"/>
-        </w:rPr>
-      </w:r>
-      <w:r>
-        <w:rPr>
-          <w:lang w:val="ar_AE" w:bidi="ar_AE"/>
-        </w:rPr>
-      </w:r>
-    </w:p>
-    <w:p>
-      <w:pPr>
-        <w:bidi/>
-      </w:pPr>
-      <w:r>
-        <w:rPr>
-          <w:lang w:val="ar_AE" w:bidi="ar_AE"/>
-        </w:rPr>
-      </w:r>
-    </w:p>
-    <w:p>
-      <w:pPr>
-        <w:bidi/>
-      </w:pPr>
-      <w:r>
-        <w:rPr>
-          <w:lang w:val="ar_AE" w:bidi="ar_AE"/>
-        </w:rPr>
-      </w:r>
-      <w:r>
-        <w:rPr>
-          <w:vertAlign w:val="superscript"/>
+    </w:p>
+    <w:p>
+      <w:pPr>
+        <w:bidi/>
+      </w:pPr>
+      <w:r>
+        <w:rPr>
+          <w:rtl/>
+          <w:cs/>
+          <w:lang w:val="ar_AE" w:bidi="ar_AE"/>
+        </w:rPr>
+      </w:r>
+      <w:r>
+        <w:rPr>
+          <w:vertAlign w:val="superscript"/>
+          <w:rtl/>
+          <w:cs/>
           <w:lang w:val="ar_AE" w:bidi="ar_AE"/>
         </w:rPr>
         <w:t>8</w:t>
       </w:r>
       <w:r>
         <w:rPr>
+          <w:rtl/>
+          <w:cs/>
           <w:lang w:val="ar_AE" w:bidi="ar_AE"/>
         </w:rPr>
         <w:t xml:space="preserve"> فَإِنَّ ٱللهَ شَاهِدٌ لِي كَيْفَ أَشْتَاقُ إِلَى جَمِيعِكُمْ فِي أَحْشَاءِ يَسُوعَ ٱلْمَسِيحِ.</w:t>
       </w:r>
-      <w:r>
-        <w:rPr>
-          <w:lang w:val="ar_AE" w:bidi="ar_AE"/>
-        </w:rPr>
-      </w:r>
-      <w:r>
-        <w:rPr>
-          <w:lang w:val="ar_AE" w:bidi="ar_AE"/>
-        </w:rPr>
-      </w:r>
-    </w:p>
-    <w:p>
-      <w:pPr>
-        <w:bidi/>
-      </w:pPr>
-      <w:r>
-        <w:rPr>
-          <w:lang w:val="ar_AE" w:bidi="ar_AE"/>
-        </w:rPr>
-      </w:r>
-    </w:p>
-    <w:p>
-      <w:pPr>
-        <w:bidi/>
-      </w:pPr>
-      <w:r>
-        <w:rPr>
-          <w:lang w:val="ar_AE" w:bidi="ar_AE"/>
-        </w:rPr>
-      </w:r>
-      <w:r>
-        <w:rPr>
-          <w:vertAlign w:val="superscript"/>
+    </w:p>
+    <w:p>
+      <w:pPr>
+        <w:bidi/>
+      </w:pPr>
+      <w:r>
+        <w:rPr>
+          <w:rtl/>
+          <w:cs/>
+          <w:lang w:val="ar_AE" w:bidi="ar_AE"/>
+        </w:rPr>
+      </w:r>
+      <w:r>
+        <w:rPr>
+          <w:vertAlign w:val="superscript"/>
+          <w:rtl/>
+          <w:cs/>
           <w:lang w:val="ar_AE" w:bidi="ar_AE"/>
         </w:rPr>
         <w:t>9</w:t>
       </w:r>
       <w:r>
         <w:rPr>
+          <w:rtl/>
+          <w:cs/>
           <w:lang w:val="ar_AE" w:bidi="ar_AE"/>
         </w:rPr>
         <w:t xml:space="preserve"> وَهَذَا أُصَلِّيهِ: أَنْ تَزْدَادَ مَحَبَّتُكُمْ أَيْضًا أَكْثَرَ فَأَكْثَرَ فِي ٱلْمَعْرِفَةِ وَفِي كُلِّ فَهْمٍ،</w:t>
       </w:r>
-      <w:r>
-        <w:rPr>
-          <w:lang w:val="ar_AE" w:bidi="ar_AE"/>
-        </w:rPr>
-      </w:r>
-      <w:r>
-        <w:rPr>
-          <w:lang w:val="ar_AE" w:bidi="ar_AE"/>
-        </w:rPr>
-      </w:r>
-    </w:p>
-    <w:p>
-      <w:pPr>
-        <w:bidi/>
-      </w:pPr>
-      <w:r>
-        <w:rPr>
-          <w:lang w:val="ar_AE" w:bidi="ar_AE"/>
-        </w:rPr>
-      </w:r>
-    </w:p>
-    <w:p>
-      <w:pPr>
-        <w:bidi/>
-      </w:pPr>
-      <w:r>
-        <w:rPr>
-          <w:lang w:val="ar_AE" w:bidi="ar_AE"/>
-        </w:rPr>
-      </w:r>
-      <w:r>
-        <w:rPr>
-          <w:vertAlign w:val="superscript"/>
+    </w:p>
+    <w:p>
+      <w:pPr>
+        <w:bidi/>
+      </w:pPr>
+      <w:r>
+        <w:rPr>
+          <w:rtl/>
+          <w:cs/>
+          <w:lang w:val="ar_AE" w:bidi="ar_AE"/>
+        </w:rPr>
+      </w:r>
+      <w:r>
+        <w:rPr>
+          <w:vertAlign w:val="superscript"/>
+          <w:rtl/>
+          <w:cs/>
           <w:lang w:val="ar_AE" w:bidi="ar_AE"/>
         </w:rPr>
         <w:t>10</w:t>
       </w:r>
       <w:r>
         <w:rPr>
+          <w:rtl/>
+          <w:cs/>
           <w:lang w:val="ar_AE" w:bidi="ar_AE"/>
         </w:rPr>
         <w:t xml:space="preserve"> حَتَّى تُمَيِّزُوا ٱلْأُمُورَ ٱلْمُتَخَالِفَةَ، لِكَيْ تَكُونُوا مُخْلِصِينَ وَبِلَا عَثْرَةٍ إِلَى يَوْمِ ٱلْمَسِيحِ،</w:t>
       </w:r>
-      <w:r>
-        <w:rPr>
-          <w:lang w:val="ar_AE" w:bidi="ar_AE"/>
-        </w:rPr>
-      </w:r>
-      <w:r>
-        <w:rPr>
-          <w:lang w:val="ar_AE" w:bidi="ar_AE"/>
-        </w:rPr>
-      </w:r>
-    </w:p>
-    <w:p>
-      <w:pPr>
-        <w:bidi/>
-      </w:pPr>
-      <w:r>
-        <w:rPr>
-          <w:lang w:val="ar_AE" w:bidi="ar_AE"/>
-        </w:rPr>
-      </w:r>
-    </w:p>
-    <w:p>
-      <w:pPr>
-        <w:bidi/>
-      </w:pPr>
-      <w:r>
-        <w:rPr>
-          <w:lang w:val="ar_AE" w:bidi="ar_AE"/>
-        </w:rPr>
-      </w:r>
-      <w:r>
-        <w:rPr>
-          <w:vertAlign w:val="superscript"/>
+    </w:p>
+    <w:p>
+      <w:pPr>
+        <w:bidi/>
+      </w:pPr>
+      <w:r>
+        <w:rPr>
+          <w:rtl/>
+          <w:cs/>
+          <w:lang w:val="ar_AE" w:bidi="ar_AE"/>
+        </w:rPr>
+      </w:r>
+      <w:r>
+        <w:rPr>
+          <w:vertAlign w:val="superscript"/>
+          <w:rtl/>
+          <w:cs/>
           <w:lang w:val="ar_AE" w:bidi="ar_AE"/>
         </w:rPr>
         <w:t>11</w:t>
       </w:r>
       <w:r>
         <w:rPr>
+          <w:rtl/>
+          <w:cs/>
           <w:lang w:val="ar_AE" w:bidi="ar_AE"/>
         </w:rPr>
         <w:t xml:space="preserve"> مَمْلُوئِينَ مِنْ ثَمَرِ ٱلْبِرِّ ٱلَّذِي بِيَسُوعَ ٱلْمَسِيحِ، لِمَجْدِ ٱللهِ وَحَمْدِهِ.</w:t>
       </w:r>
-      <w:r>
-        <w:rPr>
-          <w:lang w:val="ar_AE" w:bidi="ar_AE"/>
-        </w:rPr>
-      </w:r>
-      <w:r>
-        <w:rPr>
-          <w:lang w:val="ar_AE" w:bidi="ar_AE"/>
-        </w:rPr>
-      </w:r>
-    </w:p>
-    <w:p>
-      <w:pPr>
-        <w:bidi/>
-      </w:pPr>
-      <w:r>
-        <w:rPr>
-          <w:lang w:val="ar_AE" w:bidi="ar_AE"/>
-        </w:rPr>
-      </w:r>
-    </w:p>
-    <w:p>
-      <w:pPr>
-        <w:bidi/>
-      </w:pPr>
-      <w:r>
-        <w:rPr>
-          <w:lang w:val="ar_AE" w:bidi="ar_AE"/>
-        </w:rPr>
-      </w:r>
-      <w:r>
-        <w:rPr>
-          <w:vertAlign w:val="superscript"/>
+    </w:p>
+    <w:p>
+      <w:pPr>
+        <w:bidi/>
+      </w:pPr>
+      <w:r>
+        <w:rPr>
+          <w:rtl/>
+          <w:cs/>
+          <w:lang w:val="ar_AE" w:bidi="ar_AE"/>
+        </w:rPr>
+      </w:r>
+      <w:r>
+        <w:rPr>
+          <w:vertAlign w:val="superscript"/>
+          <w:rtl/>
+          <w:cs/>
           <w:lang w:val="ar_AE" w:bidi="ar_AE"/>
         </w:rPr>
         <w:t>12</w:t>
       </w:r>
       <w:r>
         <w:rPr>
+          <w:rtl/>
+          <w:cs/>
           <w:lang w:val="ar_AE" w:bidi="ar_AE"/>
         </w:rPr>
         <w:t xml:space="preserve"> ثُمَّ أُرِيدُ أَنْ تَعْلَمُوا أَيُّهَا ٱلْإِخْوَةُ أَنَّ أُمُورِي قَدْ آلَتْ أَكْثَرَ إِلَى تَقَدُّمِ ٱلْإِنْجِيلِ،</w:t>
       </w:r>
-      <w:r>
-        <w:rPr>
-          <w:lang w:val="ar_AE" w:bidi="ar_AE"/>
-        </w:rPr>
-      </w:r>
-      <w:r>
-        <w:rPr>
-          <w:lang w:val="ar_AE" w:bidi="ar_AE"/>
-        </w:rPr>
-      </w:r>
-    </w:p>
-    <w:p>
-      <w:pPr>
-        <w:bidi/>
-      </w:pPr>
-      <w:r>
-        <w:rPr>
-          <w:lang w:val="ar_AE" w:bidi="ar_AE"/>
-        </w:rPr>
-      </w:r>
-    </w:p>
-    <w:p>
-      <w:pPr>
-        <w:bidi/>
-      </w:pPr>
-      <w:r>
-        <w:rPr>
-          <w:lang w:val="ar_AE" w:bidi="ar_AE"/>
-        </w:rPr>
-      </w:r>
-      <w:r>
-        <w:rPr>
-          <w:vertAlign w:val="superscript"/>
+    </w:p>
+    <w:p>
+      <w:pPr>
+        <w:bidi/>
+      </w:pPr>
+      <w:r>
+        <w:rPr>
+          <w:rtl/>
+          <w:cs/>
+          <w:lang w:val="ar_AE" w:bidi="ar_AE"/>
+        </w:rPr>
+      </w:r>
+      <w:r>
+        <w:rPr>
+          <w:vertAlign w:val="superscript"/>
+          <w:rtl/>
+          <w:cs/>
           <w:lang w:val="ar_AE" w:bidi="ar_AE"/>
         </w:rPr>
         <w:t>13</w:t>
       </w:r>
       <w:r>
         <w:rPr>
+          <w:rtl/>
+          <w:cs/>
           <w:lang w:val="ar_AE" w:bidi="ar_AE"/>
         </w:rPr>
         <w:t xml:space="preserve"> حَتَّى إِنَّ وُثُقِي صَارَتْ ظَاهِرَةً فِي ٱلْمَسِيحِ فِي كُلِّ دَارِ ٱلْوِلَايَةِ وَفِي بَاقِي ٱلْأَمَاكِنِ أَجْمَعَ.</w:t>
       </w:r>
-      <w:r>
-        <w:rPr>
-          <w:lang w:val="ar_AE" w:bidi="ar_AE"/>
-        </w:rPr>
-      </w:r>
-      <w:r>
-        <w:rPr>
-          <w:lang w:val="ar_AE" w:bidi="ar_AE"/>
-        </w:rPr>
-      </w:r>
-    </w:p>
-    <w:p>
-      <w:pPr>
-        <w:bidi/>
-      </w:pPr>
-      <w:r>
-        <w:rPr>
-          <w:lang w:val="ar_AE" w:bidi="ar_AE"/>
-        </w:rPr>
-      </w:r>
-    </w:p>
-    <w:p>
-      <w:pPr>
-        <w:bidi/>
-      </w:pPr>
-      <w:r>
-        <w:rPr>
-          <w:lang w:val="ar_AE" w:bidi="ar_AE"/>
-        </w:rPr>
-      </w:r>
-      <w:r>
-        <w:rPr>
-          <w:vertAlign w:val="superscript"/>
+    </w:p>
+    <w:p>
+      <w:pPr>
+        <w:bidi/>
+      </w:pPr>
+      <w:r>
+        <w:rPr>
+          <w:rtl/>
+          <w:cs/>
+          <w:lang w:val="ar_AE" w:bidi="ar_AE"/>
+        </w:rPr>
+      </w:r>
+      <w:r>
+        <w:rPr>
+          <w:vertAlign w:val="superscript"/>
+          <w:rtl/>
+          <w:cs/>
           <w:lang w:val="ar_AE" w:bidi="ar_AE"/>
         </w:rPr>
         <w:t>14</w:t>
       </w:r>
       <w:r>
         <w:rPr>
+          <w:rtl/>
+          <w:cs/>
           <w:lang w:val="ar_AE" w:bidi="ar_AE"/>
         </w:rPr>
         <w:t xml:space="preserve"> وَأَكْثَرُ ٱلْإِخْوَةِ، وَهُمْ وَاثِقُونَ فِي ٱلرَّبِّ بِوُثُقِي، يَجْتَرِئُونَ أَكْثَرَ عَلَى ٱلتَّكَلُّمِ بِٱلْكَلِمَةِ بِلَا خَوْفٍ.</w:t>
       </w:r>
-      <w:r>
-        <w:rPr>
-          <w:lang w:val="ar_AE" w:bidi="ar_AE"/>
-        </w:rPr>
-      </w:r>
-      <w:r>
-        <w:rPr>
-          <w:lang w:val="ar_AE" w:bidi="ar_AE"/>
-        </w:rPr>
-      </w:r>
-    </w:p>
-    <w:p>
-      <w:pPr>
-        <w:bidi/>
-      </w:pPr>
-      <w:r>
-        <w:rPr>
-          <w:lang w:val="ar_AE" w:bidi="ar_AE"/>
-        </w:rPr>
-      </w:r>
-    </w:p>
-    <w:p>
-      <w:pPr>
-        <w:bidi/>
-      </w:pPr>
-      <w:r>
-        <w:rPr>
-          <w:lang w:val="ar_AE" w:bidi="ar_AE"/>
-        </w:rPr>
-      </w:r>
-      <w:r>
-        <w:rPr>
-          <w:vertAlign w:val="superscript"/>
+    </w:p>
+    <w:p>
+      <w:pPr>
+        <w:bidi/>
+      </w:pPr>
+      <w:r>
+        <w:rPr>
+          <w:rtl/>
+          <w:cs/>
+          <w:lang w:val="ar_AE" w:bidi="ar_AE"/>
+        </w:rPr>
+      </w:r>
+      <w:r>
+        <w:rPr>
+          <w:vertAlign w:val="superscript"/>
+          <w:rtl/>
+          <w:cs/>
           <w:lang w:val="ar_AE" w:bidi="ar_AE"/>
         </w:rPr>
         <w:t>15</w:t>
       </w:r>
       <w:r>
         <w:rPr>
+          <w:rtl/>
+          <w:cs/>
           <w:lang w:val="ar_AE" w:bidi="ar_AE"/>
         </w:rPr>
         <w:t xml:space="preserve"> أَمَّا قَوْمٌ فَعَنْ حَسَدٍ وَخِصَامٍ يَكْرِزُونَ بِٱلْمَسِيحِ، وَأَمَّا قَوْمٌ فَعَنْ مَسَرَّةٍ.</w:t>
       </w:r>
-      <w:r>
-        <w:rPr>
-          <w:lang w:val="ar_AE" w:bidi="ar_AE"/>
-        </w:rPr>
-      </w:r>
-      <w:r>
-        <w:rPr>
-          <w:lang w:val="ar_AE" w:bidi="ar_AE"/>
-        </w:rPr>
-      </w:r>
-    </w:p>
-    <w:p>
-      <w:pPr>
-        <w:bidi/>
-      </w:pPr>
-      <w:r>
-        <w:rPr>
-          <w:lang w:val="ar_AE" w:bidi="ar_AE"/>
-        </w:rPr>
-      </w:r>
-    </w:p>
-    <w:p>
-      <w:pPr>
-        <w:bidi/>
-      </w:pPr>
-      <w:r>
-        <w:rPr>
-          <w:lang w:val="ar_AE" w:bidi="ar_AE"/>
-        </w:rPr>
-      </w:r>
-      <w:r>
-        <w:rPr>
-          <w:vertAlign w:val="superscript"/>
+    </w:p>
+    <w:p>
+      <w:pPr>
+        <w:bidi/>
+      </w:pPr>
+      <w:r>
+        <w:rPr>
+          <w:rtl/>
+          <w:cs/>
+          <w:lang w:val="ar_AE" w:bidi="ar_AE"/>
+        </w:rPr>
+      </w:r>
+      <w:r>
+        <w:rPr>
+          <w:vertAlign w:val="superscript"/>
+          <w:rtl/>
+          <w:cs/>
           <w:lang w:val="ar_AE" w:bidi="ar_AE"/>
         </w:rPr>
         <w:t>16</w:t>
       </w:r>
       <w:r>
         <w:rPr>
+          <w:rtl/>
+          <w:cs/>
           <w:lang w:val="ar_AE" w:bidi="ar_AE"/>
         </w:rPr>
         <w:t xml:space="preserve"> فَهَؤُلَاءِ عَنْ تَحَزُّبٍ يُنَادُونَ بِٱلْمَسِيحِ لَا عَنْ إِخْلَاصٍ، ظَانِّينَ أَنَّهُمْ يُضِيفُونَ إِلَى وُثُقِي ضِيقًا.</w:t>
       </w:r>
-      <w:r>
-        <w:rPr>
-          <w:lang w:val="ar_AE" w:bidi="ar_AE"/>
-        </w:rPr>
-      </w:r>
-      <w:r>
-        <w:rPr>
-          <w:lang w:val="ar_AE" w:bidi="ar_AE"/>
-        </w:rPr>
-      </w:r>
-    </w:p>
-    <w:p>
-      <w:pPr>
-        <w:bidi/>
-      </w:pPr>
-      <w:r>
-        <w:rPr>
-          <w:lang w:val="ar_AE" w:bidi="ar_AE"/>
-        </w:rPr>
-      </w:r>
-    </w:p>
-    <w:p>
-      <w:pPr>
-        <w:bidi/>
-      </w:pPr>
-      <w:r>
-        <w:rPr>
-          <w:lang w:val="ar_AE" w:bidi="ar_AE"/>
-        </w:rPr>
-      </w:r>
-      <w:r>
-        <w:rPr>
-          <w:vertAlign w:val="superscript"/>
+    </w:p>
+    <w:p>
+      <w:pPr>
+        <w:bidi/>
+      </w:pPr>
+      <w:r>
+        <w:rPr>
+          <w:rtl/>
+          <w:cs/>
+          <w:lang w:val="ar_AE" w:bidi="ar_AE"/>
+        </w:rPr>
+      </w:r>
+      <w:r>
+        <w:rPr>
+          <w:vertAlign w:val="superscript"/>
+          <w:rtl/>
+          <w:cs/>
           <w:lang w:val="ar_AE" w:bidi="ar_AE"/>
         </w:rPr>
         <w:t>17</w:t>
       </w:r>
       <w:r>
         <w:rPr>
+          <w:rtl/>
+          <w:cs/>
           <w:lang w:val="ar_AE" w:bidi="ar_AE"/>
         </w:rPr>
         <w:t xml:space="preserve"> وَأُولَئِكَ عَنْ مَحَبَّةٍ، عَالِمِينَ أَنِّي مَوْضُوعٌ لِحِمَايَةِ ٱلْإِنْجِيلِ.</w:t>
       </w:r>
-      <w:r>
-        <w:rPr>
-          <w:lang w:val="ar_AE" w:bidi="ar_AE"/>
-        </w:rPr>
-      </w:r>
-      <w:r>
-        <w:rPr>
-          <w:lang w:val="ar_AE" w:bidi="ar_AE"/>
-        </w:rPr>
-      </w:r>
-    </w:p>
-    <w:p>
-      <w:pPr>
-        <w:bidi/>
-      </w:pPr>
-      <w:r>
-        <w:rPr>
-          <w:lang w:val="ar_AE" w:bidi="ar_AE"/>
-        </w:rPr>
-      </w:r>
-    </w:p>
-    <w:p>
-      <w:pPr>
-        <w:bidi/>
-      </w:pPr>
-      <w:r>
-        <w:rPr>
-          <w:lang w:val="ar_AE" w:bidi="ar_AE"/>
-        </w:rPr>
-      </w:r>
-      <w:r>
-        <w:rPr>
-          <w:vertAlign w:val="superscript"/>
+    </w:p>
+    <w:p>
+      <w:pPr>
+        <w:bidi/>
+      </w:pPr>
+      <w:r>
+        <w:rPr>
+          <w:rtl/>
+          <w:cs/>
+          <w:lang w:val="ar_AE" w:bidi="ar_AE"/>
+        </w:rPr>
+      </w:r>
+      <w:r>
+        <w:rPr>
+          <w:vertAlign w:val="superscript"/>
+          <w:rtl/>
+          <w:cs/>
           <w:lang w:val="ar_AE" w:bidi="ar_AE"/>
         </w:rPr>
         <w:t>18</w:t>
       </w:r>
       <w:r>
         <w:rPr>
+          <w:rtl/>
+          <w:cs/>
           <w:lang w:val="ar_AE" w:bidi="ar_AE"/>
         </w:rPr>
         <w:t xml:space="preserve"> فَمَاذَا؟ غَيْرَ أَنَّهُ عَلَى كُلِّ وَجْهٍ سَوَاءٌ كَانَ بِعِلَّةٍ أَمْ بِحَقٍّ يُنَادَى بِٱلْمَسِيحِ، وَبِهَذَا أَنَا أَفْرَحُ. بَلْ سَأَفْرَحُ أَيْضًا.</w:t>
       </w:r>
-      <w:r>
-        <w:rPr>
-          <w:lang w:val="ar_AE" w:bidi="ar_AE"/>
-        </w:rPr>
-      </w:r>
-      <w:r>
-        <w:rPr>
-          <w:lang w:val="ar_AE" w:bidi="ar_AE"/>
-        </w:rPr>
-      </w:r>
-    </w:p>
-    <w:p>
-      <w:pPr>
-        <w:bidi/>
-      </w:pPr>
-      <w:r>
-        <w:rPr>
-          <w:lang w:val="ar_AE" w:bidi="ar_AE"/>
-        </w:rPr>
-      </w:r>
-    </w:p>
-    <w:p>
-      <w:pPr>
-        <w:bidi/>
-      </w:pPr>
-      <w:r>
-        <w:rPr>
-          <w:lang w:val="ar_AE" w:bidi="ar_AE"/>
-        </w:rPr>
-      </w:r>
-      <w:r>
-        <w:rPr>
-          <w:vertAlign w:val="superscript"/>
+    </w:p>
+    <w:p>
+      <w:pPr>
+        <w:bidi/>
+      </w:pPr>
+      <w:r>
+        <w:rPr>
+          <w:rtl/>
+          <w:cs/>
+          <w:lang w:val="ar_AE" w:bidi="ar_AE"/>
+        </w:rPr>
+      </w:r>
+      <w:r>
+        <w:rPr>
+          <w:vertAlign w:val="superscript"/>
+          <w:rtl/>
+          <w:cs/>
           <w:lang w:val="ar_AE" w:bidi="ar_AE"/>
         </w:rPr>
         <w:t>19</w:t>
       </w:r>
       <w:r>
         <w:rPr>
+          <w:rtl/>
+          <w:cs/>
           <w:lang w:val="ar_AE" w:bidi="ar_AE"/>
         </w:rPr>
         <w:t xml:space="preserve"> لِأَنِّي أَعْلَمُ أَنَّ هَذَا يَؤُولُ لِي إِلَى خَلَاصٍ بِطَلْبَتِكُمْ وَمُؤَازَرَةِ رُوحِ يَسُوعَ ٱلْمَسِيحِ،</w:t>
       </w:r>
-      <w:r>
-        <w:rPr>
-          <w:lang w:val="ar_AE" w:bidi="ar_AE"/>
-        </w:rPr>
-      </w:r>
-      <w:r>
-        <w:rPr>
-          <w:lang w:val="ar_AE" w:bidi="ar_AE"/>
-        </w:rPr>
-      </w:r>
-    </w:p>
-    <w:p>
-      <w:pPr>
-        <w:bidi/>
-      </w:pPr>
-      <w:r>
-        <w:rPr>
-          <w:lang w:val="ar_AE" w:bidi="ar_AE"/>
-        </w:rPr>
-      </w:r>
-    </w:p>
-    <w:p>
-      <w:pPr>
-        <w:bidi/>
-      </w:pPr>
-      <w:r>
-        <w:rPr>
-          <w:lang w:val="ar_AE" w:bidi="ar_AE"/>
-        </w:rPr>
-      </w:r>
-      <w:r>
-        <w:rPr>
-          <w:vertAlign w:val="superscript"/>
+    </w:p>
+    <w:p>
+      <w:pPr>
+        <w:bidi/>
+      </w:pPr>
+      <w:r>
+        <w:rPr>
+          <w:rtl/>
+          <w:cs/>
+          <w:lang w:val="ar_AE" w:bidi="ar_AE"/>
+        </w:rPr>
+      </w:r>
+      <w:r>
+        <w:rPr>
+          <w:vertAlign w:val="superscript"/>
+          <w:rtl/>
+          <w:cs/>
           <w:lang w:val="ar_AE" w:bidi="ar_AE"/>
         </w:rPr>
         <w:t>20</w:t>
       </w:r>
       <w:r>
         <w:rPr>
+          <w:rtl/>
+          <w:cs/>
           <w:lang w:val="ar_AE" w:bidi="ar_AE"/>
         </w:rPr>
         <w:t xml:space="preserve"> حَسَبَ ٱنْتِظَارِي وَرَجَائِي أَنِّي لَا أُخْزَى فِي شَيْءٍ، بَلْ بِكُلِّ مُجَاهَرَةٍ كَمَا فِي كُلِّ حِينٍ، كَذَلِكَ ٱلْآنَ، يَتَعَظَّمُ ٱلْمَسِيحُ فِي جَسَدِي، سَوَاءٌ كَانَ بِحَيَاةٍ أَمْ بِمَوْتٍ.</w:t>
       </w:r>
-      <w:r>
-        <w:rPr>
-          <w:lang w:val="ar_AE" w:bidi="ar_AE"/>
-        </w:rPr>
-      </w:r>
-      <w:r>
-        <w:rPr>
-          <w:lang w:val="ar_AE" w:bidi="ar_AE"/>
-        </w:rPr>
-      </w:r>
-    </w:p>
-    <w:p>
-      <w:pPr>
-        <w:bidi/>
-      </w:pPr>
-      <w:r>
-        <w:rPr>
-          <w:lang w:val="ar_AE" w:bidi="ar_AE"/>
-        </w:rPr>
-      </w:r>
-    </w:p>
-    <w:p>
-      <w:pPr>
-        <w:bidi/>
-      </w:pPr>
-      <w:r>
-        <w:rPr>
-          <w:lang w:val="ar_AE" w:bidi="ar_AE"/>
-        </w:rPr>
-      </w:r>
-      <w:r>
-        <w:rPr>
-          <w:vertAlign w:val="superscript"/>
+    </w:p>
+    <w:p>
+      <w:pPr>
+        <w:bidi/>
+      </w:pPr>
+      <w:r>
+        <w:rPr>
+          <w:rtl/>
+          <w:cs/>
+          <w:lang w:val="ar_AE" w:bidi="ar_AE"/>
+        </w:rPr>
+      </w:r>
+      <w:r>
+        <w:rPr>
+          <w:vertAlign w:val="superscript"/>
+          <w:rtl/>
+          <w:cs/>
           <w:lang w:val="ar_AE" w:bidi="ar_AE"/>
         </w:rPr>
         <w:t>21</w:t>
       </w:r>
       <w:r>
         <w:rPr>
+          <w:rtl/>
+          <w:cs/>
           <w:lang w:val="ar_AE" w:bidi="ar_AE"/>
         </w:rPr>
         <w:t xml:space="preserve"> لِأَنَّ لِيَ ٱلْحَيَاةَ هِيَ ٱلْمَسِيحُ وَٱلْمَوْتُ هُوَ رِبْحٌ.</w:t>
       </w:r>
-      <w:r>
-        <w:rPr>
-          <w:lang w:val="ar_AE" w:bidi="ar_AE"/>
-        </w:rPr>
-      </w:r>
-      <w:r>
-        <w:rPr>
-          <w:lang w:val="ar_AE" w:bidi="ar_AE"/>
-        </w:rPr>
-      </w:r>
-    </w:p>
-    <w:p>
-      <w:pPr>
-        <w:bidi/>
-      </w:pPr>
-      <w:r>
-        <w:rPr>
-          <w:lang w:val="ar_AE" w:bidi="ar_AE"/>
-        </w:rPr>
-      </w:r>
-    </w:p>
-    <w:p>
-      <w:pPr>
-        <w:bidi/>
-      </w:pPr>
-      <w:r>
-        <w:rPr>
-          <w:lang w:val="ar_AE" w:bidi="ar_AE"/>
-        </w:rPr>
-      </w:r>
-      <w:r>
-        <w:rPr>
-          <w:vertAlign w:val="superscript"/>
+    </w:p>
+    <w:p>
+      <w:pPr>
+        <w:bidi/>
+      </w:pPr>
+      <w:r>
+        <w:rPr>
+          <w:rtl/>
+          <w:cs/>
+          <w:lang w:val="ar_AE" w:bidi="ar_AE"/>
+        </w:rPr>
+      </w:r>
+      <w:r>
+        <w:rPr>
+          <w:vertAlign w:val="superscript"/>
+          <w:rtl/>
+          <w:cs/>
           <w:lang w:val="ar_AE" w:bidi="ar_AE"/>
         </w:rPr>
         <w:t>22</w:t>
       </w:r>
       <w:r>
         <w:rPr>
+          <w:rtl/>
+          <w:cs/>
           <w:lang w:val="ar_AE" w:bidi="ar_AE"/>
         </w:rPr>
         <w:t xml:space="preserve"> وَلَكِنْ إِنْ كَانَتِ ٱلْحَيَاةُ فِي ٱلْجَسَدِ هِيَ لِي ثَمَرُ عَمَلِي، فَمَاذَا أَخْتَارُ؟ لَسْتُ أَدْرِي!</w:t>
       </w:r>
-      <w:r>
-        <w:rPr>
-          <w:lang w:val="ar_AE" w:bidi="ar_AE"/>
-        </w:rPr>
-      </w:r>
-      <w:r>
-        <w:rPr>
-          <w:lang w:val="ar_AE" w:bidi="ar_AE"/>
-        </w:rPr>
-      </w:r>
-    </w:p>
-    <w:p>
-      <w:pPr>
-        <w:bidi/>
-      </w:pPr>
-      <w:r>
-        <w:rPr>
-          <w:lang w:val="ar_AE" w:bidi="ar_AE"/>
-        </w:rPr>
-      </w:r>
-    </w:p>
-    <w:p>
-      <w:pPr>
-        <w:bidi/>
-      </w:pPr>
-      <w:r>
-        <w:rPr>
-          <w:lang w:val="ar_AE" w:bidi="ar_AE"/>
-        </w:rPr>
-      </w:r>
-      <w:r>
-        <w:rPr>
-          <w:vertAlign w:val="superscript"/>
+    </w:p>
+    <w:p>
+      <w:pPr>
+        <w:bidi/>
+      </w:pPr>
+      <w:r>
+        <w:rPr>
+          <w:rtl/>
+          <w:cs/>
+          <w:lang w:val="ar_AE" w:bidi="ar_AE"/>
+        </w:rPr>
+      </w:r>
+      <w:r>
+        <w:rPr>
+          <w:vertAlign w:val="superscript"/>
+          <w:rtl/>
+          <w:cs/>
           <w:lang w:val="ar_AE" w:bidi="ar_AE"/>
         </w:rPr>
         <w:t>23</w:t>
       </w:r>
       <w:r>
         <w:rPr>
+          <w:rtl/>
+          <w:cs/>
           <w:lang w:val="ar_AE" w:bidi="ar_AE"/>
         </w:rPr>
         <w:t xml:space="preserve"> فَإِنِّي مَحْصُورٌ مِنْ ٱلِٱثْنَيْنِ: لِيَ ٱشْتِهَاءٌ أَنْ أَنْطَلِقَ وَأَكُونَ مَعَ ٱلْمَسِيحِ، ذَاكَ أَفْضَلُ جِدًّا.</w:t>
       </w:r>
-      <w:r>
-        <w:rPr>
-          <w:lang w:val="ar_AE" w:bidi="ar_AE"/>
-        </w:rPr>
-      </w:r>
-      <w:r>
-        <w:rPr>
-          <w:lang w:val="ar_AE" w:bidi="ar_AE"/>
-        </w:rPr>
-      </w:r>
-    </w:p>
-    <w:p>
-      <w:pPr>
-        <w:bidi/>
-      </w:pPr>
-      <w:r>
-        <w:rPr>
-          <w:lang w:val="ar_AE" w:bidi="ar_AE"/>
-        </w:rPr>
-      </w:r>
-    </w:p>
-    <w:p>
-      <w:pPr>
-        <w:bidi/>
-      </w:pPr>
-      <w:r>
-        <w:rPr>
-          <w:lang w:val="ar_AE" w:bidi="ar_AE"/>
-        </w:rPr>
-      </w:r>
-      <w:r>
-        <w:rPr>
-          <w:vertAlign w:val="superscript"/>
+    </w:p>
+    <w:p>
+      <w:pPr>
+        <w:bidi/>
+      </w:pPr>
+      <w:r>
+        <w:rPr>
+          <w:rtl/>
+          <w:cs/>
+          <w:lang w:val="ar_AE" w:bidi="ar_AE"/>
+        </w:rPr>
+      </w:r>
+      <w:r>
+        <w:rPr>
+          <w:vertAlign w:val="superscript"/>
+          <w:rtl/>
+          <w:cs/>
           <w:lang w:val="ar_AE" w:bidi="ar_AE"/>
         </w:rPr>
         <w:t>24</w:t>
       </w:r>
       <w:r>
         <w:rPr>
+          <w:rtl/>
+          <w:cs/>
           <w:lang w:val="ar_AE" w:bidi="ar_AE"/>
         </w:rPr>
         <w:t xml:space="preserve"> وَلَكِنْ أَنْ أَبْقَى فِي ٱلْجَسَدِ أَلْزَمُ مِنْ أَجْلِكُمْ.</w:t>
       </w:r>
-      <w:r>
-        <w:rPr>
-          <w:lang w:val="ar_AE" w:bidi="ar_AE"/>
-        </w:rPr>
-      </w:r>
-      <w:r>
-        <w:rPr>
-          <w:lang w:val="ar_AE" w:bidi="ar_AE"/>
-        </w:rPr>
-      </w:r>
-    </w:p>
-    <w:p>
-      <w:pPr>
-        <w:bidi/>
-      </w:pPr>
-      <w:r>
-        <w:rPr>
-          <w:lang w:val="ar_AE" w:bidi="ar_AE"/>
-        </w:rPr>
-      </w:r>
-    </w:p>
-    <w:p>
-      <w:pPr>
-        <w:bidi/>
-      </w:pPr>
-      <w:r>
-        <w:rPr>
-          <w:lang w:val="ar_AE" w:bidi="ar_AE"/>
-        </w:rPr>
-      </w:r>
-      <w:r>
-        <w:rPr>
-          <w:vertAlign w:val="superscript"/>
+    </w:p>
+    <w:p>
+      <w:pPr>
+        <w:bidi/>
+      </w:pPr>
+      <w:r>
+        <w:rPr>
+          <w:rtl/>
+          <w:cs/>
+          <w:lang w:val="ar_AE" w:bidi="ar_AE"/>
+        </w:rPr>
+      </w:r>
+      <w:r>
+        <w:rPr>
+          <w:vertAlign w:val="superscript"/>
+          <w:rtl/>
+          <w:cs/>
           <w:lang w:val="ar_AE" w:bidi="ar_AE"/>
         </w:rPr>
         <w:t>25</w:t>
       </w:r>
       <w:r>
         <w:rPr>
+          <w:rtl/>
+          <w:cs/>
           <w:lang w:val="ar_AE" w:bidi="ar_AE"/>
         </w:rPr>
         <w:t xml:space="preserve"> فَإِذْ أَنَا وَاثِقٌ بِهَذَا أَعْلَمُ أَنِّي أَمْكُثُ وَأَبْقَى مَعَ جَمِيعِكُمْ لِأَجْلِ تَقَدُّمِكُمْ وَفَرَحِكُمْ فِي ٱلْإِيمَانِ،</w:t>
       </w:r>
-      <w:r>
-        <w:rPr>
-          <w:lang w:val="ar_AE" w:bidi="ar_AE"/>
-        </w:rPr>
-      </w:r>
-      <w:r>
-        <w:rPr>
-          <w:lang w:val="ar_AE" w:bidi="ar_AE"/>
-        </w:rPr>
-      </w:r>
-    </w:p>
-    <w:p>
-      <w:pPr>
-        <w:bidi/>
-      </w:pPr>
-      <w:r>
-        <w:rPr>
-          <w:lang w:val="ar_AE" w:bidi="ar_AE"/>
-        </w:rPr>
-      </w:r>
-    </w:p>
-    <w:p>
-      <w:pPr>
-        <w:bidi/>
-      </w:pPr>
-      <w:r>
-        <w:rPr>
-          <w:lang w:val="ar_AE" w:bidi="ar_AE"/>
-        </w:rPr>
-      </w:r>
-      <w:r>
-        <w:rPr>
-          <w:vertAlign w:val="superscript"/>
+    </w:p>
+    <w:p>
+      <w:pPr>
+        <w:bidi/>
+      </w:pPr>
+      <w:r>
+        <w:rPr>
+          <w:rtl/>
+          <w:cs/>
+          <w:lang w:val="ar_AE" w:bidi="ar_AE"/>
+        </w:rPr>
+      </w:r>
+      <w:r>
+        <w:rPr>
+          <w:vertAlign w:val="superscript"/>
+          <w:rtl/>
+          <w:cs/>
           <w:lang w:val="ar_AE" w:bidi="ar_AE"/>
         </w:rPr>
         <w:t>26</w:t>
       </w:r>
       <w:r>
         <w:rPr>
+          <w:rtl/>
+          <w:cs/>
           <w:lang w:val="ar_AE" w:bidi="ar_AE"/>
         </w:rPr>
         <w:t xml:space="preserve"> لِكَيْ يَزْدَادَ ٱفْتِخَارُكُمْ فِي ٱلْمَسِيحِ يَسُوعَ فِيَّ، بِوَاسِطَةِ حُضُورِي أَيْضًا عِنْدَكُمْ.</w:t>
       </w:r>
-      <w:r>
-        <w:rPr>
-          <w:lang w:val="ar_AE" w:bidi="ar_AE"/>
-        </w:rPr>
-      </w:r>
-      <w:r>
-        <w:rPr>
-          <w:lang w:val="ar_AE" w:bidi="ar_AE"/>
-        </w:rPr>
-      </w:r>
-    </w:p>
-    <w:p>
-      <w:pPr>
-        <w:bidi/>
-      </w:pPr>
-      <w:r>
-        <w:rPr>
-          <w:lang w:val="ar_AE" w:bidi="ar_AE"/>
-        </w:rPr>
-      </w:r>
-    </w:p>
-    <w:p>
-      <w:pPr>
-        <w:bidi/>
-      </w:pPr>
-      <w:r>
-        <w:rPr>
-          <w:lang w:val="ar_AE" w:bidi="ar_AE"/>
-        </w:rPr>
-      </w:r>
-      <w:r>
-        <w:rPr>
-          <w:vertAlign w:val="superscript"/>
+    </w:p>
+    <w:p>
+      <w:pPr>
+        <w:bidi/>
+      </w:pPr>
+      <w:r>
+        <w:rPr>
+          <w:rtl/>
+          <w:cs/>
+          <w:lang w:val="ar_AE" w:bidi="ar_AE"/>
+        </w:rPr>
+      </w:r>
+      <w:r>
+        <w:rPr>
+          <w:vertAlign w:val="superscript"/>
+          <w:rtl/>
+          <w:cs/>
           <w:lang w:val="ar_AE" w:bidi="ar_AE"/>
         </w:rPr>
         <w:t>27</w:t>
       </w:r>
       <w:r>
         <w:rPr>
+          <w:rtl/>
+          <w:cs/>
           <w:lang w:val="ar_AE" w:bidi="ar_AE"/>
         </w:rPr>
         <w:t xml:space="preserve"> فَقَطْ عِيشُوا كَمَا يَحِقُّ لِإِنْجِيلِ ٱلْمَسِيحِ، حَتَّى إِذَا جِئْتُ وَرَأَيْتُكُمْ، أَوْ كُنْتُ غَائِبًا أَسْمَعُ أُمُورَكُمْ أَنَّكُمْ تَثْبُتُونَ فِي رُوحٍ وَاحِدٍ، مُجَاهِدِينَ مَعًا بِنَفْسٍ وَاحِدَةٍ لِإِيمَانِ ٱلْإِنْجِيلِ،</w:t>
       </w:r>
-      <w:r>
-        <w:rPr>
-          <w:lang w:val="ar_AE" w:bidi="ar_AE"/>
-        </w:rPr>
-      </w:r>
-      <w:r>
-        <w:rPr>
-          <w:lang w:val="ar_AE" w:bidi="ar_AE"/>
-        </w:rPr>
-      </w:r>
-    </w:p>
-    <w:p>
-      <w:pPr>
-        <w:bidi/>
-      </w:pPr>
-      <w:r>
-        <w:rPr>
-          <w:lang w:val="ar_AE" w:bidi="ar_AE"/>
-        </w:rPr>
-      </w:r>
-    </w:p>
-    <w:p>
-      <w:pPr>
-        <w:bidi/>
-      </w:pPr>
-      <w:r>
-        <w:rPr>
-          <w:lang w:val="ar_AE" w:bidi="ar_AE"/>
-        </w:rPr>
-      </w:r>
-      <w:r>
-        <w:rPr>
-          <w:vertAlign w:val="superscript"/>
+    </w:p>
+    <w:p>
+      <w:pPr>
+        <w:bidi/>
+      </w:pPr>
+      <w:r>
+        <w:rPr>
+          <w:rtl/>
+          <w:cs/>
+          <w:lang w:val="ar_AE" w:bidi="ar_AE"/>
+        </w:rPr>
+      </w:r>
+      <w:r>
+        <w:rPr>
+          <w:vertAlign w:val="superscript"/>
+          <w:rtl/>
+          <w:cs/>
           <w:lang w:val="ar_AE" w:bidi="ar_AE"/>
         </w:rPr>
         <w:t>28</w:t>
       </w:r>
       <w:r>
         <w:rPr>
+          <w:rtl/>
+          <w:cs/>
           <w:lang w:val="ar_AE" w:bidi="ar_AE"/>
         </w:rPr>
         <w:t xml:space="preserve"> غَيْرَ مُخَوَّفِينَ بِشَيْءٍ مِنَ ٱلْمُقَاوِمِينَ، ٱلْأَمْرُ ٱلَّذِي هُوَ لَهُمْ بَيِّنَةٌ لِلْهَلَاكِ، وَأَمَّا لَكُمْ فَلِلْخَلَاصِ، وَذَلِكَ مِنَ ٱللهِ.</w:t>
       </w:r>
-      <w:r>
-        <w:rPr>
-          <w:lang w:val="ar_AE" w:bidi="ar_AE"/>
-        </w:rPr>
-      </w:r>
-      <w:r>
-        <w:rPr>
-          <w:lang w:val="ar_AE" w:bidi="ar_AE"/>
-        </w:rPr>
-      </w:r>
-    </w:p>
-    <w:p>
-      <w:pPr>
-        <w:bidi/>
-      </w:pPr>
-      <w:r>
-        <w:rPr>
-          <w:lang w:val="ar_AE" w:bidi="ar_AE"/>
-        </w:rPr>
-      </w:r>
-    </w:p>
-    <w:p>
-      <w:pPr>
-        <w:bidi/>
-      </w:pPr>
-      <w:r>
-        <w:rPr>
-          <w:lang w:val="ar_AE" w:bidi="ar_AE"/>
-        </w:rPr>
-      </w:r>
-      <w:r>
-        <w:rPr>
-          <w:vertAlign w:val="superscript"/>
+    </w:p>
+    <w:p>
+      <w:pPr>
+        <w:bidi/>
+      </w:pPr>
+      <w:r>
+        <w:rPr>
+          <w:rtl/>
+          <w:cs/>
+          <w:lang w:val="ar_AE" w:bidi="ar_AE"/>
+        </w:rPr>
+      </w:r>
+      <w:r>
+        <w:rPr>
+          <w:vertAlign w:val="superscript"/>
+          <w:rtl/>
+          <w:cs/>
           <w:lang w:val="ar_AE" w:bidi="ar_AE"/>
         </w:rPr>
         <w:t>29</w:t>
       </w:r>
       <w:r>
         <w:rPr>
+          <w:rtl/>
+          <w:cs/>
           <w:lang w:val="ar_AE" w:bidi="ar_AE"/>
         </w:rPr>
         <w:t xml:space="preserve"> لِأَنَّهُ قَدْ وُهِبَ لَكُمْ لِأَجْلِ ٱلْمَسِيحِ لَا أَنْ تُؤْمِنُوا بِهِ فَقَطْ، بَلْ أَيْضًا أَنْ تَتَأَلَّمُوا لِأَجْلِهِ.</w:t>
       </w:r>
-      <w:r>
-        <w:rPr>
-          <w:lang w:val="ar_AE" w:bidi="ar_AE"/>
-        </w:rPr>
-      </w:r>
-      <w:r>
-        <w:rPr>
-          <w:lang w:val="ar_AE" w:bidi="ar_AE"/>
-        </w:rPr>
-      </w:r>
-    </w:p>
-    <w:p>
-      <w:pPr>
-        <w:bidi/>
-      </w:pPr>
-      <w:r>
-        <w:rPr>
-          <w:lang w:val="ar_AE" w:bidi="ar_AE"/>
-        </w:rPr>
-      </w:r>
-    </w:p>
-    <w:p>
-      <w:pPr>
-        <w:bidi/>
-      </w:pPr>
-      <w:r>
-        <w:rPr>
-          <w:lang w:val="ar_AE" w:bidi="ar_AE"/>
-        </w:rPr>
-      </w:r>
-      <w:r>
-        <w:rPr>
-          <w:vertAlign w:val="superscript"/>
+    </w:p>
+    <w:p>
+      <w:pPr>
+        <w:bidi/>
+      </w:pPr>
+      <w:r>
+        <w:rPr>
+          <w:rtl/>
+          <w:cs/>
+          <w:lang w:val="ar_AE" w:bidi="ar_AE"/>
+        </w:rPr>
+      </w:r>
+      <w:r>
+        <w:rPr>
+          <w:vertAlign w:val="superscript"/>
+          <w:rtl/>
+          <w:cs/>
           <w:lang w:val="ar_AE" w:bidi="ar_AE"/>
         </w:rPr>
         <w:t>30</w:t>
       </w:r>
       <w:r>
         <w:rPr>
+          <w:rtl/>
+          <w:cs/>
           <w:lang w:val="ar_AE" w:bidi="ar_AE"/>
         </w:rPr>
         <w:t xml:space="preserve"> إِذْ لَكُمُ ٱلْجِهَادُ عَيْنُهُ ٱلَّذِي رَأَيْتُمُوهُ فِيَّ، وَٱلْآنَ تَسْمَعُونَ فِيَّ.</w:t>
       </w:r>
-      <w:r>
-        <w:rPr>
-          <w:lang w:val="ar_AE" w:bidi="ar_AE"/>
-        </w:rPr>
-      </w:r>
-      <w:r>
-        <w:rPr>
-          <w:lang w:val="ar_AE" w:bidi="ar_AE"/>
-        </w:rPr>
-      </w:r>
-    </w:p>
-    <w:p>
-      <w:pPr>
-        <w:bidi/>
-      </w:pPr>
-      <w:r>
-        <w:rPr>
-          <w:lang w:val="ar_AE" w:bidi="ar_AE"/>
-        </w:rPr>
-      </w:r>
     </w:p>
     <w:p>
       <w:pPr>
@@ -1548,1305 +1127,889 @@
       </w:pPr>
       <w:r>
         <w:rPr>
+          <w:rtl/>
+          <w:cs/>
           <w:lang w:val="ar_AE" w:bidi="ar_AE"/>
         </w:rPr>
         <w:t>Philippians 2:1</w:t>
       </w:r>
       <w:r>
         <w:rPr>
-          <w:lang w:val="ar_AE" w:bidi="ar_AE"/>
-        </w:rPr>
-      </w:r>
-    </w:p>
-    <w:p>
-      <w:pPr>
-        <w:bidi/>
-      </w:pPr>
-      <w:r>
-        <w:rPr>
-          <w:lang w:val="ar_AE" w:bidi="ar_AE"/>
-        </w:rPr>
-      </w:r>
-      <w:r>
-        <w:rPr>
-          <w:vertAlign w:val="superscript"/>
+          <w:rtl/>
+          <w:cs/>
+          <w:lang w:val="ar_AE" w:bidi="ar_AE"/>
+        </w:rPr>
+      </w:r>
+    </w:p>
+    <w:p>
+      <w:pPr>
+        <w:bidi/>
+      </w:pPr>
+      <w:r>
+        <w:rPr>
+          <w:rtl/>
+          <w:cs/>
+          <w:lang w:val="ar_AE" w:bidi="ar_AE"/>
+        </w:rPr>
+      </w:r>
+      <w:r>
+        <w:rPr>
+          <w:vertAlign w:val="superscript"/>
+          <w:rtl/>
+          <w:cs/>
           <w:lang w:val="ar_AE" w:bidi="ar_AE"/>
         </w:rPr>
         <w:t>1</w:t>
       </w:r>
       <w:r>
         <w:rPr>
+          <w:rtl/>
+          <w:cs/>
           <w:lang w:val="ar_AE" w:bidi="ar_AE"/>
         </w:rPr>
         <w:t xml:space="preserve"> فَإِنْ كَانَ وَعْظٌ مَا فِي ٱلْمَسِيحِ. إِنْ كَانَتْ تَسْلِيَةٌ مَا لِلْمَحَبَّةِ. إِنْ كَانَتْ شَرِكَةٌ مَا فِي ٱلرُّوحِ. إِنْ كَانَتْ أَحْشَاءٌ وَرَأْفَةٌ،</w:t>
       </w:r>
-      <w:r>
-        <w:rPr>
-          <w:lang w:val="ar_AE" w:bidi="ar_AE"/>
-        </w:rPr>
-      </w:r>
-      <w:r>
-        <w:rPr>
-          <w:lang w:val="ar_AE" w:bidi="ar_AE"/>
-        </w:rPr>
-      </w:r>
-    </w:p>
-    <w:p>
-      <w:pPr>
-        <w:bidi/>
-      </w:pPr>
-      <w:r>
-        <w:rPr>
-          <w:lang w:val="ar_AE" w:bidi="ar_AE"/>
-        </w:rPr>
-      </w:r>
-    </w:p>
-    <w:p>
-      <w:pPr>
-        <w:bidi/>
-      </w:pPr>
-      <w:r>
-        <w:rPr>
-          <w:lang w:val="ar_AE" w:bidi="ar_AE"/>
-        </w:rPr>
-      </w:r>
-      <w:r>
-        <w:rPr>
-          <w:vertAlign w:val="superscript"/>
+    </w:p>
+    <w:p>
+      <w:pPr>
+        <w:bidi/>
+      </w:pPr>
+      <w:r>
+        <w:rPr>
+          <w:rtl/>
+          <w:cs/>
+          <w:lang w:val="ar_AE" w:bidi="ar_AE"/>
+        </w:rPr>
+      </w:r>
+      <w:r>
+        <w:rPr>
+          <w:vertAlign w:val="superscript"/>
+          <w:rtl/>
+          <w:cs/>
           <w:lang w:val="ar_AE" w:bidi="ar_AE"/>
         </w:rPr>
         <w:t>2</w:t>
       </w:r>
       <w:r>
         <w:rPr>
+          <w:rtl/>
+          <w:cs/>
           <w:lang w:val="ar_AE" w:bidi="ar_AE"/>
         </w:rPr>
         <w:t xml:space="preserve"> فَتَمِّمُوا فَرَحِي حَتَّى تَفْتَكِرُوا فِكْرًا وَاحِدًا وَلَكُمْ مَحَبَّةٌ وَاحِدَةٌ بِنَفْسٍ وَاحِدَةٍ، مُفْتَكِرِينَ شَيْئًا وَاحِدًا،</w:t>
       </w:r>
-      <w:r>
-        <w:rPr>
-          <w:lang w:val="ar_AE" w:bidi="ar_AE"/>
-        </w:rPr>
-      </w:r>
-      <w:r>
-        <w:rPr>
-          <w:lang w:val="ar_AE" w:bidi="ar_AE"/>
-        </w:rPr>
-      </w:r>
-    </w:p>
-    <w:p>
-      <w:pPr>
-        <w:bidi/>
-      </w:pPr>
-      <w:r>
-        <w:rPr>
-          <w:lang w:val="ar_AE" w:bidi="ar_AE"/>
-        </w:rPr>
-      </w:r>
-    </w:p>
-    <w:p>
-      <w:pPr>
-        <w:bidi/>
-      </w:pPr>
-      <w:r>
-        <w:rPr>
-          <w:lang w:val="ar_AE" w:bidi="ar_AE"/>
-        </w:rPr>
-      </w:r>
-      <w:r>
-        <w:rPr>
-          <w:vertAlign w:val="superscript"/>
+    </w:p>
+    <w:p>
+      <w:pPr>
+        <w:bidi/>
+      </w:pPr>
+      <w:r>
+        <w:rPr>
+          <w:rtl/>
+          <w:cs/>
+          <w:lang w:val="ar_AE" w:bidi="ar_AE"/>
+        </w:rPr>
+      </w:r>
+      <w:r>
+        <w:rPr>
+          <w:vertAlign w:val="superscript"/>
+          <w:rtl/>
+          <w:cs/>
           <w:lang w:val="ar_AE" w:bidi="ar_AE"/>
         </w:rPr>
         <w:t>3</w:t>
       </w:r>
       <w:r>
         <w:rPr>
+          <w:rtl/>
+          <w:cs/>
           <w:lang w:val="ar_AE" w:bidi="ar_AE"/>
         </w:rPr>
         <w:t xml:space="preserve"> لَا شَيْئًا بِتَحَزُّبٍ أَوْ بِعُجْبٍ، بَلْ بِتَوَاضُعٍ، حَاسِبِينَ بَعْضُكُمُ ٱلْبَعْضَ أَفْضَلَ مِنْ أَنْفُسِهِمْ.</w:t>
       </w:r>
-      <w:r>
-        <w:rPr>
-          <w:lang w:val="ar_AE" w:bidi="ar_AE"/>
-        </w:rPr>
-      </w:r>
-      <w:r>
-        <w:rPr>
-          <w:lang w:val="ar_AE" w:bidi="ar_AE"/>
-        </w:rPr>
-      </w:r>
-    </w:p>
-    <w:p>
-      <w:pPr>
-        <w:bidi/>
-      </w:pPr>
-      <w:r>
-        <w:rPr>
-          <w:lang w:val="ar_AE" w:bidi="ar_AE"/>
-        </w:rPr>
-      </w:r>
-    </w:p>
-    <w:p>
-      <w:pPr>
-        <w:bidi/>
-      </w:pPr>
-      <w:r>
-        <w:rPr>
-          <w:lang w:val="ar_AE" w:bidi="ar_AE"/>
-        </w:rPr>
-      </w:r>
-      <w:r>
-        <w:rPr>
-          <w:vertAlign w:val="superscript"/>
+    </w:p>
+    <w:p>
+      <w:pPr>
+        <w:bidi/>
+      </w:pPr>
+      <w:r>
+        <w:rPr>
+          <w:rtl/>
+          <w:cs/>
+          <w:lang w:val="ar_AE" w:bidi="ar_AE"/>
+        </w:rPr>
+      </w:r>
+      <w:r>
+        <w:rPr>
+          <w:vertAlign w:val="superscript"/>
+          <w:rtl/>
+          <w:cs/>
           <w:lang w:val="ar_AE" w:bidi="ar_AE"/>
         </w:rPr>
         <w:t>4</w:t>
       </w:r>
       <w:r>
         <w:rPr>
+          <w:rtl/>
+          <w:cs/>
           <w:lang w:val="ar_AE" w:bidi="ar_AE"/>
         </w:rPr>
         <w:t xml:space="preserve"> لَا تَنْظُرُوا كُلُّ وَاحِدٍ إِلَى مَا هُوَ لِنَفْسِهِ، بَلْ كُلُّ وَاحِدٍ إِلَى مَا هُوَ لِآخَرِينَ أَيْضًا.</w:t>
       </w:r>
-      <w:r>
-        <w:rPr>
-          <w:lang w:val="ar_AE" w:bidi="ar_AE"/>
-        </w:rPr>
-      </w:r>
-      <w:r>
-        <w:rPr>
-          <w:lang w:val="ar_AE" w:bidi="ar_AE"/>
-        </w:rPr>
-      </w:r>
-    </w:p>
-    <w:p>
-      <w:pPr>
-        <w:bidi/>
-      </w:pPr>
-      <w:r>
-        <w:rPr>
-          <w:lang w:val="ar_AE" w:bidi="ar_AE"/>
-        </w:rPr>
-      </w:r>
-    </w:p>
-    <w:p>
-      <w:pPr>
-        <w:bidi/>
-      </w:pPr>
-      <w:r>
-        <w:rPr>
-          <w:lang w:val="ar_AE" w:bidi="ar_AE"/>
-        </w:rPr>
-      </w:r>
-      <w:r>
-        <w:rPr>
-          <w:vertAlign w:val="superscript"/>
+    </w:p>
+    <w:p>
+      <w:pPr>
+        <w:bidi/>
+      </w:pPr>
+      <w:r>
+        <w:rPr>
+          <w:rtl/>
+          <w:cs/>
+          <w:lang w:val="ar_AE" w:bidi="ar_AE"/>
+        </w:rPr>
+      </w:r>
+      <w:r>
+        <w:rPr>
+          <w:vertAlign w:val="superscript"/>
+          <w:rtl/>
+          <w:cs/>
           <w:lang w:val="ar_AE" w:bidi="ar_AE"/>
         </w:rPr>
         <w:t>5</w:t>
       </w:r>
       <w:r>
         <w:rPr>
+          <w:rtl/>
+          <w:cs/>
           <w:lang w:val="ar_AE" w:bidi="ar_AE"/>
         </w:rPr>
         <w:t xml:space="preserve"> فَلْيَكُنْ فِيكُمْ هَذَا ٱلْفِكْرُ ٱلَّذِي فِي ٱلْمَسِيحِ يَسُوعَ أَيْضًا:</w:t>
       </w:r>
-      <w:r>
-        <w:rPr>
-          <w:lang w:val="ar_AE" w:bidi="ar_AE"/>
-        </w:rPr>
-      </w:r>
-      <w:r>
-        <w:rPr>
-          <w:lang w:val="ar_AE" w:bidi="ar_AE"/>
-        </w:rPr>
-      </w:r>
-    </w:p>
-    <w:p>
-      <w:pPr>
-        <w:bidi/>
-      </w:pPr>
-      <w:r>
-        <w:rPr>
-          <w:lang w:val="ar_AE" w:bidi="ar_AE"/>
-        </w:rPr>
-      </w:r>
-    </w:p>
-    <w:p>
-      <w:pPr>
-        <w:bidi/>
-      </w:pPr>
-      <w:r>
-        <w:rPr>
-          <w:lang w:val="ar_AE" w:bidi="ar_AE"/>
-        </w:rPr>
-      </w:r>
-      <w:r>
-        <w:rPr>
-          <w:vertAlign w:val="superscript"/>
+    </w:p>
+    <w:p>
+      <w:pPr>
+        <w:bidi/>
+      </w:pPr>
+      <w:r>
+        <w:rPr>
+          <w:rtl/>
+          <w:cs/>
+          <w:lang w:val="ar_AE" w:bidi="ar_AE"/>
+        </w:rPr>
+      </w:r>
+      <w:r>
+        <w:rPr>
+          <w:vertAlign w:val="superscript"/>
+          <w:rtl/>
+          <w:cs/>
           <w:lang w:val="ar_AE" w:bidi="ar_AE"/>
         </w:rPr>
         <w:t>6</w:t>
       </w:r>
       <w:r>
         <w:rPr>
+          <w:rtl/>
+          <w:cs/>
           <w:lang w:val="ar_AE" w:bidi="ar_AE"/>
         </w:rPr>
         <w:t xml:space="preserve"> ٱلَّذِي إِذْ كَانَ فِي صُورَةِ ٱللهِ، لَمْ يَحْسِبْ خُلْسَةً أَنْ يَكُونَ مُعَادِلًا لِلهِ.</w:t>
       </w:r>
-      <w:r>
-        <w:rPr>
-          <w:lang w:val="ar_AE" w:bidi="ar_AE"/>
-        </w:rPr>
-      </w:r>
-      <w:r>
-        <w:rPr>
-          <w:lang w:val="ar_AE" w:bidi="ar_AE"/>
-        </w:rPr>
-      </w:r>
-    </w:p>
-    <w:p>
-      <w:pPr>
-        <w:bidi/>
-      </w:pPr>
-      <w:r>
-        <w:rPr>
-          <w:lang w:val="ar_AE" w:bidi="ar_AE"/>
-        </w:rPr>
-      </w:r>
-    </w:p>
-    <w:p>
-      <w:pPr>
-        <w:bidi/>
-      </w:pPr>
-      <w:r>
-        <w:rPr>
-          <w:lang w:val="ar_AE" w:bidi="ar_AE"/>
-        </w:rPr>
-      </w:r>
-      <w:r>
-        <w:rPr>
-          <w:vertAlign w:val="superscript"/>
+    </w:p>
+    <w:p>
+      <w:pPr>
+        <w:bidi/>
+      </w:pPr>
+      <w:r>
+        <w:rPr>
+          <w:rtl/>
+          <w:cs/>
+          <w:lang w:val="ar_AE" w:bidi="ar_AE"/>
+        </w:rPr>
+      </w:r>
+      <w:r>
+        <w:rPr>
+          <w:vertAlign w:val="superscript"/>
+          <w:rtl/>
+          <w:cs/>
           <w:lang w:val="ar_AE" w:bidi="ar_AE"/>
         </w:rPr>
         <w:t>7</w:t>
       </w:r>
       <w:r>
         <w:rPr>
+          <w:rtl/>
+          <w:cs/>
           <w:lang w:val="ar_AE" w:bidi="ar_AE"/>
         </w:rPr>
         <w:t xml:space="preserve"> لَكِنَّهُ أَخْلَى نَفْسَهُ، آخِذًا صُورَةَ عَبْدٍ، صَائِرًا فِي شِبْهِ ٱلنَّاسِ.</w:t>
       </w:r>
-      <w:r>
-        <w:rPr>
-          <w:lang w:val="ar_AE" w:bidi="ar_AE"/>
-        </w:rPr>
-      </w:r>
-      <w:r>
-        <w:rPr>
-          <w:lang w:val="ar_AE" w:bidi="ar_AE"/>
-        </w:rPr>
-      </w:r>
-    </w:p>
-    <w:p>
-      <w:pPr>
-        <w:bidi/>
-      </w:pPr>
-      <w:r>
-        <w:rPr>
-          <w:lang w:val="ar_AE" w:bidi="ar_AE"/>
-        </w:rPr>
-      </w:r>
-    </w:p>
-    <w:p>
-      <w:pPr>
-        <w:bidi/>
-      </w:pPr>
-      <w:r>
-        <w:rPr>
-          <w:lang w:val="ar_AE" w:bidi="ar_AE"/>
-        </w:rPr>
-      </w:r>
-      <w:r>
-        <w:rPr>
-          <w:vertAlign w:val="superscript"/>
+    </w:p>
+    <w:p>
+      <w:pPr>
+        <w:bidi/>
+      </w:pPr>
+      <w:r>
+        <w:rPr>
+          <w:rtl/>
+          <w:cs/>
+          <w:lang w:val="ar_AE" w:bidi="ar_AE"/>
+        </w:rPr>
+      </w:r>
+      <w:r>
+        <w:rPr>
+          <w:vertAlign w:val="superscript"/>
+          <w:rtl/>
+          <w:cs/>
           <w:lang w:val="ar_AE" w:bidi="ar_AE"/>
         </w:rPr>
         <w:t>8</w:t>
       </w:r>
       <w:r>
         <w:rPr>
+          <w:rtl/>
+          <w:cs/>
           <w:lang w:val="ar_AE" w:bidi="ar_AE"/>
         </w:rPr>
         <w:t xml:space="preserve"> وَإِذْ وُجِدَ فِي ٱلْهَيْئَةِ كَإِنْسَانٍ، وَضَعَ نَفْسَهُ، وَأَطَاعَ حَتَّى ٱلْمَوْتَ، مَوْتَ ٱلصَّلِيبِ.</w:t>
       </w:r>
-      <w:r>
-        <w:rPr>
-          <w:lang w:val="ar_AE" w:bidi="ar_AE"/>
-        </w:rPr>
-      </w:r>
-      <w:r>
-        <w:rPr>
-          <w:lang w:val="ar_AE" w:bidi="ar_AE"/>
-        </w:rPr>
-      </w:r>
-    </w:p>
-    <w:p>
-      <w:pPr>
-        <w:bidi/>
-      </w:pPr>
-      <w:r>
-        <w:rPr>
-          <w:lang w:val="ar_AE" w:bidi="ar_AE"/>
-        </w:rPr>
-      </w:r>
-    </w:p>
-    <w:p>
-      <w:pPr>
-        <w:bidi/>
-      </w:pPr>
-      <w:r>
-        <w:rPr>
-          <w:lang w:val="ar_AE" w:bidi="ar_AE"/>
-        </w:rPr>
-      </w:r>
-      <w:r>
-        <w:rPr>
-          <w:vertAlign w:val="superscript"/>
+    </w:p>
+    <w:p>
+      <w:pPr>
+        <w:bidi/>
+      </w:pPr>
+      <w:r>
+        <w:rPr>
+          <w:rtl/>
+          <w:cs/>
+          <w:lang w:val="ar_AE" w:bidi="ar_AE"/>
+        </w:rPr>
+      </w:r>
+      <w:r>
+        <w:rPr>
+          <w:vertAlign w:val="superscript"/>
+          <w:rtl/>
+          <w:cs/>
           <w:lang w:val="ar_AE" w:bidi="ar_AE"/>
         </w:rPr>
         <w:t>9</w:t>
       </w:r>
       <w:r>
         <w:rPr>
+          <w:rtl/>
+          <w:cs/>
           <w:lang w:val="ar_AE" w:bidi="ar_AE"/>
         </w:rPr>
         <w:t xml:space="preserve"> لِذَلِكَ رَفَّعَهُ ٱللهُ أَيْضًا، وَأَعْطَاهُ ٱسْمًا فَوْقَ كُلِّ ٱسْمٍ،</w:t>
       </w:r>
-      <w:r>
-        <w:rPr>
-          <w:lang w:val="ar_AE" w:bidi="ar_AE"/>
-        </w:rPr>
-      </w:r>
-      <w:r>
-        <w:rPr>
-          <w:lang w:val="ar_AE" w:bidi="ar_AE"/>
-        </w:rPr>
-      </w:r>
-    </w:p>
-    <w:p>
-      <w:pPr>
-        <w:bidi/>
-      </w:pPr>
-      <w:r>
-        <w:rPr>
-          <w:lang w:val="ar_AE" w:bidi="ar_AE"/>
-        </w:rPr>
-      </w:r>
-    </w:p>
-    <w:p>
-      <w:pPr>
-        <w:bidi/>
-      </w:pPr>
-      <w:r>
-        <w:rPr>
-          <w:lang w:val="ar_AE" w:bidi="ar_AE"/>
-        </w:rPr>
-      </w:r>
-      <w:r>
-        <w:rPr>
-          <w:vertAlign w:val="superscript"/>
+    </w:p>
+    <w:p>
+      <w:pPr>
+        <w:bidi/>
+      </w:pPr>
+      <w:r>
+        <w:rPr>
+          <w:rtl/>
+          <w:cs/>
+          <w:lang w:val="ar_AE" w:bidi="ar_AE"/>
+        </w:rPr>
+      </w:r>
+      <w:r>
+        <w:rPr>
+          <w:vertAlign w:val="superscript"/>
+          <w:rtl/>
+          <w:cs/>
           <w:lang w:val="ar_AE" w:bidi="ar_AE"/>
         </w:rPr>
         <w:t>10</w:t>
       </w:r>
       <w:r>
         <w:rPr>
+          <w:rtl/>
+          <w:cs/>
           <w:lang w:val="ar_AE" w:bidi="ar_AE"/>
         </w:rPr>
         <w:t xml:space="preserve"> لِكَيْ تَجْثُوَ بِٱسْمِ يَسُوعَ كُلُّ رُكْبَةٍ مِمَّنْ فِي ٱلسَّمَاءِ، وَمَنْ عَلَى ٱلْأَرْضِ، وَمَنْ تَحْتَ ٱلْأَرْضِ،</w:t>
       </w:r>
-      <w:r>
-        <w:rPr>
-          <w:lang w:val="ar_AE" w:bidi="ar_AE"/>
-        </w:rPr>
-      </w:r>
-      <w:r>
-        <w:rPr>
-          <w:lang w:val="ar_AE" w:bidi="ar_AE"/>
-        </w:rPr>
-      </w:r>
-    </w:p>
-    <w:p>
-      <w:pPr>
-        <w:bidi/>
-      </w:pPr>
-      <w:r>
-        <w:rPr>
-          <w:lang w:val="ar_AE" w:bidi="ar_AE"/>
-        </w:rPr>
-      </w:r>
-    </w:p>
-    <w:p>
-      <w:pPr>
-        <w:bidi/>
-      </w:pPr>
-      <w:r>
-        <w:rPr>
-          <w:lang w:val="ar_AE" w:bidi="ar_AE"/>
-        </w:rPr>
-      </w:r>
-      <w:r>
-        <w:rPr>
-          <w:vertAlign w:val="superscript"/>
+    </w:p>
+    <w:p>
+      <w:pPr>
+        <w:bidi/>
+      </w:pPr>
+      <w:r>
+        <w:rPr>
+          <w:rtl/>
+          <w:cs/>
+          <w:lang w:val="ar_AE" w:bidi="ar_AE"/>
+        </w:rPr>
+      </w:r>
+      <w:r>
+        <w:rPr>
+          <w:vertAlign w:val="superscript"/>
+          <w:rtl/>
+          <w:cs/>
           <w:lang w:val="ar_AE" w:bidi="ar_AE"/>
         </w:rPr>
         <w:t>11</w:t>
       </w:r>
       <w:r>
         <w:rPr>
+          <w:rtl/>
+          <w:cs/>
           <w:lang w:val="ar_AE" w:bidi="ar_AE"/>
         </w:rPr>
         <w:t xml:space="preserve"> وَيَعْتَرِفَ كُلُّ لِسَانٍ أَنَّ يَسُوعَ ٱلْمَسِيحَ هُوَ رَبٌّ، لِمَجْدِ ٱللهِ ٱلْآبِ.</w:t>
       </w:r>
-      <w:r>
-        <w:rPr>
-          <w:lang w:val="ar_AE" w:bidi="ar_AE"/>
-        </w:rPr>
-      </w:r>
-      <w:r>
-        <w:rPr>
-          <w:lang w:val="ar_AE" w:bidi="ar_AE"/>
-        </w:rPr>
-      </w:r>
-    </w:p>
-    <w:p>
-      <w:pPr>
-        <w:bidi/>
-      </w:pPr>
-      <w:r>
-        <w:rPr>
-          <w:lang w:val="ar_AE" w:bidi="ar_AE"/>
-        </w:rPr>
-      </w:r>
-    </w:p>
-    <w:p>
-      <w:pPr>
-        <w:bidi/>
-      </w:pPr>
-      <w:r>
-        <w:rPr>
-          <w:lang w:val="ar_AE" w:bidi="ar_AE"/>
-        </w:rPr>
-      </w:r>
-      <w:r>
-        <w:rPr>
-          <w:vertAlign w:val="superscript"/>
+    </w:p>
+    <w:p>
+      <w:pPr>
+        <w:bidi/>
+      </w:pPr>
+      <w:r>
+        <w:rPr>
+          <w:rtl/>
+          <w:cs/>
+          <w:lang w:val="ar_AE" w:bidi="ar_AE"/>
+        </w:rPr>
+      </w:r>
+      <w:r>
+        <w:rPr>
+          <w:vertAlign w:val="superscript"/>
+          <w:rtl/>
+          <w:cs/>
           <w:lang w:val="ar_AE" w:bidi="ar_AE"/>
         </w:rPr>
         <w:t>12</w:t>
       </w:r>
       <w:r>
         <w:rPr>
+          <w:rtl/>
+          <w:cs/>
           <w:lang w:val="ar_AE" w:bidi="ar_AE"/>
         </w:rPr>
         <w:t xml:space="preserve"> إِذًا يَا أَحِبَّائِي، كَمَا أَطَعْتُمْ كُلَّ حِينٍ، لَيْسَ كَمَا فِي حُضُورِي فَقَطْ، بَلِ ٱلْآنَ بِٱلْأَوْلَى جِدًّا فِي غِيَابِي، تَمِّمُوا خَلَاصَكُمْ بِخَوْفٍ وَرِعْدَةٍ،</w:t>
       </w:r>
-      <w:r>
-        <w:rPr>
-          <w:lang w:val="ar_AE" w:bidi="ar_AE"/>
-        </w:rPr>
-      </w:r>
-      <w:r>
-        <w:rPr>
-          <w:lang w:val="ar_AE" w:bidi="ar_AE"/>
-        </w:rPr>
-      </w:r>
-    </w:p>
-    <w:p>
-      <w:pPr>
-        <w:bidi/>
-      </w:pPr>
-      <w:r>
-        <w:rPr>
-          <w:lang w:val="ar_AE" w:bidi="ar_AE"/>
-        </w:rPr>
-      </w:r>
-    </w:p>
-    <w:p>
-      <w:pPr>
-        <w:bidi/>
-      </w:pPr>
-      <w:r>
-        <w:rPr>
-          <w:lang w:val="ar_AE" w:bidi="ar_AE"/>
-        </w:rPr>
-      </w:r>
-      <w:r>
-        <w:rPr>
-          <w:vertAlign w:val="superscript"/>
+    </w:p>
+    <w:p>
+      <w:pPr>
+        <w:bidi/>
+      </w:pPr>
+      <w:r>
+        <w:rPr>
+          <w:rtl/>
+          <w:cs/>
+          <w:lang w:val="ar_AE" w:bidi="ar_AE"/>
+        </w:rPr>
+      </w:r>
+      <w:r>
+        <w:rPr>
+          <w:vertAlign w:val="superscript"/>
+          <w:rtl/>
+          <w:cs/>
           <w:lang w:val="ar_AE" w:bidi="ar_AE"/>
         </w:rPr>
         <w:t>13</w:t>
       </w:r>
       <w:r>
         <w:rPr>
+          <w:rtl/>
+          <w:cs/>
           <w:lang w:val="ar_AE" w:bidi="ar_AE"/>
         </w:rPr>
         <w:t xml:space="preserve"> لِأَنَّ ٱللهَ هُوَ ٱلْعَامِلُ فِيكُمْ أَنْ تُرِيدُوا وَأَنْ تَعْمَلُوا مِنْ أَجْلِ ٱلْمَسَرَّةِ.</w:t>
       </w:r>
-      <w:r>
-        <w:rPr>
-          <w:lang w:val="ar_AE" w:bidi="ar_AE"/>
-        </w:rPr>
-      </w:r>
-      <w:r>
-        <w:rPr>
-          <w:lang w:val="ar_AE" w:bidi="ar_AE"/>
-        </w:rPr>
-      </w:r>
-    </w:p>
-    <w:p>
-      <w:pPr>
-        <w:bidi/>
-      </w:pPr>
-      <w:r>
-        <w:rPr>
-          <w:lang w:val="ar_AE" w:bidi="ar_AE"/>
-        </w:rPr>
-      </w:r>
-    </w:p>
-    <w:p>
-      <w:pPr>
-        <w:bidi/>
-      </w:pPr>
-      <w:r>
-        <w:rPr>
-          <w:lang w:val="ar_AE" w:bidi="ar_AE"/>
-        </w:rPr>
-      </w:r>
-      <w:r>
-        <w:rPr>
-          <w:vertAlign w:val="superscript"/>
+    </w:p>
+    <w:p>
+      <w:pPr>
+        <w:bidi/>
+      </w:pPr>
+      <w:r>
+        <w:rPr>
+          <w:rtl/>
+          <w:cs/>
+          <w:lang w:val="ar_AE" w:bidi="ar_AE"/>
+        </w:rPr>
+      </w:r>
+      <w:r>
+        <w:rPr>
+          <w:vertAlign w:val="superscript"/>
+          <w:rtl/>
+          <w:cs/>
           <w:lang w:val="ar_AE" w:bidi="ar_AE"/>
         </w:rPr>
         <w:t>14</w:t>
       </w:r>
       <w:r>
         <w:rPr>
+          <w:rtl/>
+          <w:cs/>
           <w:lang w:val="ar_AE" w:bidi="ar_AE"/>
         </w:rPr>
         <w:t xml:space="preserve"> اِفْعَلُوا كُلَّ شَيْءٍ بِلَا دَمْدَمَةٍ وَلَا مُجَادَلَةٍ،</w:t>
       </w:r>
-      <w:r>
-        <w:rPr>
-          <w:lang w:val="ar_AE" w:bidi="ar_AE"/>
-        </w:rPr>
-      </w:r>
-      <w:r>
-        <w:rPr>
-          <w:lang w:val="ar_AE" w:bidi="ar_AE"/>
-        </w:rPr>
-      </w:r>
-    </w:p>
-    <w:p>
-      <w:pPr>
-        <w:bidi/>
-      </w:pPr>
-      <w:r>
-        <w:rPr>
-          <w:lang w:val="ar_AE" w:bidi="ar_AE"/>
-        </w:rPr>
-      </w:r>
-    </w:p>
-    <w:p>
-      <w:pPr>
-        <w:bidi/>
-      </w:pPr>
-      <w:r>
-        <w:rPr>
-          <w:lang w:val="ar_AE" w:bidi="ar_AE"/>
-        </w:rPr>
-      </w:r>
-      <w:r>
-        <w:rPr>
-          <w:vertAlign w:val="superscript"/>
+    </w:p>
+    <w:p>
+      <w:pPr>
+        <w:bidi/>
+      </w:pPr>
+      <w:r>
+        <w:rPr>
+          <w:rtl/>
+          <w:cs/>
+          <w:lang w:val="ar_AE" w:bidi="ar_AE"/>
+        </w:rPr>
+      </w:r>
+      <w:r>
+        <w:rPr>
+          <w:vertAlign w:val="superscript"/>
+          <w:rtl/>
+          <w:cs/>
           <w:lang w:val="ar_AE" w:bidi="ar_AE"/>
         </w:rPr>
         <w:t>15</w:t>
       </w:r>
       <w:r>
         <w:rPr>
+          <w:rtl/>
+          <w:cs/>
           <w:lang w:val="ar_AE" w:bidi="ar_AE"/>
         </w:rPr>
         <w:t xml:space="preserve"> لِكَيْ تَكُونُوا بِلَا لَوْمٍ، وَبُسَطَاءَ، أَوْلَادًا لِلهِ بِلَا عَيْبٍ فِي وَسَطِ جِيلٍ مُعَوَّجٍ وَمُلْتَوٍ، تُضِيئُونَ بَيْنَهُمْ كَأَنْوَارٍ فِي ٱلْعَالَمِ.</w:t>
       </w:r>
-      <w:r>
-        <w:rPr>
-          <w:lang w:val="ar_AE" w:bidi="ar_AE"/>
-        </w:rPr>
-      </w:r>
-      <w:r>
-        <w:rPr>
-          <w:lang w:val="ar_AE" w:bidi="ar_AE"/>
-        </w:rPr>
-      </w:r>
-    </w:p>
-    <w:p>
-      <w:pPr>
-        <w:bidi/>
-      </w:pPr>
-      <w:r>
-        <w:rPr>
-          <w:lang w:val="ar_AE" w:bidi="ar_AE"/>
-        </w:rPr>
-      </w:r>
-    </w:p>
-    <w:p>
-      <w:pPr>
-        <w:bidi/>
-      </w:pPr>
-      <w:r>
-        <w:rPr>
-          <w:lang w:val="ar_AE" w:bidi="ar_AE"/>
-        </w:rPr>
-      </w:r>
-      <w:r>
-        <w:rPr>
-          <w:vertAlign w:val="superscript"/>
+    </w:p>
+    <w:p>
+      <w:pPr>
+        <w:bidi/>
+      </w:pPr>
+      <w:r>
+        <w:rPr>
+          <w:rtl/>
+          <w:cs/>
+          <w:lang w:val="ar_AE" w:bidi="ar_AE"/>
+        </w:rPr>
+      </w:r>
+      <w:r>
+        <w:rPr>
+          <w:vertAlign w:val="superscript"/>
+          <w:rtl/>
+          <w:cs/>
           <w:lang w:val="ar_AE" w:bidi="ar_AE"/>
         </w:rPr>
         <w:t>16</w:t>
       </w:r>
       <w:r>
         <w:rPr>
+          <w:rtl/>
+          <w:cs/>
           <w:lang w:val="ar_AE" w:bidi="ar_AE"/>
         </w:rPr>
         <w:t xml:space="preserve"> مُتَمَسِّكِينَ بِكَلِمَةِ ٱلْحَيَاةِ لِٱفْتِخَارِي فِي يَوْمِ ٱلْمَسِيحِ، بِأَنِّي لَمْ أَسْعَ بَاطِلًا وَلَا تَعِبْتُ بَاطِلًا.</w:t>
       </w:r>
-      <w:r>
-        <w:rPr>
-          <w:lang w:val="ar_AE" w:bidi="ar_AE"/>
-        </w:rPr>
-      </w:r>
-      <w:r>
-        <w:rPr>
-          <w:lang w:val="ar_AE" w:bidi="ar_AE"/>
-        </w:rPr>
-      </w:r>
-    </w:p>
-    <w:p>
-      <w:pPr>
-        <w:bidi/>
-      </w:pPr>
-      <w:r>
-        <w:rPr>
-          <w:lang w:val="ar_AE" w:bidi="ar_AE"/>
-        </w:rPr>
-      </w:r>
-    </w:p>
-    <w:p>
-      <w:pPr>
-        <w:bidi/>
-      </w:pPr>
-      <w:r>
-        <w:rPr>
-          <w:lang w:val="ar_AE" w:bidi="ar_AE"/>
-        </w:rPr>
-      </w:r>
-      <w:r>
-        <w:rPr>
-          <w:vertAlign w:val="superscript"/>
+    </w:p>
+    <w:p>
+      <w:pPr>
+        <w:bidi/>
+      </w:pPr>
+      <w:r>
+        <w:rPr>
+          <w:rtl/>
+          <w:cs/>
+          <w:lang w:val="ar_AE" w:bidi="ar_AE"/>
+        </w:rPr>
+      </w:r>
+      <w:r>
+        <w:rPr>
+          <w:vertAlign w:val="superscript"/>
+          <w:rtl/>
+          <w:cs/>
           <w:lang w:val="ar_AE" w:bidi="ar_AE"/>
         </w:rPr>
         <w:t>17</w:t>
       </w:r>
       <w:r>
         <w:rPr>
+          <w:rtl/>
+          <w:cs/>
           <w:lang w:val="ar_AE" w:bidi="ar_AE"/>
         </w:rPr>
         <w:t xml:space="preserve"> لَكِنَّنِي وَإِنْ كُنْتُ أَنْسَكِبُ أَيْضًا عَلَى ذَبِيحَةِ إِيمَانِكُمْ وَخِدْمَتِهِ، أُسَرُّ وَأَفْرَحُ مَعَكُمْ أَجْمَعِينَ.</w:t>
       </w:r>
-      <w:r>
-        <w:rPr>
-          <w:lang w:val="ar_AE" w:bidi="ar_AE"/>
-        </w:rPr>
-      </w:r>
-      <w:r>
-        <w:rPr>
-          <w:lang w:val="ar_AE" w:bidi="ar_AE"/>
-        </w:rPr>
-      </w:r>
-    </w:p>
-    <w:p>
-      <w:pPr>
-        <w:bidi/>
-      </w:pPr>
-      <w:r>
-        <w:rPr>
-          <w:lang w:val="ar_AE" w:bidi="ar_AE"/>
-        </w:rPr>
-      </w:r>
-    </w:p>
-    <w:p>
-      <w:pPr>
-        <w:bidi/>
-      </w:pPr>
-      <w:r>
-        <w:rPr>
-          <w:lang w:val="ar_AE" w:bidi="ar_AE"/>
-        </w:rPr>
-      </w:r>
-      <w:r>
-        <w:rPr>
-          <w:vertAlign w:val="superscript"/>
+    </w:p>
+    <w:p>
+      <w:pPr>
+        <w:bidi/>
+      </w:pPr>
+      <w:r>
+        <w:rPr>
+          <w:rtl/>
+          <w:cs/>
+          <w:lang w:val="ar_AE" w:bidi="ar_AE"/>
+        </w:rPr>
+      </w:r>
+      <w:r>
+        <w:rPr>
+          <w:vertAlign w:val="superscript"/>
+          <w:rtl/>
+          <w:cs/>
           <w:lang w:val="ar_AE" w:bidi="ar_AE"/>
         </w:rPr>
         <w:t>18</w:t>
       </w:r>
       <w:r>
         <w:rPr>
+          <w:rtl/>
+          <w:cs/>
           <w:lang w:val="ar_AE" w:bidi="ar_AE"/>
         </w:rPr>
         <w:t xml:space="preserve"> وَبِهَذَا عَيْنِهِ كُونُوا أَنْتُمْ مَسْرُورِينَ أَيْضًا وَٱفْرَحُوا مَعِي.</w:t>
       </w:r>
-      <w:r>
-        <w:rPr>
-          <w:lang w:val="ar_AE" w:bidi="ar_AE"/>
-        </w:rPr>
-      </w:r>
-      <w:r>
-        <w:rPr>
-          <w:lang w:val="ar_AE" w:bidi="ar_AE"/>
-        </w:rPr>
-      </w:r>
-    </w:p>
-    <w:p>
-      <w:pPr>
-        <w:bidi/>
-      </w:pPr>
-      <w:r>
-        <w:rPr>
-          <w:lang w:val="ar_AE" w:bidi="ar_AE"/>
-        </w:rPr>
-      </w:r>
-    </w:p>
-    <w:p>
-      <w:pPr>
-        <w:bidi/>
-      </w:pPr>
-      <w:r>
-        <w:rPr>
-          <w:lang w:val="ar_AE" w:bidi="ar_AE"/>
-        </w:rPr>
-      </w:r>
-      <w:r>
-        <w:rPr>
-          <w:vertAlign w:val="superscript"/>
+    </w:p>
+    <w:p>
+      <w:pPr>
+        <w:bidi/>
+      </w:pPr>
+      <w:r>
+        <w:rPr>
+          <w:rtl/>
+          <w:cs/>
+          <w:lang w:val="ar_AE" w:bidi="ar_AE"/>
+        </w:rPr>
+      </w:r>
+      <w:r>
+        <w:rPr>
+          <w:vertAlign w:val="superscript"/>
+          <w:rtl/>
+          <w:cs/>
           <w:lang w:val="ar_AE" w:bidi="ar_AE"/>
         </w:rPr>
         <w:t>19</w:t>
       </w:r>
       <w:r>
         <w:rPr>
+          <w:rtl/>
+          <w:cs/>
           <w:lang w:val="ar_AE" w:bidi="ar_AE"/>
         </w:rPr>
         <w:t xml:space="preserve"> عَلَى أَنِّي أَرْجُو فِي ٱلرَّبِّ يَسُوعَ أَنْ أُرْسِلَ إِلَيْكُمْ سَرِيعًا تِيمُوثَاوُسَ لِكَيْ تَطِيبَ نَفْسِي إِذَا عَرَفْتُ أَحْوَالَكُمْ.</w:t>
       </w:r>
-      <w:r>
-        <w:rPr>
-          <w:lang w:val="ar_AE" w:bidi="ar_AE"/>
-        </w:rPr>
-      </w:r>
-      <w:r>
-        <w:rPr>
-          <w:lang w:val="ar_AE" w:bidi="ar_AE"/>
-        </w:rPr>
-      </w:r>
-    </w:p>
-    <w:p>
-      <w:pPr>
-        <w:bidi/>
-      </w:pPr>
-      <w:r>
-        <w:rPr>
-          <w:lang w:val="ar_AE" w:bidi="ar_AE"/>
-        </w:rPr>
-      </w:r>
-    </w:p>
-    <w:p>
-      <w:pPr>
-        <w:bidi/>
-      </w:pPr>
-      <w:r>
-        <w:rPr>
-          <w:lang w:val="ar_AE" w:bidi="ar_AE"/>
-        </w:rPr>
-      </w:r>
-      <w:r>
-        <w:rPr>
-          <w:vertAlign w:val="superscript"/>
+    </w:p>
+    <w:p>
+      <w:pPr>
+        <w:bidi/>
+      </w:pPr>
+      <w:r>
+        <w:rPr>
+          <w:rtl/>
+          <w:cs/>
+          <w:lang w:val="ar_AE" w:bidi="ar_AE"/>
+        </w:rPr>
+      </w:r>
+      <w:r>
+        <w:rPr>
+          <w:vertAlign w:val="superscript"/>
+          <w:rtl/>
+          <w:cs/>
           <w:lang w:val="ar_AE" w:bidi="ar_AE"/>
         </w:rPr>
         <w:t>20</w:t>
       </w:r>
       <w:r>
         <w:rPr>
+          <w:rtl/>
+          <w:cs/>
           <w:lang w:val="ar_AE" w:bidi="ar_AE"/>
         </w:rPr>
         <w:t xml:space="preserve"> لِأَنْ لَيْسَ لِي أَحَدٌ آخَرُ نَظِيرُ نَفْسِي يَهْتَمُّ بِأَحْوَالِكُمْ بِإِخْلَاصٍ،</w:t>
       </w:r>
-      <w:r>
-        <w:rPr>
-          <w:lang w:val="ar_AE" w:bidi="ar_AE"/>
-        </w:rPr>
-      </w:r>
-      <w:r>
-        <w:rPr>
-          <w:lang w:val="ar_AE" w:bidi="ar_AE"/>
-        </w:rPr>
-      </w:r>
-    </w:p>
-    <w:p>
-      <w:pPr>
-        <w:bidi/>
-      </w:pPr>
-      <w:r>
-        <w:rPr>
-          <w:lang w:val="ar_AE" w:bidi="ar_AE"/>
-        </w:rPr>
-      </w:r>
-    </w:p>
-    <w:p>
-      <w:pPr>
-        <w:bidi/>
-      </w:pPr>
-      <w:r>
-        <w:rPr>
-          <w:lang w:val="ar_AE" w:bidi="ar_AE"/>
-        </w:rPr>
-      </w:r>
-      <w:r>
-        <w:rPr>
-          <w:vertAlign w:val="superscript"/>
+    </w:p>
+    <w:p>
+      <w:pPr>
+        <w:bidi/>
+      </w:pPr>
+      <w:r>
+        <w:rPr>
+          <w:rtl/>
+          <w:cs/>
+          <w:lang w:val="ar_AE" w:bidi="ar_AE"/>
+        </w:rPr>
+      </w:r>
+      <w:r>
+        <w:rPr>
+          <w:vertAlign w:val="superscript"/>
+          <w:rtl/>
+          <w:cs/>
           <w:lang w:val="ar_AE" w:bidi="ar_AE"/>
         </w:rPr>
         <w:t>21</w:t>
       </w:r>
       <w:r>
         <w:rPr>
+          <w:rtl/>
+          <w:cs/>
           <w:lang w:val="ar_AE" w:bidi="ar_AE"/>
         </w:rPr>
         <w:t xml:space="preserve"> إِذِ ٱلْجَمِيعُ يَطْلُبُونَ مَا هُوَ لِأَنْفُسِهِمْ لَا مَا هُوَ لِيَسُوعَ ٱلْمَسِيحِ.</w:t>
       </w:r>
-      <w:r>
-        <w:rPr>
-          <w:lang w:val="ar_AE" w:bidi="ar_AE"/>
-        </w:rPr>
-      </w:r>
-      <w:r>
-        <w:rPr>
-          <w:lang w:val="ar_AE" w:bidi="ar_AE"/>
-        </w:rPr>
-      </w:r>
-    </w:p>
-    <w:p>
-      <w:pPr>
-        <w:bidi/>
-      </w:pPr>
-      <w:r>
-        <w:rPr>
-          <w:lang w:val="ar_AE" w:bidi="ar_AE"/>
-        </w:rPr>
-      </w:r>
-    </w:p>
-    <w:p>
-      <w:pPr>
-        <w:bidi/>
-      </w:pPr>
-      <w:r>
-        <w:rPr>
-          <w:lang w:val="ar_AE" w:bidi="ar_AE"/>
-        </w:rPr>
-      </w:r>
-      <w:r>
-        <w:rPr>
-          <w:vertAlign w:val="superscript"/>
+    </w:p>
+    <w:p>
+      <w:pPr>
+        <w:bidi/>
+      </w:pPr>
+      <w:r>
+        <w:rPr>
+          <w:rtl/>
+          <w:cs/>
+          <w:lang w:val="ar_AE" w:bidi="ar_AE"/>
+        </w:rPr>
+      </w:r>
+      <w:r>
+        <w:rPr>
+          <w:vertAlign w:val="superscript"/>
+          <w:rtl/>
+          <w:cs/>
           <w:lang w:val="ar_AE" w:bidi="ar_AE"/>
         </w:rPr>
         <w:t>22</w:t>
       </w:r>
       <w:r>
         <w:rPr>
+          <w:rtl/>
+          <w:cs/>
           <w:lang w:val="ar_AE" w:bidi="ar_AE"/>
         </w:rPr>
         <w:t xml:space="preserve"> وَأَمَّا ٱخْتِبَارُهُ فَأَنْتُمْ تَعْرِفُونَ أَنَّهُ كَوَلَدٍ مَعَ أَبٍ خَدَمَ مَعِي لِأَجْلِ ٱلْإِنْجِيلِ.</w:t>
       </w:r>
-      <w:r>
-        <w:rPr>
-          <w:lang w:val="ar_AE" w:bidi="ar_AE"/>
-        </w:rPr>
-      </w:r>
-      <w:r>
-        <w:rPr>
-          <w:lang w:val="ar_AE" w:bidi="ar_AE"/>
-        </w:rPr>
-      </w:r>
-    </w:p>
-    <w:p>
-      <w:pPr>
-        <w:bidi/>
-      </w:pPr>
-      <w:r>
-        <w:rPr>
-          <w:lang w:val="ar_AE" w:bidi="ar_AE"/>
-        </w:rPr>
-      </w:r>
-    </w:p>
-    <w:p>
-      <w:pPr>
-        <w:bidi/>
-      </w:pPr>
-      <w:r>
-        <w:rPr>
-          <w:lang w:val="ar_AE" w:bidi="ar_AE"/>
-        </w:rPr>
-      </w:r>
-      <w:r>
-        <w:rPr>
-          <w:vertAlign w:val="superscript"/>
+    </w:p>
+    <w:p>
+      <w:pPr>
+        <w:bidi/>
+      </w:pPr>
+      <w:r>
+        <w:rPr>
+          <w:rtl/>
+          <w:cs/>
+          <w:lang w:val="ar_AE" w:bidi="ar_AE"/>
+        </w:rPr>
+      </w:r>
+      <w:r>
+        <w:rPr>
+          <w:vertAlign w:val="superscript"/>
+          <w:rtl/>
+          <w:cs/>
           <w:lang w:val="ar_AE" w:bidi="ar_AE"/>
         </w:rPr>
         <w:t>23</w:t>
       </w:r>
       <w:r>
         <w:rPr>
+          <w:rtl/>
+          <w:cs/>
           <w:lang w:val="ar_AE" w:bidi="ar_AE"/>
         </w:rPr>
         <w:t xml:space="preserve"> هَذَا أَرْجُو أَنْ أُرْسِلَهُ أَوَّلَ مَا أَرَى أَحْوَالِي حَالًا.</w:t>
       </w:r>
-      <w:r>
-        <w:rPr>
-          <w:lang w:val="ar_AE" w:bidi="ar_AE"/>
-        </w:rPr>
-      </w:r>
-      <w:r>
-        <w:rPr>
-          <w:lang w:val="ar_AE" w:bidi="ar_AE"/>
-        </w:rPr>
-      </w:r>
-    </w:p>
-    <w:p>
-      <w:pPr>
-        <w:bidi/>
-      </w:pPr>
-      <w:r>
-        <w:rPr>
-          <w:lang w:val="ar_AE" w:bidi="ar_AE"/>
-        </w:rPr>
-      </w:r>
-    </w:p>
-    <w:p>
-      <w:pPr>
-        <w:bidi/>
-      </w:pPr>
-      <w:r>
-        <w:rPr>
-          <w:lang w:val="ar_AE" w:bidi="ar_AE"/>
-        </w:rPr>
-      </w:r>
-      <w:r>
-        <w:rPr>
-          <w:vertAlign w:val="superscript"/>
+    </w:p>
+    <w:p>
+      <w:pPr>
+        <w:bidi/>
+      </w:pPr>
+      <w:r>
+        <w:rPr>
+          <w:rtl/>
+          <w:cs/>
+          <w:lang w:val="ar_AE" w:bidi="ar_AE"/>
+        </w:rPr>
+      </w:r>
+      <w:r>
+        <w:rPr>
+          <w:vertAlign w:val="superscript"/>
+          <w:rtl/>
+          <w:cs/>
           <w:lang w:val="ar_AE" w:bidi="ar_AE"/>
         </w:rPr>
         <w:t>24</w:t>
       </w:r>
       <w:r>
         <w:rPr>
+          <w:rtl/>
+          <w:cs/>
           <w:lang w:val="ar_AE" w:bidi="ar_AE"/>
         </w:rPr>
         <w:t xml:space="preserve"> وَأَثِقُ بِٱلرَّبِّ أَنِّي أَنَا أَيْضًا سَآتِي إِلَيْكُمْ سَرِيعًا.</w:t>
       </w:r>
-      <w:r>
-        <w:rPr>
-          <w:lang w:val="ar_AE" w:bidi="ar_AE"/>
-        </w:rPr>
-      </w:r>
-      <w:r>
-        <w:rPr>
-          <w:lang w:val="ar_AE" w:bidi="ar_AE"/>
-        </w:rPr>
-      </w:r>
-    </w:p>
-    <w:p>
-      <w:pPr>
-        <w:bidi/>
-      </w:pPr>
-      <w:r>
-        <w:rPr>
-          <w:lang w:val="ar_AE" w:bidi="ar_AE"/>
-        </w:rPr>
-      </w:r>
-    </w:p>
-    <w:p>
-      <w:pPr>
-        <w:bidi/>
-      </w:pPr>
-      <w:r>
-        <w:rPr>
-          <w:lang w:val="ar_AE" w:bidi="ar_AE"/>
-        </w:rPr>
-      </w:r>
-      <w:r>
-        <w:rPr>
-          <w:vertAlign w:val="superscript"/>
+    </w:p>
+    <w:p>
+      <w:pPr>
+        <w:bidi/>
+      </w:pPr>
+      <w:r>
+        <w:rPr>
+          <w:rtl/>
+          <w:cs/>
+          <w:lang w:val="ar_AE" w:bidi="ar_AE"/>
+        </w:rPr>
+      </w:r>
+      <w:r>
+        <w:rPr>
+          <w:vertAlign w:val="superscript"/>
+          <w:rtl/>
+          <w:cs/>
           <w:lang w:val="ar_AE" w:bidi="ar_AE"/>
         </w:rPr>
         <w:t>25</w:t>
       </w:r>
       <w:r>
         <w:rPr>
+          <w:rtl/>
+          <w:cs/>
           <w:lang w:val="ar_AE" w:bidi="ar_AE"/>
         </w:rPr>
         <w:t xml:space="preserve"> وَلَكِنِّي حَسِبْتُ مِنَ ٱللَّازِمِ أَنْ أُرْسِلَ إِلَيْكُمْ أَبَفْرُودِتُسَ أَخِي، وَٱلْعَامِلَ مَعِي، وَٱلْمُتَجَنِّدَ مَعِي، وَرَسُولَكُمْ، وَٱلْخَادِمَ لِحَاجَتِي.</w:t>
       </w:r>
-      <w:r>
-        <w:rPr>
-          <w:lang w:val="ar_AE" w:bidi="ar_AE"/>
-        </w:rPr>
-      </w:r>
-      <w:r>
-        <w:rPr>
-          <w:lang w:val="ar_AE" w:bidi="ar_AE"/>
-        </w:rPr>
-      </w:r>
-    </w:p>
-    <w:p>
-      <w:pPr>
-        <w:bidi/>
-      </w:pPr>
-      <w:r>
-        <w:rPr>
-          <w:lang w:val="ar_AE" w:bidi="ar_AE"/>
-        </w:rPr>
-      </w:r>
-    </w:p>
-    <w:p>
-      <w:pPr>
-        <w:bidi/>
-      </w:pPr>
-      <w:r>
-        <w:rPr>
-          <w:lang w:val="ar_AE" w:bidi="ar_AE"/>
-        </w:rPr>
-      </w:r>
-      <w:r>
-        <w:rPr>
-          <w:vertAlign w:val="superscript"/>
+    </w:p>
+    <w:p>
+      <w:pPr>
+        <w:bidi/>
+      </w:pPr>
+      <w:r>
+        <w:rPr>
+          <w:rtl/>
+          <w:cs/>
+          <w:lang w:val="ar_AE" w:bidi="ar_AE"/>
+        </w:rPr>
+      </w:r>
+      <w:r>
+        <w:rPr>
+          <w:vertAlign w:val="superscript"/>
+          <w:rtl/>
+          <w:cs/>
           <w:lang w:val="ar_AE" w:bidi="ar_AE"/>
         </w:rPr>
         <w:t>26</w:t>
       </w:r>
       <w:r>
         <w:rPr>
+          <w:rtl/>
+          <w:cs/>
           <w:lang w:val="ar_AE" w:bidi="ar_AE"/>
         </w:rPr>
         <w:t xml:space="preserve"> إِذْ كَانَ مُشْتَاقًا إِلَى جَمِيعِكُمْ وَمَغْمُومًا، لِأَنَّكُمْ سَمِعْتُمْ أَنَّهُ كَانَ مَرِيضًا.</w:t>
       </w:r>
-      <w:r>
-        <w:rPr>
-          <w:lang w:val="ar_AE" w:bidi="ar_AE"/>
-        </w:rPr>
-      </w:r>
-      <w:r>
-        <w:rPr>
-          <w:lang w:val="ar_AE" w:bidi="ar_AE"/>
-        </w:rPr>
-      </w:r>
-    </w:p>
-    <w:p>
-      <w:pPr>
-        <w:bidi/>
-      </w:pPr>
-      <w:r>
-        <w:rPr>
-          <w:lang w:val="ar_AE" w:bidi="ar_AE"/>
-        </w:rPr>
-      </w:r>
-    </w:p>
-    <w:p>
-      <w:pPr>
-        <w:bidi/>
-      </w:pPr>
-      <w:r>
-        <w:rPr>
-          <w:lang w:val="ar_AE" w:bidi="ar_AE"/>
-        </w:rPr>
-      </w:r>
-      <w:r>
-        <w:rPr>
-          <w:vertAlign w:val="superscript"/>
+    </w:p>
+    <w:p>
+      <w:pPr>
+        <w:bidi/>
+      </w:pPr>
+      <w:r>
+        <w:rPr>
+          <w:rtl/>
+          <w:cs/>
+          <w:lang w:val="ar_AE" w:bidi="ar_AE"/>
+        </w:rPr>
+      </w:r>
+      <w:r>
+        <w:rPr>
+          <w:vertAlign w:val="superscript"/>
+          <w:rtl/>
+          <w:cs/>
           <w:lang w:val="ar_AE" w:bidi="ar_AE"/>
         </w:rPr>
         <w:t>27</w:t>
       </w:r>
       <w:r>
         <w:rPr>
+          <w:rtl/>
+          <w:cs/>
           <w:lang w:val="ar_AE" w:bidi="ar_AE"/>
         </w:rPr>
         <w:t xml:space="preserve"> فَإِنَّهُ مَرِضَ قَرِيبًا مِنَ ٱلْمَوْتِ، لَكِنَّ ٱللهَ رَحِمَهُ. وَلَيْسَ إِيَّاهُ وَحْدَهُ بَلْ إِيَّايَ أَيْضًا لِئَلَّا يَكُونَ لِي حُزْنٌ عَلَى حُزْنٍ.</w:t>
       </w:r>
-      <w:r>
-        <w:rPr>
-          <w:lang w:val="ar_AE" w:bidi="ar_AE"/>
-        </w:rPr>
-      </w:r>
-      <w:r>
-        <w:rPr>
-          <w:lang w:val="ar_AE" w:bidi="ar_AE"/>
-        </w:rPr>
-      </w:r>
-    </w:p>
-    <w:p>
-      <w:pPr>
-        <w:bidi/>
-      </w:pPr>
-      <w:r>
-        <w:rPr>
-          <w:lang w:val="ar_AE" w:bidi="ar_AE"/>
-        </w:rPr>
-      </w:r>
-    </w:p>
-    <w:p>
-      <w:pPr>
-        <w:bidi/>
-      </w:pPr>
-      <w:r>
-        <w:rPr>
-          <w:lang w:val="ar_AE" w:bidi="ar_AE"/>
-        </w:rPr>
-      </w:r>
-      <w:r>
-        <w:rPr>
-          <w:vertAlign w:val="superscript"/>
+    </w:p>
+    <w:p>
+      <w:pPr>
+        <w:bidi/>
+      </w:pPr>
+      <w:r>
+        <w:rPr>
+          <w:rtl/>
+          <w:cs/>
+          <w:lang w:val="ar_AE" w:bidi="ar_AE"/>
+        </w:rPr>
+      </w:r>
+      <w:r>
+        <w:rPr>
+          <w:vertAlign w:val="superscript"/>
+          <w:rtl/>
+          <w:cs/>
           <w:lang w:val="ar_AE" w:bidi="ar_AE"/>
         </w:rPr>
         <w:t>28</w:t>
       </w:r>
       <w:r>
         <w:rPr>
+          <w:rtl/>
+          <w:cs/>
           <w:lang w:val="ar_AE" w:bidi="ar_AE"/>
         </w:rPr>
         <w:t xml:space="preserve"> فَأَرْسَلْتُهُ إِلَيْكُمْ بِأَوْفَرِ سُرْعَةٍ، حَتَّى إِذَا رَأَيْتُمُوهُ تَفْرَحُونَ أَيْضًا وَأَكُونُ أَنَا أَقَلَّ حُزْنًا.</w:t>
       </w:r>
-      <w:r>
-        <w:rPr>
-          <w:lang w:val="ar_AE" w:bidi="ar_AE"/>
-        </w:rPr>
-      </w:r>
-      <w:r>
-        <w:rPr>
-          <w:lang w:val="ar_AE" w:bidi="ar_AE"/>
-        </w:rPr>
-      </w:r>
-    </w:p>
-    <w:p>
-      <w:pPr>
-        <w:bidi/>
-      </w:pPr>
-      <w:r>
-        <w:rPr>
-          <w:lang w:val="ar_AE" w:bidi="ar_AE"/>
-        </w:rPr>
-      </w:r>
-    </w:p>
-    <w:p>
-      <w:pPr>
-        <w:bidi/>
-      </w:pPr>
-      <w:r>
-        <w:rPr>
-          <w:lang w:val="ar_AE" w:bidi="ar_AE"/>
-        </w:rPr>
-      </w:r>
-      <w:r>
-        <w:rPr>
-          <w:vertAlign w:val="superscript"/>
+    </w:p>
+    <w:p>
+      <w:pPr>
+        <w:bidi/>
+      </w:pPr>
+      <w:r>
+        <w:rPr>
+          <w:rtl/>
+          <w:cs/>
+          <w:lang w:val="ar_AE" w:bidi="ar_AE"/>
+        </w:rPr>
+      </w:r>
+      <w:r>
+        <w:rPr>
+          <w:vertAlign w:val="superscript"/>
+          <w:rtl/>
+          <w:cs/>
           <w:lang w:val="ar_AE" w:bidi="ar_AE"/>
         </w:rPr>
         <w:t>29</w:t>
       </w:r>
       <w:r>
         <w:rPr>
+          <w:rtl/>
+          <w:cs/>
           <w:lang w:val="ar_AE" w:bidi="ar_AE"/>
         </w:rPr>
         <w:t xml:space="preserve"> فَٱقْبَلُوهُ فِي ٱلرَّبِّ بِكُلِّ فَرَحٍ، وَلْيَكُنْ مِثْلُهُ مُكَرَّمًا عِنْدَكُمْ.</w:t>
       </w:r>
-      <w:r>
-        <w:rPr>
-          <w:lang w:val="ar_AE" w:bidi="ar_AE"/>
-        </w:rPr>
-      </w:r>
-      <w:r>
-        <w:rPr>
-          <w:lang w:val="ar_AE" w:bidi="ar_AE"/>
-        </w:rPr>
-      </w:r>
-    </w:p>
-    <w:p>
-      <w:pPr>
-        <w:bidi/>
-      </w:pPr>
-      <w:r>
-        <w:rPr>
-          <w:lang w:val="ar_AE" w:bidi="ar_AE"/>
-        </w:rPr>
-      </w:r>
-    </w:p>
-    <w:p>
-      <w:pPr>
-        <w:bidi/>
-      </w:pPr>
-      <w:r>
-        <w:rPr>
-          <w:lang w:val="ar_AE" w:bidi="ar_AE"/>
-        </w:rPr>
-      </w:r>
-      <w:r>
-        <w:rPr>
-          <w:vertAlign w:val="superscript"/>
+    </w:p>
+    <w:p>
+      <w:pPr>
+        <w:bidi/>
+      </w:pPr>
+      <w:r>
+        <w:rPr>
+          <w:rtl/>
+          <w:cs/>
+          <w:lang w:val="ar_AE" w:bidi="ar_AE"/>
+        </w:rPr>
+      </w:r>
+      <w:r>
+        <w:rPr>
+          <w:vertAlign w:val="superscript"/>
+          <w:rtl/>
+          <w:cs/>
           <w:lang w:val="ar_AE" w:bidi="ar_AE"/>
         </w:rPr>
         <w:t>30</w:t>
       </w:r>
       <w:r>
         <w:rPr>
+          <w:rtl/>
+          <w:cs/>
           <w:lang w:val="ar_AE" w:bidi="ar_AE"/>
         </w:rPr>
         <w:t xml:space="preserve"> لِأَنَّهُ مِنْ أَجْلِ عَمَلِ ٱلْمَسِيحِ قَارَبَ ٱلْمَوْتَ، مُخَاطِرًا بِنَفْسِهِ، لِكَيْ يَجْبُرَ نُقْصَانَ خِدْمَتِكُمْ لِي.</w:t>
       </w:r>
-      <w:r>
-        <w:rPr>
-          <w:lang w:val="ar_AE" w:bidi="ar_AE"/>
-        </w:rPr>
-      </w:r>
-      <w:r>
-        <w:rPr>
-          <w:lang w:val="ar_AE" w:bidi="ar_AE"/>
-        </w:rPr>
-      </w:r>
-    </w:p>
-    <w:p>
-      <w:pPr>
-        <w:bidi/>
-      </w:pPr>
-      <w:r>
-        <w:rPr>
-          <w:lang w:val="ar_AE" w:bidi="ar_AE"/>
-        </w:rPr>
-      </w:r>
     </w:p>
     <w:p>
       <w:pPr>
@@ -2855,918 +2018,628 @@
       </w:pPr>
       <w:r>
         <w:rPr>
+          <w:rtl/>
+          <w:cs/>
           <w:lang w:val="ar_AE" w:bidi="ar_AE"/>
         </w:rPr>
         <w:t>Philippians 3:1</w:t>
       </w:r>
       <w:r>
         <w:rPr>
-          <w:lang w:val="ar_AE" w:bidi="ar_AE"/>
-        </w:rPr>
-      </w:r>
-    </w:p>
-    <w:p>
-      <w:pPr>
-        <w:bidi/>
-      </w:pPr>
-      <w:r>
-        <w:rPr>
-          <w:lang w:val="ar_AE" w:bidi="ar_AE"/>
-        </w:rPr>
-      </w:r>
-      <w:r>
-        <w:rPr>
-          <w:vertAlign w:val="superscript"/>
+          <w:rtl/>
+          <w:cs/>
+          <w:lang w:val="ar_AE" w:bidi="ar_AE"/>
+        </w:rPr>
+      </w:r>
+    </w:p>
+    <w:p>
+      <w:pPr>
+        <w:bidi/>
+      </w:pPr>
+      <w:r>
+        <w:rPr>
+          <w:rtl/>
+          <w:cs/>
+          <w:lang w:val="ar_AE" w:bidi="ar_AE"/>
+        </w:rPr>
+      </w:r>
+      <w:r>
+        <w:rPr>
+          <w:vertAlign w:val="superscript"/>
+          <w:rtl/>
+          <w:cs/>
           <w:lang w:val="ar_AE" w:bidi="ar_AE"/>
         </w:rPr>
         <w:t>1</w:t>
       </w:r>
       <w:r>
         <w:rPr>
+          <w:rtl/>
+          <w:cs/>
           <w:lang w:val="ar_AE" w:bidi="ar_AE"/>
         </w:rPr>
         <w:t xml:space="preserve"> أَخِيرًا يَا إِخْوَتِي، ٱفْرَحُوا فِي ٱلرَّبِّ. كِتَابَةُ هَذِهِ ٱلْأُمُورِ إِلَيْكُمْ لَيْسَتْ عَلَيَّ ثَقِيلَةً، وَأَمَّا لَكُمْ فَهِيَ مُؤَمِّنَةٌ.</w:t>
       </w:r>
-      <w:r>
-        <w:rPr>
-          <w:lang w:val="ar_AE" w:bidi="ar_AE"/>
-        </w:rPr>
-      </w:r>
-      <w:r>
-        <w:rPr>
-          <w:lang w:val="ar_AE" w:bidi="ar_AE"/>
-        </w:rPr>
-      </w:r>
-    </w:p>
-    <w:p>
-      <w:pPr>
-        <w:bidi/>
-      </w:pPr>
-      <w:r>
-        <w:rPr>
-          <w:lang w:val="ar_AE" w:bidi="ar_AE"/>
-        </w:rPr>
-      </w:r>
-    </w:p>
-    <w:p>
-      <w:pPr>
-        <w:bidi/>
-      </w:pPr>
-      <w:r>
-        <w:rPr>
-          <w:lang w:val="ar_AE" w:bidi="ar_AE"/>
-        </w:rPr>
-      </w:r>
-      <w:r>
-        <w:rPr>
-          <w:vertAlign w:val="superscript"/>
+    </w:p>
+    <w:p>
+      <w:pPr>
+        <w:bidi/>
+      </w:pPr>
+      <w:r>
+        <w:rPr>
+          <w:rtl/>
+          <w:cs/>
+          <w:lang w:val="ar_AE" w:bidi="ar_AE"/>
+        </w:rPr>
+      </w:r>
+      <w:r>
+        <w:rPr>
+          <w:vertAlign w:val="superscript"/>
+          <w:rtl/>
+          <w:cs/>
           <w:lang w:val="ar_AE" w:bidi="ar_AE"/>
         </w:rPr>
         <w:t>2</w:t>
       </w:r>
       <w:r>
         <w:rPr>
+          <w:rtl/>
+          <w:cs/>
           <w:lang w:val="ar_AE" w:bidi="ar_AE"/>
         </w:rPr>
         <w:t xml:space="preserve"> اُنْظُرُوا ٱلْكِلَابَ. ٱنْظُرُوا فَعَلَةَ ٱلشَّرِّ. ٱنْظُرُوا ٱلْقَطْعَ.</w:t>
       </w:r>
-      <w:r>
-        <w:rPr>
-          <w:lang w:val="ar_AE" w:bidi="ar_AE"/>
-        </w:rPr>
-      </w:r>
-      <w:r>
-        <w:rPr>
-          <w:lang w:val="ar_AE" w:bidi="ar_AE"/>
-        </w:rPr>
-      </w:r>
-    </w:p>
-    <w:p>
-      <w:pPr>
-        <w:bidi/>
-      </w:pPr>
-      <w:r>
-        <w:rPr>
-          <w:lang w:val="ar_AE" w:bidi="ar_AE"/>
-        </w:rPr>
-      </w:r>
-    </w:p>
-    <w:p>
-      <w:pPr>
-        <w:bidi/>
-      </w:pPr>
-      <w:r>
-        <w:rPr>
-          <w:lang w:val="ar_AE" w:bidi="ar_AE"/>
-        </w:rPr>
-      </w:r>
-      <w:r>
-        <w:rPr>
-          <w:vertAlign w:val="superscript"/>
+    </w:p>
+    <w:p>
+      <w:pPr>
+        <w:bidi/>
+      </w:pPr>
+      <w:r>
+        <w:rPr>
+          <w:rtl/>
+          <w:cs/>
+          <w:lang w:val="ar_AE" w:bidi="ar_AE"/>
+        </w:rPr>
+      </w:r>
+      <w:r>
+        <w:rPr>
+          <w:vertAlign w:val="superscript"/>
+          <w:rtl/>
+          <w:cs/>
           <w:lang w:val="ar_AE" w:bidi="ar_AE"/>
         </w:rPr>
         <w:t>3</w:t>
       </w:r>
       <w:r>
         <w:rPr>
+          <w:rtl/>
+          <w:cs/>
           <w:lang w:val="ar_AE" w:bidi="ar_AE"/>
         </w:rPr>
         <w:t xml:space="preserve"> لِأَنَّنَا نَحْنُ ٱلْخِتَانَ، ٱلَّذِينَ نَعْبُدُ ٱللهَ بِٱلرُّوحِ، وَنَفْتَخِرُ فِي ٱلْمَسِيحِ يَسُوعَ، وَلَا نَتَّكِلُ عَلَى ٱلْجَسَدِ.</w:t>
       </w:r>
-      <w:r>
-        <w:rPr>
-          <w:lang w:val="ar_AE" w:bidi="ar_AE"/>
-        </w:rPr>
-      </w:r>
-      <w:r>
-        <w:rPr>
-          <w:lang w:val="ar_AE" w:bidi="ar_AE"/>
-        </w:rPr>
-      </w:r>
-    </w:p>
-    <w:p>
-      <w:pPr>
-        <w:bidi/>
-      </w:pPr>
-      <w:r>
-        <w:rPr>
-          <w:lang w:val="ar_AE" w:bidi="ar_AE"/>
-        </w:rPr>
-      </w:r>
-    </w:p>
-    <w:p>
-      <w:pPr>
-        <w:bidi/>
-      </w:pPr>
-      <w:r>
-        <w:rPr>
-          <w:lang w:val="ar_AE" w:bidi="ar_AE"/>
-        </w:rPr>
-      </w:r>
-      <w:r>
-        <w:rPr>
-          <w:vertAlign w:val="superscript"/>
+    </w:p>
+    <w:p>
+      <w:pPr>
+        <w:bidi/>
+      </w:pPr>
+      <w:r>
+        <w:rPr>
+          <w:rtl/>
+          <w:cs/>
+          <w:lang w:val="ar_AE" w:bidi="ar_AE"/>
+        </w:rPr>
+      </w:r>
+      <w:r>
+        <w:rPr>
+          <w:vertAlign w:val="superscript"/>
+          <w:rtl/>
+          <w:cs/>
           <w:lang w:val="ar_AE" w:bidi="ar_AE"/>
         </w:rPr>
         <w:t>4</w:t>
       </w:r>
       <w:r>
         <w:rPr>
+          <w:rtl/>
+          <w:cs/>
           <w:lang w:val="ar_AE" w:bidi="ar_AE"/>
         </w:rPr>
         <w:t xml:space="preserve"> مَعَ أَنَّ لِي أَنْ أَتَّكِلَ عَلَى ٱلْجَسَدِ أَيْضًا. إِنْ ظَنَّ وَاحِدٌ آخَرُ أَنْ يَتَّكِلَ عَلَى ٱلْجَسَدِ فَأَنَا بِٱلْأَوْلَى.</w:t>
       </w:r>
-      <w:r>
-        <w:rPr>
-          <w:lang w:val="ar_AE" w:bidi="ar_AE"/>
-        </w:rPr>
-      </w:r>
-      <w:r>
-        <w:rPr>
-          <w:lang w:val="ar_AE" w:bidi="ar_AE"/>
-        </w:rPr>
-      </w:r>
-    </w:p>
-    <w:p>
-      <w:pPr>
-        <w:bidi/>
-      </w:pPr>
-      <w:r>
-        <w:rPr>
-          <w:lang w:val="ar_AE" w:bidi="ar_AE"/>
-        </w:rPr>
-      </w:r>
-    </w:p>
-    <w:p>
-      <w:pPr>
-        <w:bidi/>
-      </w:pPr>
-      <w:r>
-        <w:rPr>
-          <w:lang w:val="ar_AE" w:bidi="ar_AE"/>
-        </w:rPr>
-      </w:r>
-      <w:r>
-        <w:rPr>
-          <w:vertAlign w:val="superscript"/>
+    </w:p>
+    <w:p>
+      <w:pPr>
+        <w:bidi/>
+      </w:pPr>
+      <w:r>
+        <w:rPr>
+          <w:rtl/>
+          <w:cs/>
+          <w:lang w:val="ar_AE" w:bidi="ar_AE"/>
+        </w:rPr>
+      </w:r>
+      <w:r>
+        <w:rPr>
+          <w:vertAlign w:val="superscript"/>
+          <w:rtl/>
+          <w:cs/>
           <w:lang w:val="ar_AE" w:bidi="ar_AE"/>
         </w:rPr>
         <w:t>5</w:t>
       </w:r>
       <w:r>
         <w:rPr>
+          <w:rtl/>
+          <w:cs/>
           <w:lang w:val="ar_AE" w:bidi="ar_AE"/>
         </w:rPr>
         <w:t xml:space="preserve"> مِنْ جِهَةِ ٱلْخِتَانِ مَخْتُونٌ فِي ٱلْيَوْمِ ٱلثَّامِنِ، مِنْ جِنْسِ إِسْرَائِيلَ، مِنْ سِبْطِ بِنْيَامِينَ، عِبْرَانِيٌّ مِنَ ٱلْعِبْرَانِيِّينَ. مِنْ جِهَةِ ٱلنَّامُوسِ فَرِّيسِيٌّ.</w:t>
       </w:r>
-      <w:r>
-        <w:rPr>
-          <w:lang w:val="ar_AE" w:bidi="ar_AE"/>
-        </w:rPr>
-      </w:r>
-      <w:r>
-        <w:rPr>
-          <w:lang w:val="ar_AE" w:bidi="ar_AE"/>
-        </w:rPr>
-      </w:r>
-    </w:p>
-    <w:p>
-      <w:pPr>
-        <w:bidi/>
-      </w:pPr>
-      <w:r>
-        <w:rPr>
-          <w:lang w:val="ar_AE" w:bidi="ar_AE"/>
-        </w:rPr>
-      </w:r>
-    </w:p>
-    <w:p>
-      <w:pPr>
-        <w:bidi/>
-      </w:pPr>
-      <w:r>
-        <w:rPr>
-          <w:lang w:val="ar_AE" w:bidi="ar_AE"/>
-        </w:rPr>
-      </w:r>
-      <w:r>
-        <w:rPr>
-          <w:vertAlign w:val="superscript"/>
+    </w:p>
+    <w:p>
+      <w:pPr>
+        <w:bidi/>
+      </w:pPr>
+      <w:r>
+        <w:rPr>
+          <w:rtl/>
+          <w:cs/>
+          <w:lang w:val="ar_AE" w:bidi="ar_AE"/>
+        </w:rPr>
+      </w:r>
+      <w:r>
+        <w:rPr>
+          <w:vertAlign w:val="superscript"/>
+          <w:rtl/>
+          <w:cs/>
           <w:lang w:val="ar_AE" w:bidi="ar_AE"/>
         </w:rPr>
         <w:t>6</w:t>
       </w:r>
       <w:r>
         <w:rPr>
+          <w:rtl/>
+          <w:cs/>
           <w:lang w:val="ar_AE" w:bidi="ar_AE"/>
         </w:rPr>
         <w:t xml:space="preserve"> مِنْ جِهَةِ ٱلْغَيْرَةِ: مُضْطَهِدُ ٱلْكَنِيسَةِ. مِنْ جِهَةِ ٱلْبِرِّ ٱلَّذِي فِي ٱلنَّامُوسِ: بِلَا لَوْمٍ.</w:t>
       </w:r>
-      <w:r>
-        <w:rPr>
-          <w:lang w:val="ar_AE" w:bidi="ar_AE"/>
-        </w:rPr>
-      </w:r>
-      <w:r>
-        <w:rPr>
-          <w:lang w:val="ar_AE" w:bidi="ar_AE"/>
-        </w:rPr>
-      </w:r>
-    </w:p>
-    <w:p>
-      <w:pPr>
-        <w:bidi/>
-      </w:pPr>
-      <w:r>
-        <w:rPr>
-          <w:lang w:val="ar_AE" w:bidi="ar_AE"/>
-        </w:rPr>
-      </w:r>
-    </w:p>
-    <w:p>
-      <w:pPr>
-        <w:bidi/>
-      </w:pPr>
-      <w:r>
-        <w:rPr>
-          <w:lang w:val="ar_AE" w:bidi="ar_AE"/>
-        </w:rPr>
-      </w:r>
-      <w:r>
-        <w:rPr>
-          <w:vertAlign w:val="superscript"/>
+    </w:p>
+    <w:p>
+      <w:pPr>
+        <w:bidi/>
+      </w:pPr>
+      <w:r>
+        <w:rPr>
+          <w:rtl/>
+          <w:cs/>
+          <w:lang w:val="ar_AE" w:bidi="ar_AE"/>
+        </w:rPr>
+      </w:r>
+      <w:r>
+        <w:rPr>
+          <w:vertAlign w:val="superscript"/>
+          <w:rtl/>
+          <w:cs/>
           <w:lang w:val="ar_AE" w:bidi="ar_AE"/>
         </w:rPr>
         <w:t>7</w:t>
       </w:r>
       <w:r>
         <w:rPr>
+          <w:rtl/>
+          <w:cs/>
           <w:lang w:val="ar_AE" w:bidi="ar_AE"/>
         </w:rPr>
         <w:t xml:space="preserve"> لَكِنْ مَا كَانَ لِي رِبْحًا، فَهَذَا قَدْ حَسِبْتُهُ مِنْ أَجْلِ ٱلْمَسِيحِ خَسَارَةً.</w:t>
       </w:r>
-      <w:r>
-        <w:rPr>
-          <w:lang w:val="ar_AE" w:bidi="ar_AE"/>
-        </w:rPr>
-      </w:r>
-      <w:r>
-        <w:rPr>
-          <w:lang w:val="ar_AE" w:bidi="ar_AE"/>
-        </w:rPr>
-      </w:r>
-    </w:p>
-    <w:p>
-      <w:pPr>
-        <w:bidi/>
-      </w:pPr>
-      <w:r>
-        <w:rPr>
-          <w:lang w:val="ar_AE" w:bidi="ar_AE"/>
-        </w:rPr>
-      </w:r>
-    </w:p>
-    <w:p>
-      <w:pPr>
-        <w:bidi/>
-      </w:pPr>
-      <w:r>
-        <w:rPr>
-          <w:lang w:val="ar_AE" w:bidi="ar_AE"/>
-        </w:rPr>
-      </w:r>
-      <w:r>
-        <w:rPr>
-          <w:vertAlign w:val="superscript"/>
+    </w:p>
+    <w:p>
+      <w:pPr>
+        <w:bidi/>
+      </w:pPr>
+      <w:r>
+        <w:rPr>
+          <w:rtl/>
+          <w:cs/>
+          <w:lang w:val="ar_AE" w:bidi="ar_AE"/>
+        </w:rPr>
+      </w:r>
+      <w:r>
+        <w:rPr>
+          <w:vertAlign w:val="superscript"/>
+          <w:rtl/>
+          <w:cs/>
           <w:lang w:val="ar_AE" w:bidi="ar_AE"/>
         </w:rPr>
         <w:t>8</w:t>
       </w:r>
       <w:r>
         <w:rPr>
+          <w:rtl/>
+          <w:cs/>
           <w:lang w:val="ar_AE" w:bidi="ar_AE"/>
         </w:rPr>
         <w:t xml:space="preserve"> بَلْ إِنِّي أَحْسِبُ كُلَّ شَيْءٍ أَيْضًا خَسَارَةً مِنْ أَجْلِ فَضْلِ مَعْرِفَةِ ٱلْمَسِيحِ يَسُوعَ رَبِّي، ٱلَّذِي مِنْ أَجْلِهِ خَسِرْتُ كُلَّ ٱلْأَشْيَاءِ، وَأَنَا أَحْسِبُهَا نُفَايَةً لِكَيْ أَرْبَحَ ٱلْمَسِيحَ،</w:t>
       </w:r>
-      <w:r>
-        <w:rPr>
-          <w:lang w:val="ar_AE" w:bidi="ar_AE"/>
-        </w:rPr>
-      </w:r>
-      <w:r>
-        <w:rPr>
-          <w:lang w:val="ar_AE" w:bidi="ar_AE"/>
-        </w:rPr>
-      </w:r>
-    </w:p>
-    <w:p>
-      <w:pPr>
-        <w:bidi/>
-      </w:pPr>
-      <w:r>
-        <w:rPr>
-          <w:lang w:val="ar_AE" w:bidi="ar_AE"/>
-        </w:rPr>
-      </w:r>
-    </w:p>
-    <w:p>
-      <w:pPr>
-        <w:bidi/>
-      </w:pPr>
-      <w:r>
-        <w:rPr>
-          <w:lang w:val="ar_AE" w:bidi="ar_AE"/>
-        </w:rPr>
-      </w:r>
-      <w:r>
-        <w:rPr>
-          <w:vertAlign w:val="superscript"/>
+    </w:p>
+    <w:p>
+      <w:pPr>
+        <w:bidi/>
+      </w:pPr>
+      <w:r>
+        <w:rPr>
+          <w:rtl/>
+          <w:cs/>
+          <w:lang w:val="ar_AE" w:bidi="ar_AE"/>
+        </w:rPr>
+      </w:r>
+      <w:r>
+        <w:rPr>
+          <w:vertAlign w:val="superscript"/>
+          <w:rtl/>
+          <w:cs/>
           <w:lang w:val="ar_AE" w:bidi="ar_AE"/>
         </w:rPr>
         <w:t>9</w:t>
       </w:r>
       <w:r>
         <w:rPr>
+          <w:rtl/>
+          <w:cs/>
           <w:lang w:val="ar_AE" w:bidi="ar_AE"/>
         </w:rPr>
         <w:t xml:space="preserve"> وَأُوجَدَ فِيهِ، وَلَيْسَ لِي بِرِّي ٱلَّذِي مِنَ ٱلنَّامُوسِ، بَلِ ٱلَّذِي بِإِيمَانِ ٱلْمَسِيحِ، ٱلْبِرُّ ٱلَّذِي مِنَ ٱللهِ بِٱلْإِيمَانِ.</w:t>
       </w:r>
-      <w:r>
-        <w:rPr>
-          <w:lang w:val="ar_AE" w:bidi="ar_AE"/>
-        </w:rPr>
-      </w:r>
-      <w:r>
-        <w:rPr>
-          <w:lang w:val="ar_AE" w:bidi="ar_AE"/>
-        </w:rPr>
-      </w:r>
-    </w:p>
-    <w:p>
-      <w:pPr>
-        <w:bidi/>
-      </w:pPr>
-      <w:r>
-        <w:rPr>
-          <w:lang w:val="ar_AE" w:bidi="ar_AE"/>
-        </w:rPr>
-      </w:r>
-    </w:p>
-    <w:p>
-      <w:pPr>
-        <w:bidi/>
-      </w:pPr>
-      <w:r>
-        <w:rPr>
-          <w:lang w:val="ar_AE" w:bidi="ar_AE"/>
-        </w:rPr>
-      </w:r>
-      <w:r>
-        <w:rPr>
-          <w:vertAlign w:val="superscript"/>
+    </w:p>
+    <w:p>
+      <w:pPr>
+        <w:bidi/>
+      </w:pPr>
+      <w:r>
+        <w:rPr>
+          <w:rtl/>
+          <w:cs/>
+          <w:lang w:val="ar_AE" w:bidi="ar_AE"/>
+        </w:rPr>
+      </w:r>
+      <w:r>
+        <w:rPr>
+          <w:vertAlign w:val="superscript"/>
+          <w:rtl/>
+          <w:cs/>
           <w:lang w:val="ar_AE" w:bidi="ar_AE"/>
         </w:rPr>
         <w:t>10</w:t>
       </w:r>
       <w:r>
         <w:rPr>
+          <w:rtl/>
+          <w:cs/>
           <w:lang w:val="ar_AE" w:bidi="ar_AE"/>
         </w:rPr>
         <w:t xml:space="preserve"> لِأَعْرِفَهُ، وَقُوَّةَ قِيَامَتِهِ، وَشَرِكَةَ آلَامِهِ، مُتَشَبِّهًا بِمَوْتِهِ،</w:t>
       </w:r>
-      <w:r>
-        <w:rPr>
-          <w:lang w:val="ar_AE" w:bidi="ar_AE"/>
-        </w:rPr>
-      </w:r>
-      <w:r>
-        <w:rPr>
-          <w:lang w:val="ar_AE" w:bidi="ar_AE"/>
-        </w:rPr>
-      </w:r>
-    </w:p>
-    <w:p>
-      <w:pPr>
-        <w:bidi/>
-      </w:pPr>
-      <w:r>
-        <w:rPr>
-          <w:lang w:val="ar_AE" w:bidi="ar_AE"/>
-        </w:rPr>
-      </w:r>
-    </w:p>
-    <w:p>
-      <w:pPr>
-        <w:bidi/>
-      </w:pPr>
-      <w:r>
-        <w:rPr>
-          <w:lang w:val="ar_AE" w:bidi="ar_AE"/>
-        </w:rPr>
-      </w:r>
-      <w:r>
-        <w:rPr>
-          <w:vertAlign w:val="superscript"/>
+    </w:p>
+    <w:p>
+      <w:pPr>
+        <w:bidi/>
+      </w:pPr>
+      <w:r>
+        <w:rPr>
+          <w:rtl/>
+          <w:cs/>
+          <w:lang w:val="ar_AE" w:bidi="ar_AE"/>
+        </w:rPr>
+      </w:r>
+      <w:r>
+        <w:rPr>
+          <w:vertAlign w:val="superscript"/>
+          <w:rtl/>
+          <w:cs/>
           <w:lang w:val="ar_AE" w:bidi="ar_AE"/>
         </w:rPr>
         <w:t>11</w:t>
       </w:r>
       <w:r>
         <w:rPr>
+          <w:rtl/>
+          <w:cs/>
           <w:lang w:val="ar_AE" w:bidi="ar_AE"/>
         </w:rPr>
         <w:t xml:space="preserve"> لَعَلِّي أَبْلُغُ إِلَى قِيَامَةِ ٱلْأَمْوَاتِ.</w:t>
       </w:r>
-      <w:r>
-        <w:rPr>
-          <w:lang w:val="ar_AE" w:bidi="ar_AE"/>
-        </w:rPr>
-      </w:r>
-      <w:r>
-        <w:rPr>
-          <w:lang w:val="ar_AE" w:bidi="ar_AE"/>
-        </w:rPr>
-      </w:r>
-    </w:p>
-    <w:p>
-      <w:pPr>
-        <w:bidi/>
-      </w:pPr>
-      <w:r>
-        <w:rPr>
-          <w:lang w:val="ar_AE" w:bidi="ar_AE"/>
-        </w:rPr>
-      </w:r>
-    </w:p>
-    <w:p>
-      <w:pPr>
-        <w:bidi/>
-      </w:pPr>
-      <w:r>
-        <w:rPr>
-          <w:lang w:val="ar_AE" w:bidi="ar_AE"/>
-        </w:rPr>
-      </w:r>
-      <w:r>
-        <w:rPr>
-          <w:vertAlign w:val="superscript"/>
+    </w:p>
+    <w:p>
+      <w:pPr>
+        <w:bidi/>
+      </w:pPr>
+      <w:r>
+        <w:rPr>
+          <w:rtl/>
+          <w:cs/>
+          <w:lang w:val="ar_AE" w:bidi="ar_AE"/>
+        </w:rPr>
+      </w:r>
+      <w:r>
+        <w:rPr>
+          <w:vertAlign w:val="superscript"/>
+          <w:rtl/>
+          <w:cs/>
           <w:lang w:val="ar_AE" w:bidi="ar_AE"/>
         </w:rPr>
         <w:t>12</w:t>
       </w:r>
       <w:r>
         <w:rPr>
+          <w:rtl/>
+          <w:cs/>
           <w:lang w:val="ar_AE" w:bidi="ar_AE"/>
         </w:rPr>
         <w:t xml:space="preserve"> لَيْسَ أَنِّي قَدْ نِلْتُ أَوْ صِرْتُ كَامِلًا، وَلَكِنِّي أَسْعَى لَعَلِّي أُدْرِكُ ٱلَّذِي لِأَجْلِهِ أَدْرَكَنِي أَيْضًا ٱلْمَسِيحُ يَسُوعُ.</w:t>
       </w:r>
-      <w:r>
-        <w:rPr>
-          <w:lang w:val="ar_AE" w:bidi="ar_AE"/>
-        </w:rPr>
-      </w:r>
-      <w:r>
-        <w:rPr>
-          <w:lang w:val="ar_AE" w:bidi="ar_AE"/>
-        </w:rPr>
-      </w:r>
-    </w:p>
-    <w:p>
-      <w:pPr>
-        <w:bidi/>
-      </w:pPr>
-      <w:r>
-        <w:rPr>
-          <w:lang w:val="ar_AE" w:bidi="ar_AE"/>
-        </w:rPr>
-      </w:r>
-    </w:p>
-    <w:p>
-      <w:pPr>
-        <w:bidi/>
-      </w:pPr>
-      <w:r>
-        <w:rPr>
-          <w:lang w:val="ar_AE" w:bidi="ar_AE"/>
-        </w:rPr>
-      </w:r>
-      <w:r>
-        <w:rPr>
-          <w:vertAlign w:val="superscript"/>
+    </w:p>
+    <w:p>
+      <w:pPr>
+        <w:bidi/>
+      </w:pPr>
+      <w:r>
+        <w:rPr>
+          <w:rtl/>
+          <w:cs/>
+          <w:lang w:val="ar_AE" w:bidi="ar_AE"/>
+        </w:rPr>
+      </w:r>
+      <w:r>
+        <w:rPr>
+          <w:vertAlign w:val="superscript"/>
+          <w:rtl/>
+          <w:cs/>
           <w:lang w:val="ar_AE" w:bidi="ar_AE"/>
         </w:rPr>
         <w:t>13</w:t>
       </w:r>
       <w:r>
         <w:rPr>
+          <w:rtl/>
+          <w:cs/>
           <w:lang w:val="ar_AE" w:bidi="ar_AE"/>
         </w:rPr>
         <w:t xml:space="preserve"> أَيُّهَا ٱلْإِخْوَةُ، أَنَا لَسْتُ أَحْسِبُ نَفْسِي أَنِّي قَدْ أَدْرَكْتُ. وَلَكِنِّي أَفْعَلُ شَيْئًا وَاحِدًا: إِذْ أَنَا أَنْسَى مَا هُوَ وَرَاءُ وَأَمْتَدُّ إِلَى مَا هُوَ قُدَّامُ،</w:t>
       </w:r>
-      <w:r>
-        <w:rPr>
-          <w:lang w:val="ar_AE" w:bidi="ar_AE"/>
-        </w:rPr>
-      </w:r>
-      <w:r>
-        <w:rPr>
-          <w:lang w:val="ar_AE" w:bidi="ar_AE"/>
-        </w:rPr>
-      </w:r>
-    </w:p>
-    <w:p>
-      <w:pPr>
-        <w:bidi/>
-      </w:pPr>
-      <w:r>
-        <w:rPr>
-          <w:lang w:val="ar_AE" w:bidi="ar_AE"/>
-        </w:rPr>
-      </w:r>
-    </w:p>
-    <w:p>
-      <w:pPr>
-        <w:bidi/>
-      </w:pPr>
-      <w:r>
-        <w:rPr>
-          <w:lang w:val="ar_AE" w:bidi="ar_AE"/>
-        </w:rPr>
-      </w:r>
-      <w:r>
-        <w:rPr>
-          <w:vertAlign w:val="superscript"/>
+    </w:p>
+    <w:p>
+      <w:pPr>
+        <w:bidi/>
+      </w:pPr>
+      <w:r>
+        <w:rPr>
+          <w:rtl/>
+          <w:cs/>
+          <w:lang w:val="ar_AE" w:bidi="ar_AE"/>
+        </w:rPr>
+      </w:r>
+      <w:r>
+        <w:rPr>
+          <w:vertAlign w:val="superscript"/>
+          <w:rtl/>
+          <w:cs/>
           <w:lang w:val="ar_AE" w:bidi="ar_AE"/>
         </w:rPr>
         <w:t>14</w:t>
       </w:r>
       <w:r>
         <w:rPr>
+          <w:rtl/>
+          <w:cs/>
           <w:lang w:val="ar_AE" w:bidi="ar_AE"/>
         </w:rPr>
         <w:t xml:space="preserve"> أَسْعَى نَحْوَ ٱلْغَرَضِ لِأَجْلِ جَعَالَةِ دَعْوَةِ ٱللهِ ٱلْعُلْيَا فِي ٱلْمَسِيحِ يَسُوعَ.</w:t>
       </w:r>
-      <w:r>
-        <w:rPr>
-          <w:lang w:val="ar_AE" w:bidi="ar_AE"/>
-        </w:rPr>
-      </w:r>
-      <w:r>
-        <w:rPr>
-          <w:lang w:val="ar_AE" w:bidi="ar_AE"/>
-        </w:rPr>
-      </w:r>
-    </w:p>
-    <w:p>
-      <w:pPr>
-        <w:bidi/>
-      </w:pPr>
-      <w:r>
-        <w:rPr>
-          <w:lang w:val="ar_AE" w:bidi="ar_AE"/>
-        </w:rPr>
-      </w:r>
-    </w:p>
-    <w:p>
-      <w:pPr>
-        <w:bidi/>
-      </w:pPr>
-      <w:r>
-        <w:rPr>
-          <w:lang w:val="ar_AE" w:bidi="ar_AE"/>
-        </w:rPr>
-      </w:r>
-      <w:r>
-        <w:rPr>
-          <w:vertAlign w:val="superscript"/>
+    </w:p>
+    <w:p>
+      <w:pPr>
+        <w:bidi/>
+      </w:pPr>
+      <w:r>
+        <w:rPr>
+          <w:rtl/>
+          <w:cs/>
+          <w:lang w:val="ar_AE" w:bidi="ar_AE"/>
+        </w:rPr>
+      </w:r>
+      <w:r>
+        <w:rPr>
+          <w:vertAlign w:val="superscript"/>
+          <w:rtl/>
+          <w:cs/>
           <w:lang w:val="ar_AE" w:bidi="ar_AE"/>
         </w:rPr>
         <w:t>15</w:t>
       </w:r>
       <w:r>
         <w:rPr>
+          <w:rtl/>
+          <w:cs/>
           <w:lang w:val="ar_AE" w:bidi="ar_AE"/>
         </w:rPr>
         <w:t xml:space="preserve"> فَلْيَفْتَكِرْ هَذَا جَمِيعُ ٱلْكَامِلِينَ مِنَّا، وَإِنِ ٱفْتَكَرْتُمْ شَيْئًا بِخِلَافِهِ فَٱللهُ سَيُعْلِنُ لَكُمْ هَذَا أَيْضًا.</w:t>
       </w:r>
-      <w:r>
-        <w:rPr>
-          <w:lang w:val="ar_AE" w:bidi="ar_AE"/>
-        </w:rPr>
-      </w:r>
-      <w:r>
-        <w:rPr>
-          <w:lang w:val="ar_AE" w:bidi="ar_AE"/>
-        </w:rPr>
-      </w:r>
-    </w:p>
-    <w:p>
-      <w:pPr>
-        <w:bidi/>
-      </w:pPr>
-      <w:r>
-        <w:rPr>
-          <w:lang w:val="ar_AE" w:bidi="ar_AE"/>
-        </w:rPr>
-      </w:r>
-    </w:p>
-    <w:p>
-      <w:pPr>
-        <w:bidi/>
-      </w:pPr>
-      <w:r>
-        <w:rPr>
-          <w:lang w:val="ar_AE" w:bidi="ar_AE"/>
-        </w:rPr>
-      </w:r>
-      <w:r>
-        <w:rPr>
-          <w:vertAlign w:val="superscript"/>
+    </w:p>
+    <w:p>
+      <w:pPr>
+        <w:bidi/>
+      </w:pPr>
+      <w:r>
+        <w:rPr>
+          <w:rtl/>
+          <w:cs/>
+          <w:lang w:val="ar_AE" w:bidi="ar_AE"/>
+        </w:rPr>
+      </w:r>
+      <w:r>
+        <w:rPr>
+          <w:vertAlign w:val="superscript"/>
+          <w:rtl/>
+          <w:cs/>
           <w:lang w:val="ar_AE" w:bidi="ar_AE"/>
         </w:rPr>
         <w:t>16</w:t>
       </w:r>
       <w:r>
         <w:rPr>
+          <w:rtl/>
+          <w:cs/>
           <w:lang w:val="ar_AE" w:bidi="ar_AE"/>
         </w:rPr>
         <w:t xml:space="preserve"> وَأَمَّا مَا قَدْ أَدْرَكْنَاهُ، فَلْنَسْلُكْ بِحَسَبِ ذَلِكَ ٱلْقَانُونِ عَيْنِهِ، وَنَفْتَكِرْ ذَلِكَ عَيْنَهُ.</w:t>
       </w:r>
-      <w:r>
-        <w:rPr>
-          <w:lang w:val="ar_AE" w:bidi="ar_AE"/>
-        </w:rPr>
-      </w:r>
-      <w:r>
-        <w:rPr>
-          <w:lang w:val="ar_AE" w:bidi="ar_AE"/>
-        </w:rPr>
-      </w:r>
-    </w:p>
-    <w:p>
-      <w:pPr>
-        <w:bidi/>
-      </w:pPr>
-      <w:r>
-        <w:rPr>
-          <w:lang w:val="ar_AE" w:bidi="ar_AE"/>
-        </w:rPr>
-      </w:r>
-    </w:p>
-    <w:p>
-      <w:pPr>
-        <w:bidi/>
-      </w:pPr>
-      <w:r>
-        <w:rPr>
-          <w:lang w:val="ar_AE" w:bidi="ar_AE"/>
-        </w:rPr>
-      </w:r>
-      <w:r>
-        <w:rPr>
-          <w:vertAlign w:val="superscript"/>
+    </w:p>
+    <w:p>
+      <w:pPr>
+        <w:bidi/>
+      </w:pPr>
+      <w:r>
+        <w:rPr>
+          <w:rtl/>
+          <w:cs/>
+          <w:lang w:val="ar_AE" w:bidi="ar_AE"/>
+        </w:rPr>
+      </w:r>
+      <w:r>
+        <w:rPr>
+          <w:vertAlign w:val="superscript"/>
+          <w:rtl/>
+          <w:cs/>
           <w:lang w:val="ar_AE" w:bidi="ar_AE"/>
         </w:rPr>
         <w:t>17</w:t>
       </w:r>
       <w:r>
         <w:rPr>
+          <w:rtl/>
+          <w:cs/>
           <w:lang w:val="ar_AE" w:bidi="ar_AE"/>
         </w:rPr>
         <w:t xml:space="preserve"> كُونُوا مُتَمَثِّلِينَ بِي مَعًا أَيُّهَا ٱلْإِخْوَةُ، وَلَاحِظُوا ٱلَّذِينَ يَسِيرُونَ هَكَذَا كَمَا نَحْنُ عِنْدَكُمْ قُدْوَةٌ.</w:t>
       </w:r>
-      <w:r>
-        <w:rPr>
-          <w:lang w:val="ar_AE" w:bidi="ar_AE"/>
-        </w:rPr>
-      </w:r>
-      <w:r>
-        <w:rPr>
-          <w:lang w:val="ar_AE" w:bidi="ar_AE"/>
-        </w:rPr>
-      </w:r>
-    </w:p>
-    <w:p>
-      <w:pPr>
-        <w:bidi/>
-      </w:pPr>
-      <w:r>
-        <w:rPr>
-          <w:lang w:val="ar_AE" w:bidi="ar_AE"/>
-        </w:rPr>
-      </w:r>
-    </w:p>
-    <w:p>
-      <w:pPr>
-        <w:bidi/>
-      </w:pPr>
-      <w:r>
-        <w:rPr>
-          <w:lang w:val="ar_AE" w:bidi="ar_AE"/>
-        </w:rPr>
-      </w:r>
-      <w:r>
-        <w:rPr>
-          <w:vertAlign w:val="superscript"/>
+    </w:p>
+    <w:p>
+      <w:pPr>
+        <w:bidi/>
+      </w:pPr>
+      <w:r>
+        <w:rPr>
+          <w:rtl/>
+          <w:cs/>
+          <w:lang w:val="ar_AE" w:bidi="ar_AE"/>
+        </w:rPr>
+      </w:r>
+      <w:r>
+        <w:rPr>
+          <w:vertAlign w:val="superscript"/>
+          <w:rtl/>
+          <w:cs/>
           <w:lang w:val="ar_AE" w:bidi="ar_AE"/>
         </w:rPr>
         <w:t>18</w:t>
       </w:r>
       <w:r>
         <w:rPr>
+          <w:rtl/>
+          <w:cs/>
           <w:lang w:val="ar_AE" w:bidi="ar_AE"/>
         </w:rPr>
         <w:t xml:space="preserve"> لِأَنَّ كَثِيرِينَ يَسِيرُونَ مِمَّنْ كُنْتُ أَذْكُرُهُمْ لَكُمْ مِرَارًا، وَٱلْآنَ أَذْكُرُهُمْ أَيْضًا بَاكِيًا، وَهُمْ أَعْدَاءُ صَلِيبِ ٱلْمَسِيحِ،</w:t>
       </w:r>
-      <w:r>
-        <w:rPr>
-          <w:lang w:val="ar_AE" w:bidi="ar_AE"/>
-        </w:rPr>
-      </w:r>
-      <w:r>
-        <w:rPr>
-          <w:lang w:val="ar_AE" w:bidi="ar_AE"/>
-        </w:rPr>
-      </w:r>
-    </w:p>
-    <w:p>
-      <w:pPr>
-        <w:bidi/>
-      </w:pPr>
-      <w:r>
-        <w:rPr>
-          <w:lang w:val="ar_AE" w:bidi="ar_AE"/>
-        </w:rPr>
-      </w:r>
-    </w:p>
-    <w:p>
-      <w:pPr>
-        <w:bidi/>
-      </w:pPr>
-      <w:r>
-        <w:rPr>
-          <w:lang w:val="ar_AE" w:bidi="ar_AE"/>
-        </w:rPr>
-      </w:r>
-      <w:r>
-        <w:rPr>
-          <w:vertAlign w:val="superscript"/>
+    </w:p>
+    <w:p>
+      <w:pPr>
+        <w:bidi/>
+      </w:pPr>
+      <w:r>
+        <w:rPr>
+          <w:rtl/>
+          <w:cs/>
+          <w:lang w:val="ar_AE" w:bidi="ar_AE"/>
+        </w:rPr>
+      </w:r>
+      <w:r>
+        <w:rPr>
+          <w:vertAlign w:val="superscript"/>
+          <w:rtl/>
+          <w:cs/>
           <w:lang w:val="ar_AE" w:bidi="ar_AE"/>
         </w:rPr>
         <w:t>19</w:t>
       </w:r>
       <w:r>
         <w:rPr>
+          <w:rtl/>
+          <w:cs/>
           <w:lang w:val="ar_AE" w:bidi="ar_AE"/>
         </w:rPr>
         <w:t xml:space="preserve"> ٱلَّذِينَ نِهَايَتُهُمُ ٱلْهَلَاكُ، ٱلَّذِينَ إِلَهُهُمْ بَطْنُهُمْ وَمَجْدُهُمْ فِي خِزْيِهِمِ، ٱلَّذِينَ يَفْتَكِرُونَ فِي ٱلْأَرْضِيَّاتِ.</w:t>
       </w:r>
-      <w:r>
-        <w:rPr>
-          <w:lang w:val="ar_AE" w:bidi="ar_AE"/>
-        </w:rPr>
-      </w:r>
-      <w:r>
-        <w:rPr>
-          <w:lang w:val="ar_AE" w:bidi="ar_AE"/>
-        </w:rPr>
-      </w:r>
-    </w:p>
-    <w:p>
-      <w:pPr>
-        <w:bidi/>
-      </w:pPr>
-      <w:r>
-        <w:rPr>
-          <w:lang w:val="ar_AE" w:bidi="ar_AE"/>
-        </w:rPr>
-      </w:r>
-    </w:p>
-    <w:p>
-      <w:pPr>
-        <w:bidi/>
-      </w:pPr>
-      <w:r>
-        <w:rPr>
-          <w:lang w:val="ar_AE" w:bidi="ar_AE"/>
-        </w:rPr>
-      </w:r>
-      <w:r>
-        <w:rPr>
-          <w:vertAlign w:val="superscript"/>
+    </w:p>
+    <w:p>
+      <w:pPr>
+        <w:bidi/>
+      </w:pPr>
+      <w:r>
+        <w:rPr>
+          <w:rtl/>
+          <w:cs/>
+          <w:lang w:val="ar_AE" w:bidi="ar_AE"/>
+        </w:rPr>
+      </w:r>
+      <w:r>
+        <w:rPr>
+          <w:vertAlign w:val="superscript"/>
+          <w:rtl/>
+          <w:cs/>
           <w:lang w:val="ar_AE" w:bidi="ar_AE"/>
         </w:rPr>
         <w:t>20</w:t>
       </w:r>
       <w:r>
         <w:rPr>
+          <w:rtl/>
+          <w:cs/>
           <w:lang w:val="ar_AE" w:bidi="ar_AE"/>
         </w:rPr>
         <w:t xml:space="preserve"> فَإِنَّ سِيرَتَنَا نَحْنُ هِيَ فِي ٱلسَّمَاوَاتِ، ٱلَّتِي مِنْهَا أَيْضًا نَنْتَظِرُ مُخَلِّصًا هُوَ ٱلرَّبُّ يَسُوعُ ٱلْمَسِيحُ،</w:t>
       </w:r>
-      <w:r>
-        <w:rPr>
-          <w:lang w:val="ar_AE" w:bidi="ar_AE"/>
-        </w:rPr>
-      </w:r>
-      <w:r>
-        <w:rPr>
-          <w:lang w:val="ar_AE" w:bidi="ar_AE"/>
-        </w:rPr>
-      </w:r>
-    </w:p>
-    <w:p>
-      <w:pPr>
-        <w:bidi/>
-      </w:pPr>
-      <w:r>
-        <w:rPr>
-          <w:lang w:val="ar_AE" w:bidi="ar_AE"/>
-        </w:rPr>
-      </w:r>
-    </w:p>
-    <w:p>
-      <w:pPr>
-        <w:bidi/>
-      </w:pPr>
-      <w:r>
-        <w:rPr>
-          <w:lang w:val="ar_AE" w:bidi="ar_AE"/>
-        </w:rPr>
-      </w:r>
-      <w:r>
-        <w:rPr>
-          <w:vertAlign w:val="superscript"/>
+    </w:p>
+    <w:p>
+      <w:pPr>
+        <w:bidi/>
+      </w:pPr>
+      <w:r>
+        <w:rPr>
+          <w:rtl/>
+          <w:cs/>
+          <w:lang w:val="ar_AE" w:bidi="ar_AE"/>
+        </w:rPr>
+      </w:r>
+      <w:r>
+        <w:rPr>
+          <w:vertAlign w:val="superscript"/>
+          <w:rtl/>
+          <w:cs/>
           <w:lang w:val="ar_AE" w:bidi="ar_AE"/>
         </w:rPr>
         <w:t>21</w:t>
       </w:r>
       <w:r>
         <w:rPr>
+          <w:rtl/>
+          <w:cs/>
           <w:lang w:val="ar_AE" w:bidi="ar_AE"/>
         </w:rPr>
         <w:t xml:space="preserve"> ٱلَّذِي سَيُغَيِّرُ شَكْلَ جَسَدِ تَوَاضُعِنَا لِيَكُونَ عَلَى صُورَةِ جَسَدِ مَجْدِهِ، بِحَسَبِ عَمَلِ ٱسْتِطَاعَتِهِ أَنْ يُخْضِعَ لِنَفْسِهِ كُلَّ شَيْءٍ.</w:t>
       </w:r>
-      <w:r>
-        <w:rPr>
-          <w:lang w:val="ar_AE" w:bidi="ar_AE"/>
-        </w:rPr>
-      </w:r>
-      <w:r>
-        <w:rPr>
-          <w:lang w:val="ar_AE" w:bidi="ar_AE"/>
-        </w:rPr>
-      </w:r>
-    </w:p>
-    <w:p>
-      <w:pPr>
-        <w:bidi/>
-      </w:pPr>
-      <w:r>
-        <w:rPr>
-          <w:lang w:val="ar_AE" w:bidi="ar_AE"/>
-        </w:rPr>
-      </w:r>
     </w:p>
     <w:p>
       <w:pPr>
@@ -3775,993 +2648,685 @@
       </w:pPr>
       <w:r>
         <w:rPr>
+          <w:rtl/>
+          <w:cs/>
           <w:lang w:val="ar_AE" w:bidi="ar_AE"/>
         </w:rPr>
         <w:t>Philippians 4:1</w:t>
       </w:r>
       <w:r>
         <w:rPr>
-          <w:lang w:val="ar_AE" w:bidi="ar_AE"/>
-        </w:rPr>
-      </w:r>
-    </w:p>
-    <w:p>
-      <w:pPr>
-        <w:bidi/>
-      </w:pPr>
-      <w:r>
-        <w:rPr>
-          <w:lang w:val="ar_AE" w:bidi="ar_AE"/>
-        </w:rPr>
-      </w:r>
-      <w:r>
-        <w:rPr>
-          <w:vertAlign w:val="superscript"/>
+          <w:rtl/>
+          <w:cs/>
+          <w:lang w:val="ar_AE" w:bidi="ar_AE"/>
+        </w:rPr>
+      </w:r>
+    </w:p>
+    <w:p>
+      <w:pPr>
+        <w:bidi/>
+      </w:pPr>
+      <w:r>
+        <w:rPr>
+          <w:rtl/>
+          <w:cs/>
+          <w:lang w:val="ar_AE" w:bidi="ar_AE"/>
+        </w:rPr>
+      </w:r>
+      <w:r>
+        <w:rPr>
+          <w:vertAlign w:val="superscript"/>
+          <w:rtl/>
+          <w:cs/>
           <w:lang w:val="ar_AE" w:bidi="ar_AE"/>
         </w:rPr>
         <w:t>1</w:t>
       </w:r>
       <w:r>
         <w:rPr>
+          <w:rtl/>
+          <w:cs/>
           <w:lang w:val="ar_AE" w:bidi="ar_AE"/>
         </w:rPr>
         <w:t xml:space="preserve"> إِذًا يَا إِخْوَتِي ٱلْأَحِبَّاءَ، وَٱلْمُشْتَاقَ إِلَيْهِمْ، يَا سُرُورِي وَإِكْلِيلِي، ٱثْبُتُوا هَكَذَا فِي ٱلرَّبِّ أَيُّهَا ٱلْأَحِبَّاءُ.</w:t>
       </w:r>
-      <w:r>
-        <w:rPr>
-          <w:lang w:val="ar_AE" w:bidi="ar_AE"/>
-        </w:rPr>
-      </w:r>
-      <w:r>
-        <w:rPr>
-          <w:lang w:val="ar_AE" w:bidi="ar_AE"/>
-        </w:rPr>
-      </w:r>
-    </w:p>
-    <w:p>
-      <w:pPr>
-        <w:bidi/>
-      </w:pPr>
-      <w:r>
-        <w:rPr>
-          <w:lang w:val="ar_AE" w:bidi="ar_AE"/>
-        </w:rPr>
-      </w:r>
-    </w:p>
-    <w:p>
-      <w:pPr>
-        <w:bidi/>
-      </w:pPr>
-      <w:r>
-        <w:rPr>
-          <w:lang w:val="ar_AE" w:bidi="ar_AE"/>
-        </w:rPr>
-      </w:r>
-      <w:r>
-        <w:rPr>
-          <w:vertAlign w:val="superscript"/>
+    </w:p>
+    <w:p>
+      <w:pPr>
+        <w:bidi/>
+      </w:pPr>
+      <w:r>
+        <w:rPr>
+          <w:rtl/>
+          <w:cs/>
+          <w:lang w:val="ar_AE" w:bidi="ar_AE"/>
+        </w:rPr>
+      </w:r>
+      <w:r>
+        <w:rPr>
+          <w:vertAlign w:val="superscript"/>
+          <w:rtl/>
+          <w:cs/>
           <w:lang w:val="ar_AE" w:bidi="ar_AE"/>
         </w:rPr>
         <w:t>2</w:t>
       </w:r>
       <w:r>
         <w:rPr>
+          <w:rtl/>
+          <w:cs/>
           <w:lang w:val="ar_AE" w:bidi="ar_AE"/>
         </w:rPr>
         <w:t xml:space="preserve"> أَطْلُبُ إِلَى أَفُودِيَةَ وَأَطْلُبُ إِلَى سِنْتِيخِي أَنْ تَفْتَكِرَا فِكْرًا وَاحِدًا فِي ٱلرَّبِّ.</w:t>
       </w:r>
-      <w:r>
-        <w:rPr>
-          <w:lang w:val="ar_AE" w:bidi="ar_AE"/>
-        </w:rPr>
-      </w:r>
-      <w:r>
-        <w:rPr>
-          <w:lang w:val="ar_AE" w:bidi="ar_AE"/>
-        </w:rPr>
-      </w:r>
-    </w:p>
-    <w:p>
-      <w:pPr>
-        <w:bidi/>
-      </w:pPr>
-      <w:r>
-        <w:rPr>
-          <w:lang w:val="ar_AE" w:bidi="ar_AE"/>
-        </w:rPr>
-      </w:r>
-    </w:p>
-    <w:p>
-      <w:pPr>
-        <w:bidi/>
-      </w:pPr>
-      <w:r>
-        <w:rPr>
-          <w:lang w:val="ar_AE" w:bidi="ar_AE"/>
-        </w:rPr>
-      </w:r>
-      <w:r>
-        <w:rPr>
-          <w:vertAlign w:val="superscript"/>
+    </w:p>
+    <w:p>
+      <w:pPr>
+        <w:bidi/>
+      </w:pPr>
+      <w:r>
+        <w:rPr>
+          <w:rtl/>
+          <w:cs/>
+          <w:lang w:val="ar_AE" w:bidi="ar_AE"/>
+        </w:rPr>
+      </w:r>
+      <w:r>
+        <w:rPr>
+          <w:vertAlign w:val="superscript"/>
+          <w:rtl/>
+          <w:cs/>
           <w:lang w:val="ar_AE" w:bidi="ar_AE"/>
         </w:rPr>
         <w:t>3</w:t>
       </w:r>
       <w:r>
         <w:rPr>
+          <w:rtl/>
+          <w:cs/>
           <w:lang w:val="ar_AE" w:bidi="ar_AE"/>
         </w:rPr>
         <w:t xml:space="preserve"> نَعَمْ أَسْأَلُكَ أَنْتَ أَيْضًا، يَا شَرِيكِي ٱلْمُخْلِصَ، سَاعِدْ هَاتَيْنِ ٱللَّتَيْنِ جَاهَدَتَا مَعِي فِي ٱلْإِنْجِيلِ، مَعَ أَكْلِيمَنْدُسَ أَيْضًا وَبَاقِي ٱلْعَامِلِينَ مَعِي، ٱلَّذِينَ أَسْمَاؤُهُمْ فِي سِفْرِ ٱلْحَيَاةِ.</w:t>
       </w:r>
-      <w:r>
-        <w:rPr>
-          <w:lang w:val="ar_AE" w:bidi="ar_AE"/>
-        </w:rPr>
-      </w:r>
-      <w:r>
-        <w:rPr>
-          <w:lang w:val="ar_AE" w:bidi="ar_AE"/>
-        </w:rPr>
-      </w:r>
-    </w:p>
-    <w:p>
-      <w:pPr>
-        <w:bidi/>
-      </w:pPr>
-      <w:r>
-        <w:rPr>
-          <w:lang w:val="ar_AE" w:bidi="ar_AE"/>
-        </w:rPr>
-      </w:r>
-    </w:p>
-    <w:p>
-      <w:pPr>
-        <w:bidi/>
-      </w:pPr>
-      <w:r>
-        <w:rPr>
-          <w:lang w:val="ar_AE" w:bidi="ar_AE"/>
-        </w:rPr>
-      </w:r>
-      <w:r>
-        <w:rPr>
-          <w:vertAlign w:val="superscript"/>
+    </w:p>
+    <w:p>
+      <w:pPr>
+        <w:bidi/>
+      </w:pPr>
+      <w:r>
+        <w:rPr>
+          <w:rtl/>
+          <w:cs/>
+          <w:lang w:val="ar_AE" w:bidi="ar_AE"/>
+        </w:rPr>
+      </w:r>
+      <w:r>
+        <w:rPr>
+          <w:vertAlign w:val="superscript"/>
+          <w:rtl/>
+          <w:cs/>
           <w:lang w:val="ar_AE" w:bidi="ar_AE"/>
         </w:rPr>
         <w:t>4</w:t>
       </w:r>
       <w:r>
         <w:rPr>
+          <w:rtl/>
+          <w:cs/>
           <w:lang w:val="ar_AE" w:bidi="ar_AE"/>
         </w:rPr>
         <w:t xml:space="preserve"> اِفْرَحُوا فِي ٱلرَّبِّ كُلَّ حِينٍ، وَأَقُولُ أَيْضًا: ٱفْرَحُوا.</w:t>
       </w:r>
-      <w:r>
-        <w:rPr>
-          <w:lang w:val="ar_AE" w:bidi="ar_AE"/>
-        </w:rPr>
-      </w:r>
-      <w:r>
-        <w:rPr>
-          <w:lang w:val="ar_AE" w:bidi="ar_AE"/>
-        </w:rPr>
-      </w:r>
-    </w:p>
-    <w:p>
-      <w:pPr>
-        <w:bidi/>
-      </w:pPr>
-      <w:r>
-        <w:rPr>
-          <w:lang w:val="ar_AE" w:bidi="ar_AE"/>
-        </w:rPr>
-      </w:r>
-    </w:p>
-    <w:p>
-      <w:pPr>
-        <w:bidi/>
-      </w:pPr>
-      <w:r>
-        <w:rPr>
-          <w:lang w:val="ar_AE" w:bidi="ar_AE"/>
-        </w:rPr>
-      </w:r>
-      <w:r>
-        <w:rPr>
-          <w:vertAlign w:val="superscript"/>
+    </w:p>
+    <w:p>
+      <w:pPr>
+        <w:bidi/>
+      </w:pPr>
+      <w:r>
+        <w:rPr>
+          <w:rtl/>
+          <w:cs/>
+          <w:lang w:val="ar_AE" w:bidi="ar_AE"/>
+        </w:rPr>
+      </w:r>
+      <w:r>
+        <w:rPr>
+          <w:vertAlign w:val="superscript"/>
+          <w:rtl/>
+          <w:cs/>
           <w:lang w:val="ar_AE" w:bidi="ar_AE"/>
         </w:rPr>
         <w:t>5</w:t>
       </w:r>
       <w:r>
         <w:rPr>
+          <w:rtl/>
+          <w:cs/>
           <w:lang w:val="ar_AE" w:bidi="ar_AE"/>
         </w:rPr>
         <w:t xml:space="preserve"> لِيَكُنْ حِلْمُكُمْ مَعْرُوفًا عِنْدَ جَمِيعِ ٱلنَّاسِ. اَلرَّبُّ قَرِيبٌ.</w:t>
       </w:r>
-      <w:r>
-        <w:rPr>
-          <w:lang w:val="ar_AE" w:bidi="ar_AE"/>
-        </w:rPr>
-      </w:r>
-      <w:r>
-        <w:rPr>
-          <w:lang w:val="ar_AE" w:bidi="ar_AE"/>
-        </w:rPr>
-      </w:r>
-    </w:p>
-    <w:p>
-      <w:pPr>
-        <w:bidi/>
-      </w:pPr>
-      <w:r>
-        <w:rPr>
-          <w:lang w:val="ar_AE" w:bidi="ar_AE"/>
-        </w:rPr>
-      </w:r>
-    </w:p>
-    <w:p>
-      <w:pPr>
-        <w:bidi/>
-      </w:pPr>
-      <w:r>
-        <w:rPr>
-          <w:lang w:val="ar_AE" w:bidi="ar_AE"/>
-        </w:rPr>
-      </w:r>
-      <w:r>
-        <w:rPr>
-          <w:vertAlign w:val="superscript"/>
+    </w:p>
+    <w:p>
+      <w:pPr>
+        <w:bidi/>
+      </w:pPr>
+      <w:r>
+        <w:rPr>
+          <w:rtl/>
+          <w:cs/>
+          <w:lang w:val="ar_AE" w:bidi="ar_AE"/>
+        </w:rPr>
+      </w:r>
+      <w:r>
+        <w:rPr>
+          <w:vertAlign w:val="superscript"/>
+          <w:rtl/>
+          <w:cs/>
           <w:lang w:val="ar_AE" w:bidi="ar_AE"/>
         </w:rPr>
         <w:t>6</w:t>
       </w:r>
       <w:r>
         <w:rPr>
+          <w:rtl/>
+          <w:cs/>
           <w:lang w:val="ar_AE" w:bidi="ar_AE"/>
         </w:rPr>
         <w:t xml:space="preserve"> لَا تَهْتَمُّوا بِشَيْءٍ، بَلْ فِي كُلِّ شَيْءٍ بِٱلصَّلَاةِ وَٱلدُّعَاءِ مَعَ ٱلشُّكْرِ، لِتُعْلَمْ طِلْبَاتُكُمْ لَدَى ٱللهِ.</w:t>
       </w:r>
-      <w:r>
-        <w:rPr>
-          <w:lang w:val="ar_AE" w:bidi="ar_AE"/>
-        </w:rPr>
-      </w:r>
-      <w:r>
-        <w:rPr>
-          <w:lang w:val="ar_AE" w:bidi="ar_AE"/>
-        </w:rPr>
-      </w:r>
-    </w:p>
-    <w:p>
-      <w:pPr>
-        <w:bidi/>
-      </w:pPr>
-      <w:r>
-        <w:rPr>
-          <w:lang w:val="ar_AE" w:bidi="ar_AE"/>
-        </w:rPr>
-      </w:r>
-    </w:p>
-    <w:p>
-      <w:pPr>
-        <w:bidi/>
-      </w:pPr>
-      <w:r>
-        <w:rPr>
-          <w:lang w:val="ar_AE" w:bidi="ar_AE"/>
-        </w:rPr>
-      </w:r>
-      <w:r>
-        <w:rPr>
-          <w:vertAlign w:val="superscript"/>
+    </w:p>
+    <w:p>
+      <w:pPr>
+        <w:bidi/>
+      </w:pPr>
+      <w:r>
+        <w:rPr>
+          <w:rtl/>
+          <w:cs/>
+          <w:lang w:val="ar_AE" w:bidi="ar_AE"/>
+        </w:rPr>
+      </w:r>
+      <w:r>
+        <w:rPr>
+          <w:vertAlign w:val="superscript"/>
+          <w:rtl/>
+          <w:cs/>
           <w:lang w:val="ar_AE" w:bidi="ar_AE"/>
         </w:rPr>
         <w:t>7</w:t>
       </w:r>
       <w:r>
         <w:rPr>
+          <w:rtl/>
+          <w:cs/>
           <w:lang w:val="ar_AE" w:bidi="ar_AE"/>
         </w:rPr>
         <w:t xml:space="preserve"> وَسَلَامُ ٱللهِ ٱلَّذِي يَفُوقُ كُلَّ عَقْلٍ، يَحْفَظُ قُلُوبَكُمْ وَأَفْكَارَكُمْ فِي ٱلْمَسِيحِ يَسُوعَ.</w:t>
       </w:r>
-      <w:r>
-        <w:rPr>
-          <w:lang w:val="ar_AE" w:bidi="ar_AE"/>
-        </w:rPr>
-      </w:r>
-      <w:r>
-        <w:rPr>
-          <w:lang w:val="ar_AE" w:bidi="ar_AE"/>
-        </w:rPr>
-      </w:r>
-    </w:p>
-    <w:p>
-      <w:pPr>
-        <w:bidi/>
-      </w:pPr>
-      <w:r>
-        <w:rPr>
-          <w:lang w:val="ar_AE" w:bidi="ar_AE"/>
-        </w:rPr>
-      </w:r>
-    </w:p>
-    <w:p>
-      <w:pPr>
-        <w:bidi/>
-      </w:pPr>
-      <w:r>
-        <w:rPr>
-          <w:lang w:val="ar_AE" w:bidi="ar_AE"/>
-        </w:rPr>
-      </w:r>
-      <w:r>
-        <w:rPr>
-          <w:vertAlign w:val="superscript"/>
+    </w:p>
+    <w:p>
+      <w:pPr>
+        <w:bidi/>
+      </w:pPr>
+      <w:r>
+        <w:rPr>
+          <w:rtl/>
+          <w:cs/>
+          <w:lang w:val="ar_AE" w:bidi="ar_AE"/>
+        </w:rPr>
+      </w:r>
+      <w:r>
+        <w:rPr>
+          <w:vertAlign w:val="superscript"/>
+          <w:rtl/>
+          <w:cs/>
           <w:lang w:val="ar_AE" w:bidi="ar_AE"/>
         </w:rPr>
         <w:t>8</w:t>
       </w:r>
       <w:r>
         <w:rPr>
+          <w:rtl/>
+          <w:cs/>
           <w:lang w:val="ar_AE" w:bidi="ar_AE"/>
         </w:rPr>
         <w:t xml:space="preserve"> أَخِيرًا أَيُّهَا ٱلْإِخْوَةُ، كُلُّ مَا هُوَ حَقٌّ، كُلُّ مَا هُوَ جَلِيلٌ، كُلُّ مَا هُوَ عَادِلٌ، كُلُّ مَا هُوَ طَاهِرٌ، كُلُّ مَا هُوَ مُسِرٌّ، كُلُّ مَا صِيتُهُ حَسَنٌ، إِنْ كَانَتْ فَضِيلَةٌ وَإِنْ كَانَ مَدْحٌ، فَفِي هَذِهِ ٱفْتَكِرُوا.</w:t>
       </w:r>
-      <w:r>
-        <w:rPr>
-          <w:lang w:val="ar_AE" w:bidi="ar_AE"/>
-        </w:rPr>
-      </w:r>
-      <w:r>
-        <w:rPr>
-          <w:lang w:val="ar_AE" w:bidi="ar_AE"/>
-        </w:rPr>
-      </w:r>
-    </w:p>
-    <w:p>
-      <w:pPr>
-        <w:bidi/>
-      </w:pPr>
-      <w:r>
-        <w:rPr>
-          <w:lang w:val="ar_AE" w:bidi="ar_AE"/>
-        </w:rPr>
-      </w:r>
-    </w:p>
-    <w:p>
-      <w:pPr>
-        <w:bidi/>
-      </w:pPr>
-      <w:r>
-        <w:rPr>
-          <w:lang w:val="ar_AE" w:bidi="ar_AE"/>
-        </w:rPr>
-      </w:r>
-      <w:r>
-        <w:rPr>
-          <w:vertAlign w:val="superscript"/>
+    </w:p>
+    <w:p>
+      <w:pPr>
+        <w:bidi/>
+      </w:pPr>
+      <w:r>
+        <w:rPr>
+          <w:rtl/>
+          <w:cs/>
+          <w:lang w:val="ar_AE" w:bidi="ar_AE"/>
+        </w:rPr>
+      </w:r>
+      <w:r>
+        <w:rPr>
+          <w:vertAlign w:val="superscript"/>
+          <w:rtl/>
+          <w:cs/>
           <w:lang w:val="ar_AE" w:bidi="ar_AE"/>
         </w:rPr>
         <w:t>9</w:t>
       </w:r>
       <w:r>
         <w:rPr>
+          <w:rtl/>
+          <w:cs/>
           <w:lang w:val="ar_AE" w:bidi="ar_AE"/>
         </w:rPr>
         <w:t xml:space="preserve"> وَمَا تَعَلَّمْتُمُوهُ، وَتَسَلَّمْتُمُوهُ، وَسَمِعْتُمُوهُ، وَرَأَيْتُمُوهُ فِيَّ، فَهَذَا ٱفْعَلُوا، وَإِلَهُ ٱلسَّلَامِ يَكُونُ مَعَكُمْ.</w:t>
       </w:r>
-      <w:r>
-        <w:rPr>
-          <w:lang w:val="ar_AE" w:bidi="ar_AE"/>
-        </w:rPr>
-      </w:r>
-      <w:r>
-        <w:rPr>
-          <w:lang w:val="ar_AE" w:bidi="ar_AE"/>
-        </w:rPr>
-      </w:r>
-    </w:p>
-    <w:p>
-      <w:pPr>
-        <w:bidi/>
-      </w:pPr>
-      <w:r>
-        <w:rPr>
-          <w:lang w:val="ar_AE" w:bidi="ar_AE"/>
-        </w:rPr>
-      </w:r>
-    </w:p>
-    <w:p>
-      <w:pPr>
-        <w:bidi/>
-      </w:pPr>
-      <w:r>
-        <w:rPr>
-          <w:lang w:val="ar_AE" w:bidi="ar_AE"/>
-        </w:rPr>
-      </w:r>
-      <w:r>
-        <w:rPr>
-          <w:vertAlign w:val="superscript"/>
+    </w:p>
+    <w:p>
+      <w:pPr>
+        <w:bidi/>
+      </w:pPr>
+      <w:r>
+        <w:rPr>
+          <w:rtl/>
+          <w:cs/>
+          <w:lang w:val="ar_AE" w:bidi="ar_AE"/>
+        </w:rPr>
+      </w:r>
+      <w:r>
+        <w:rPr>
+          <w:vertAlign w:val="superscript"/>
+          <w:rtl/>
+          <w:cs/>
           <w:lang w:val="ar_AE" w:bidi="ar_AE"/>
         </w:rPr>
         <w:t>10</w:t>
       </w:r>
       <w:r>
         <w:rPr>
+          <w:rtl/>
+          <w:cs/>
           <w:lang w:val="ar_AE" w:bidi="ar_AE"/>
         </w:rPr>
         <w:t xml:space="preserve"> ثُمَّ إِنِّي فَرِحْتُ بِٱلرَّبِّ جِدًّا لِأَنَّكُمُ ٱلْآنَ قَدْ أَزْهَرَ أَيْضًا مَرَّةً ٱعْتِنَاؤُكُمْ بِي ٱلَّذِي كُنْتُمْ تَعْتَنُونَهُ، وَلَكِنْ لَمْ تَكُنْ لَكُمْ فُرْصَةٌ.</w:t>
       </w:r>
-      <w:r>
-        <w:rPr>
-          <w:lang w:val="ar_AE" w:bidi="ar_AE"/>
-        </w:rPr>
-      </w:r>
-      <w:r>
-        <w:rPr>
-          <w:lang w:val="ar_AE" w:bidi="ar_AE"/>
-        </w:rPr>
-      </w:r>
-    </w:p>
-    <w:p>
-      <w:pPr>
-        <w:bidi/>
-      </w:pPr>
-      <w:r>
-        <w:rPr>
-          <w:lang w:val="ar_AE" w:bidi="ar_AE"/>
-        </w:rPr>
-      </w:r>
-    </w:p>
-    <w:p>
-      <w:pPr>
-        <w:bidi/>
-      </w:pPr>
-      <w:r>
-        <w:rPr>
-          <w:lang w:val="ar_AE" w:bidi="ar_AE"/>
-        </w:rPr>
-      </w:r>
-      <w:r>
-        <w:rPr>
-          <w:vertAlign w:val="superscript"/>
+    </w:p>
+    <w:p>
+      <w:pPr>
+        <w:bidi/>
+      </w:pPr>
+      <w:r>
+        <w:rPr>
+          <w:rtl/>
+          <w:cs/>
+          <w:lang w:val="ar_AE" w:bidi="ar_AE"/>
+        </w:rPr>
+      </w:r>
+      <w:r>
+        <w:rPr>
+          <w:vertAlign w:val="superscript"/>
+          <w:rtl/>
+          <w:cs/>
           <w:lang w:val="ar_AE" w:bidi="ar_AE"/>
         </w:rPr>
         <w:t>11</w:t>
       </w:r>
       <w:r>
         <w:rPr>
+          <w:rtl/>
+          <w:cs/>
           <w:lang w:val="ar_AE" w:bidi="ar_AE"/>
         </w:rPr>
         <w:t xml:space="preserve"> لَيْسَ أَنِّي أَقُولُ مِنْ جِهَةِ ٱحْتِيَاجٍ، فَإِنِّي قَدْ تَعَلَّمْتُ أَنْ أَكُونَ مُكْتَفِيًا بِمَا أَنَا فِيهِ.</w:t>
       </w:r>
-      <w:r>
-        <w:rPr>
-          <w:lang w:val="ar_AE" w:bidi="ar_AE"/>
-        </w:rPr>
-      </w:r>
-      <w:r>
-        <w:rPr>
-          <w:lang w:val="ar_AE" w:bidi="ar_AE"/>
-        </w:rPr>
-      </w:r>
-    </w:p>
-    <w:p>
-      <w:pPr>
-        <w:bidi/>
-      </w:pPr>
-      <w:r>
-        <w:rPr>
-          <w:lang w:val="ar_AE" w:bidi="ar_AE"/>
-        </w:rPr>
-      </w:r>
-    </w:p>
-    <w:p>
-      <w:pPr>
-        <w:bidi/>
-      </w:pPr>
-      <w:r>
-        <w:rPr>
-          <w:lang w:val="ar_AE" w:bidi="ar_AE"/>
-        </w:rPr>
-      </w:r>
-      <w:r>
-        <w:rPr>
-          <w:vertAlign w:val="superscript"/>
+    </w:p>
+    <w:p>
+      <w:pPr>
+        <w:bidi/>
+      </w:pPr>
+      <w:r>
+        <w:rPr>
+          <w:rtl/>
+          <w:cs/>
+          <w:lang w:val="ar_AE" w:bidi="ar_AE"/>
+        </w:rPr>
+      </w:r>
+      <w:r>
+        <w:rPr>
+          <w:vertAlign w:val="superscript"/>
+          <w:rtl/>
+          <w:cs/>
           <w:lang w:val="ar_AE" w:bidi="ar_AE"/>
         </w:rPr>
         <w:t>12</w:t>
       </w:r>
       <w:r>
         <w:rPr>
+          <w:rtl/>
+          <w:cs/>
           <w:lang w:val="ar_AE" w:bidi="ar_AE"/>
         </w:rPr>
         <w:t xml:space="preserve"> أَعْرِفُ أَنْ أَتَّضِعَ وَأَعْرِفُ أَيْضًا أَنْ أَسْتَفْضِلَ. فِي كُلِّ شَيْءٍ وَفِي جَمِيعِ ٱلْأَشْيَاءِ قَدْ تَدَرَّبْتُ أَنْ أَشْبَعَ وَأَنْ أَجُوعَ، وَأَنْ أَسْتَفْضِلَ وَأَنْ أَنْقُصَ.</w:t>
       </w:r>
-      <w:r>
-        <w:rPr>
-          <w:lang w:val="ar_AE" w:bidi="ar_AE"/>
-        </w:rPr>
-      </w:r>
-      <w:r>
-        <w:rPr>
-          <w:lang w:val="ar_AE" w:bidi="ar_AE"/>
-        </w:rPr>
-      </w:r>
-    </w:p>
-    <w:p>
-      <w:pPr>
-        <w:bidi/>
-      </w:pPr>
-      <w:r>
-        <w:rPr>
-          <w:lang w:val="ar_AE" w:bidi="ar_AE"/>
-        </w:rPr>
-      </w:r>
-    </w:p>
-    <w:p>
-      <w:pPr>
-        <w:bidi/>
-      </w:pPr>
-      <w:r>
-        <w:rPr>
-          <w:lang w:val="ar_AE" w:bidi="ar_AE"/>
-        </w:rPr>
-      </w:r>
-      <w:r>
-        <w:rPr>
-          <w:vertAlign w:val="superscript"/>
+    </w:p>
+    <w:p>
+      <w:pPr>
+        <w:bidi/>
+      </w:pPr>
+      <w:r>
+        <w:rPr>
+          <w:rtl/>
+          <w:cs/>
+          <w:lang w:val="ar_AE" w:bidi="ar_AE"/>
+        </w:rPr>
+      </w:r>
+      <w:r>
+        <w:rPr>
+          <w:vertAlign w:val="superscript"/>
+          <w:rtl/>
+          <w:cs/>
           <w:lang w:val="ar_AE" w:bidi="ar_AE"/>
         </w:rPr>
         <w:t>13</w:t>
       </w:r>
       <w:r>
         <w:rPr>
+          <w:rtl/>
+          <w:cs/>
           <w:lang w:val="ar_AE" w:bidi="ar_AE"/>
         </w:rPr>
         <w:t xml:space="preserve"> أَسْتَطِيعُ كُلَّ شَيْءٍ فِي ٱلْمَسِيحِ ٱلَّذِي يُقَوِّينِي.</w:t>
       </w:r>
-      <w:r>
-        <w:rPr>
-          <w:lang w:val="ar_AE" w:bidi="ar_AE"/>
-        </w:rPr>
-      </w:r>
-      <w:r>
-        <w:rPr>
-          <w:lang w:val="ar_AE" w:bidi="ar_AE"/>
-        </w:rPr>
-      </w:r>
-    </w:p>
-    <w:p>
-      <w:pPr>
-        <w:bidi/>
-      </w:pPr>
-      <w:r>
-        <w:rPr>
-          <w:lang w:val="ar_AE" w:bidi="ar_AE"/>
-        </w:rPr>
-      </w:r>
-    </w:p>
-    <w:p>
-      <w:pPr>
-        <w:bidi/>
-      </w:pPr>
-      <w:r>
-        <w:rPr>
-          <w:lang w:val="ar_AE" w:bidi="ar_AE"/>
-        </w:rPr>
-      </w:r>
-      <w:r>
-        <w:rPr>
-          <w:vertAlign w:val="superscript"/>
+    </w:p>
+    <w:p>
+      <w:pPr>
+        <w:bidi/>
+      </w:pPr>
+      <w:r>
+        <w:rPr>
+          <w:rtl/>
+          <w:cs/>
+          <w:lang w:val="ar_AE" w:bidi="ar_AE"/>
+        </w:rPr>
+      </w:r>
+      <w:r>
+        <w:rPr>
+          <w:vertAlign w:val="superscript"/>
+          <w:rtl/>
+          <w:cs/>
           <w:lang w:val="ar_AE" w:bidi="ar_AE"/>
         </w:rPr>
         <w:t>14</w:t>
       </w:r>
       <w:r>
         <w:rPr>
+          <w:rtl/>
+          <w:cs/>
           <w:lang w:val="ar_AE" w:bidi="ar_AE"/>
         </w:rPr>
         <w:t xml:space="preserve"> غَيْرَ أَنَّكُمْ فَعَلْتُمْ حَسَنًا إِذِ ٱشْتَرَكْتُمْ فِي ضِيقَتِي.</w:t>
       </w:r>
-      <w:r>
-        <w:rPr>
-          <w:lang w:val="ar_AE" w:bidi="ar_AE"/>
-        </w:rPr>
-      </w:r>
-      <w:r>
-        <w:rPr>
-          <w:lang w:val="ar_AE" w:bidi="ar_AE"/>
-        </w:rPr>
-      </w:r>
-    </w:p>
-    <w:p>
-      <w:pPr>
-        <w:bidi/>
-      </w:pPr>
-      <w:r>
-        <w:rPr>
-          <w:lang w:val="ar_AE" w:bidi="ar_AE"/>
-        </w:rPr>
-      </w:r>
-    </w:p>
-    <w:p>
-      <w:pPr>
-        <w:bidi/>
-      </w:pPr>
-      <w:r>
-        <w:rPr>
-          <w:lang w:val="ar_AE" w:bidi="ar_AE"/>
-        </w:rPr>
-      </w:r>
-      <w:r>
-        <w:rPr>
-          <w:vertAlign w:val="superscript"/>
+    </w:p>
+    <w:p>
+      <w:pPr>
+        <w:bidi/>
+      </w:pPr>
+      <w:r>
+        <w:rPr>
+          <w:rtl/>
+          <w:cs/>
+          <w:lang w:val="ar_AE" w:bidi="ar_AE"/>
+        </w:rPr>
+      </w:r>
+      <w:r>
+        <w:rPr>
+          <w:vertAlign w:val="superscript"/>
+          <w:rtl/>
+          <w:cs/>
           <w:lang w:val="ar_AE" w:bidi="ar_AE"/>
         </w:rPr>
         <w:t>15</w:t>
       </w:r>
       <w:r>
         <w:rPr>
+          <w:rtl/>
+          <w:cs/>
           <w:lang w:val="ar_AE" w:bidi="ar_AE"/>
         </w:rPr>
         <w:t xml:space="preserve"> وَأَنْتُمْ أَيْضًا تَعْلَمُونَ أَيُّهَا ٱلْفِيلِبِّيُّونَ أَنَّهُ فِي بَدَاءَةِ ٱلْإِنْجِيلِ،لَمَّا خَرَجْتُ مِنْ مَكِدُونِيَّةَ، لَمْ تُشَارِكْنِي كَنِيسَةٌ وَاحِدَةٌ فِي حِسَابِ ٱلْعَطَاءِ وَٱلْأَخْذِ إِلَّا أَنْتُمْ وَحْدَكُمْ.</w:t>
       </w:r>
-      <w:r>
-        <w:rPr>
-          <w:lang w:val="ar_AE" w:bidi="ar_AE"/>
-        </w:rPr>
-      </w:r>
-      <w:r>
-        <w:rPr>
-          <w:lang w:val="ar_AE" w:bidi="ar_AE"/>
-        </w:rPr>
-      </w:r>
-    </w:p>
-    <w:p>
-      <w:pPr>
-        <w:bidi/>
-      </w:pPr>
-      <w:r>
-        <w:rPr>
-          <w:lang w:val="ar_AE" w:bidi="ar_AE"/>
-        </w:rPr>
-      </w:r>
-    </w:p>
-    <w:p>
-      <w:pPr>
-        <w:bidi/>
-      </w:pPr>
-      <w:r>
-        <w:rPr>
-          <w:lang w:val="ar_AE" w:bidi="ar_AE"/>
-        </w:rPr>
-      </w:r>
-      <w:r>
-        <w:rPr>
-          <w:vertAlign w:val="superscript"/>
+    </w:p>
+    <w:p>
+      <w:pPr>
+        <w:bidi/>
+      </w:pPr>
+      <w:r>
+        <w:rPr>
+          <w:rtl/>
+          <w:cs/>
+          <w:lang w:val="ar_AE" w:bidi="ar_AE"/>
+        </w:rPr>
+      </w:r>
+      <w:r>
+        <w:rPr>
+          <w:vertAlign w:val="superscript"/>
+          <w:rtl/>
+          <w:cs/>
           <w:lang w:val="ar_AE" w:bidi="ar_AE"/>
         </w:rPr>
         <w:t>16</w:t>
       </w:r>
       <w:r>
         <w:rPr>
+          <w:rtl/>
+          <w:cs/>
           <w:lang w:val="ar_AE" w:bidi="ar_AE"/>
         </w:rPr>
         <w:t xml:space="preserve"> فَإِنَّكُمْ فِي تَسَالُونِيكِي أَيْضًا أَرْسَلْتُمْ إِلَيَّ مَرَّةً وَمَرَّتَيْنِ لِحَاجَتِي.</w:t>
       </w:r>
-      <w:r>
-        <w:rPr>
-          <w:lang w:val="ar_AE" w:bidi="ar_AE"/>
-        </w:rPr>
-      </w:r>
-      <w:r>
-        <w:rPr>
-          <w:lang w:val="ar_AE" w:bidi="ar_AE"/>
-        </w:rPr>
-      </w:r>
-    </w:p>
-    <w:p>
-      <w:pPr>
-        <w:bidi/>
-      </w:pPr>
-      <w:r>
-        <w:rPr>
-          <w:lang w:val="ar_AE" w:bidi="ar_AE"/>
-        </w:rPr>
-      </w:r>
-    </w:p>
-    <w:p>
-      <w:pPr>
-        <w:bidi/>
-      </w:pPr>
-      <w:r>
-        <w:rPr>
-          <w:lang w:val="ar_AE" w:bidi="ar_AE"/>
-        </w:rPr>
-      </w:r>
-      <w:r>
-        <w:rPr>
-          <w:vertAlign w:val="superscript"/>
+    </w:p>
+    <w:p>
+      <w:pPr>
+        <w:bidi/>
+      </w:pPr>
+      <w:r>
+        <w:rPr>
+          <w:rtl/>
+          <w:cs/>
+          <w:lang w:val="ar_AE" w:bidi="ar_AE"/>
+        </w:rPr>
+      </w:r>
+      <w:r>
+        <w:rPr>
+          <w:vertAlign w:val="superscript"/>
+          <w:rtl/>
+          <w:cs/>
           <w:lang w:val="ar_AE" w:bidi="ar_AE"/>
         </w:rPr>
         <w:t>17</w:t>
       </w:r>
       <w:r>
         <w:rPr>
+          <w:rtl/>
+          <w:cs/>
           <w:lang w:val="ar_AE" w:bidi="ar_AE"/>
         </w:rPr>
         <w:t xml:space="preserve"> لَيْسَ أَنِّي أَطْلُبُ ٱلْعَطِيَّةَ، بَلْ أَطْلُبُ ٱلثَّمَرَ ٱلْمُتَكَاثِرَ لِحِسَابِكُمْ.</w:t>
       </w:r>
-      <w:r>
-        <w:rPr>
-          <w:lang w:val="ar_AE" w:bidi="ar_AE"/>
-        </w:rPr>
-      </w:r>
-      <w:r>
-        <w:rPr>
-          <w:lang w:val="ar_AE" w:bidi="ar_AE"/>
-        </w:rPr>
-      </w:r>
-    </w:p>
-    <w:p>
-      <w:pPr>
-        <w:bidi/>
-      </w:pPr>
-      <w:r>
-        <w:rPr>
-          <w:lang w:val="ar_AE" w:bidi="ar_AE"/>
-        </w:rPr>
-      </w:r>
-    </w:p>
-    <w:p>
-      <w:pPr>
-        <w:bidi/>
-      </w:pPr>
-      <w:r>
-        <w:rPr>
-          <w:lang w:val="ar_AE" w:bidi="ar_AE"/>
-        </w:rPr>
-      </w:r>
-      <w:r>
-        <w:rPr>
-          <w:vertAlign w:val="superscript"/>
+    </w:p>
+    <w:p>
+      <w:pPr>
+        <w:bidi/>
+      </w:pPr>
+      <w:r>
+        <w:rPr>
+          <w:rtl/>
+          <w:cs/>
+          <w:lang w:val="ar_AE" w:bidi="ar_AE"/>
+        </w:rPr>
+      </w:r>
+      <w:r>
+        <w:rPr>
+          <w:vertAlign w:val="superscript"/>
+          <w:rtl/>
+          <w:cs/>
           <w:lang w:val="ar_AE" w:bidi="ar_AE"/>
         </w:rPr>
         <w:t>18</w:t>
       </w:r>
       <w:r>
         <w:rPr>
+          <w:rtl/>
+          <w:cs/>
           <w:lang w:val="ar_AE" w:bidi="ar_AE"/>
         </w:rPr>
         <w:t xml:space="preserve"> وَلَكِنِّي قَدِ ٱسْتَوْفَيْتُ كُلَّ شَيْءٍ وَٱسْتَفْضَلْتُ. قَدِ ٱمْتَلَأْتُ إِذْ قَبِلْتُ مِنْ أَبَفْرُودِتُسَ ٱلْأَشْيَاءَ ٱلَّتِي مِنْ عِنْدِكُمْ، نَسِيمَ رَائِحَةٍ طَيِّبَةٍ، ذَبِيحَةً مَقْبُولَةً مَرْضِيَّةً عِنْدَ ٱللهِ.</w:t>
       </w:r>
-      <w:r>
-        <w:rPr>
-          <w:lang w:val="ar_AE" w:bidi="ar_AE"/>
-        </w:rPr>
-      </w:r>
-      <w:r>
-        <w:rPr>
-          <w:lang w:val="ar_AE" w:bidi="ar_AE"/>
-        </w:rPr>
-      </w:r>
-    </w:p>
-    <w:p>
-      <w:pPr>
-        <w:bidi/>
-      </w:pPr>
-      <w:r>
-        <w:rPr>
-          <w:lang w:val="ar_AE" w:bidi="ar_AE"/>
-        </w:rPr>
-      </w:r>
-    </w:p>
-    <w:p>
-      <w:pPr>
-        <w:bidi/>
-      </w:pPr>
-      <w:r>
-        <w:rPr>
-          <w:lang w:val="ar_AE" w:bidi="ar_AE"/>
-        </w:rPr>
-      </w:r>
-      <w:r>
-        <w:rPr>
-          <w:vertAlign w:val="superscript"/>
+    </w:p>
+    <w:p>
+      <w:pPr>
+        <w:bidi/>
+      </w:pPr>
+      <w:r>
+        <w:rPr>
+          <w:rtl/>
+          <w:cs/>
+          <w:lang w:val="ar_AE" w:bidi="ar_AE"/>
+        </w:rPr>
+      </w:r>
+      <w:r>
+        <w:rPr>
+          <w:vertAlign w:val="superscript"/>
+          <w:rtl/>
+          <w:cs/>
           <w:lang w:val="ar_AE" w:bidi="ar_AE"/>
         </w:rPr>
         <w:t>19</w:t>
       </w:r>
       <w:r>
         <w:rPr>
+          <w:rtl/>
+          <w:cs/>
           <w:lang w:val="ar_AE" w:bidi="ar_AE"/>
         </w:rPr>
         <w:t xml:space="preserve"> فَيَمْلَأُ إِلَهِي كُلَّ ٱحْتِيَاجِكُمْ بِحَسَبِ غِنَاهُ فِي ٱلْمَجْدِ فِي ٱلْمَسِيحِ يَسُوعَ.</w:t>
       </w:r>
-      <w:r>
-        <w:rPr>
-          <w:lang w:val="ar_AE" w:bidi="ar_AE"/>
-        </w:rPr>
-      </w:r>
-      <w:r>
-        <w:rPr>
-          <w:lang w:val="ar_AE" w:bidi="ar_AE"/>
-        </w:rPr>
-      </w:r>
-    </w:p>
-    <w:p>
-      <w:pPr>
-        <w:bidi/>
-      </w:pPr>
-      <w:r>
-        <w:rPr>
-          <w:lang w:val="ar_AE" w:bidi="ar_AE"/>
-        </w:rPr>
-      </w:r>
-    </w:p>
-    <w:p>
-      <w:pPr>
-        <w:bidi/>
-      </w:pPr>
-      <w:r>
-        <w:rPr>
-          <w:lang w:val="ar_AE" w:bidi="ar_AE"/>
-        </w:rPr>
-      </w:r>
-      <w:r>
-        <w:rPr>
-          <w:vertAlign w:val="superscript"/>
+    </w:p>
+    <w:p>
+      <w:pPr>
+        <w:bidi/>
+      </w:pPr>
+      <w:r>
+        <w:rPr>
+          <w:rtl/>
+          <w:cs/>
+          <w:lang w:val="ar_AE" w:bidi="ar_AE"/>
+        </w:rPr>
+      </w:r>
+      <w:r>
+        <w:rPr>
+          <w:vertAlign w:val="superscript"/>
+          <w:rtl/>
+          <w:cs/>
           <w:lang w:val="ar_AE" w:bidi="ar_AE"/>
         </w:rPr>
         <w:t>20</w:t>
       </w:r>
       <w:r>
         <w:rPr>
+          <w:rtl/>
+          <w:cs/>
           <w:lang w:val="ar_AE" w:bidi="ar_AE"/>
         </w:rPr>
         <w:t xml:space="preserve"> وَلِلهِ وَأَبِينَا ٱلْمَجْدُ إِلَى دَهْرِ ٱلدَّاهِرِينَ. آمِينَ.</w:t>
       </w:r>
-      <w:r>
-        <w:rPr>
-          <w:lang w:val="ar_AE" w:bidi="ar_AE"/>
-        </w:rPr>
-      </w:r>
-      <w:r>
-        <w:rPr>
-          <w:lang w:val="ar_AE" w:bidi="ar_AE"/>
-        </w:rPr>
-      </w:r>
-    </w:p>
-    <w:p>
-      <w:pPr>
-        <w:bidi/>
-      </w:pPr>
-      <w:r>
-        <w:rPr>
-          <w:lang w:val="ar_AE" w:bidi="ar_AE"/>
-        </w:rPr>
-      </w:r>
-    </w:p>
-    <w:p>
-      <w:pPr>
-        <w:bidi/>
-      </w:pPr>
-      <w:r>
-        <w:rPr>
-          <w:lang w:val="ar_AE" w:bidi="ar_AE"/>
-        </w:rPr>
-      </w:r>
-      <w:r>
-        <w:rPr>
-          <w:vertAlign w:val="superscript"/>
+    </w:p>
+    <w:p>
+      <w:pPr>
+        <w:bidi/>
+      </w:pPr>
+      <w:r>
+        <w:rPr>
+          <w:rtl/>
+          <w:cs/>
+          <w:lang w:val="ar_AE" w:bidi="ar_AE"/>
+        </w:rPr>
+      </w:r>
+      <w:r>
+        <w:rPr>
+          <w:vertAlign w:val="superscript"/>
+          <w:rtl/>
+          <w:cs/>
           <w:lang w:val="ar_AE" w:bidi="ar_AE"/>
         </w:rPr>
         <w:t>21</w:t>
       </w:r>
       <w:r>
         <w:rPr>
+          <w:rtl/>
+          <w:cs/>
           <w:lang w:val="ar_AE" w:bidi="ar_AE"/>
         </w:rPr>
         <w:t xml:space="preserve"> سَلِّمُوا عَلَى كُلِّ قِدِّيسٍ فِي ٱلْمَسِيحِ يَسُوعَ. يُسَلِّمُ عَلَيْكُمُ ٱلْإِخْوَةُ ٱلَّذِينَ مَعِي.</w:t>
       </w:r>
-      <w:r>
-        <w:rPr>
-          <w:lang w:val="ar_AE" w:bidi="ar_AE"/>
-        </w:rPr>
-      </w:r>
-      <w:r>
-        <w:rPr>
-          <w:lang w:val="ar_AE" w:bidi="ar_AE"/>
-        </w:rPr>
-      </w:r>
-    </w:p>
-    <w:p>
-      <w:pPr>
-        <w:bidi/>
-      </w:pPr>
-      <w:r>
-        <w:rPr>
-          <w:lang w:val="ar_AE" w:bidi="ar_AE"/>
-        </w:rPr>
-      </w:r>
-    </w:p>
-    <w:p>
-      <w:pPr>
-        <w:bidi/>
-      </w:pPr>
-      <w:r>
-        <w:rPr>
-          <w:lang w:val="ar_AE" w:bidi="ar_AE"/>
-        </w:rPr>
-      </w:r>
-      <w:r>
-        <w:rPr>
-          <w:vertAlign w:val="superscript"/>
+    </w:p>
+    <w:p>
+      <w:pPr>
+        <w:bidi/>
+      </w:pPr>
+      <w:r>
+        <w:rPr>
+          <w:rtl/>
+          <w:cs/>
+          <w:lang w:val="ar_AE" w:bidi="ar_AE"/>
+        </w:rPr>
+      </w:r>
+      <w:r>
+        <w:rPr>
+          <w:vertAlign w:val="superscript"/>
+          <w:rtl/>
+          <w:cs/>
           <w:lang w:val="ar_AE" w:bidi="ar_AE"/>
         </w:rPr>
         <w:t>22</w:t>
       </w:r>
       <w:r>
         <w:rPr>
+          <w:rtl/>
+          <w:cs/>
           <w:lang w:val="ar_AE" w:bidi="ar_AE"/>
         </w:rPr>
         <w:t xml:space="preserve"> يُسَلِّمُ عَلَيْكُمْ جَمِيعُ ٱلْقِدِّيسِينَ وَلَا سِيَّمَا ٱلَّذِينَ مِنْ بَيْتِ قَيْصَرَ.</w:t>
       </w:r>
-      <w:r>
-        <w:rPr>
-          <w:lang w:val="ar_AE" w:bidi="ar_AE"/>
-        </w:rPr>
-      </w:r>
-      <w:r>
-        <w:rPr>
-          <w:lang w:val="ar_AE" w:bidi="ar_AE"/>
-        </w:rPr>
-      </w:r>
-    </w:p>
-    <w:p>
-      <w:pPr>
-        <w:bidi/>
-      </w:pPr>
-      <w:r>
-        <w:rPr>
-          <w:lang w:val="ar_AE" w:bidi="ar_AE"/>
-        </w:rPr>
-      </w:r>
-    </w:p>
-    <w:p>
-      <w:pPr>
-        <w:bidi/>
-      </w:pPr>
-      <w:r>
-        <w:rPr>
-          <w:lang w:val="ar_AE" w:bidi="ar_AE"/>
-        </w:rPr>
-      </w:r>
-      <w:r>
-        <w:rPr>
-          <w:vertAlign w:val="superscript"/>
+    </w:p>
+    <w:p>
+      <w:pPr>
+        <w:bidi/>
+      </w:pPr>
+      <w:r>
+        <w:rPr>
+          <w:rtl/>
+          <w:cs/>
+          <w:lang w:val="ar_AE" w:bidi="ar_AE"/>
+        </w:rPr>
+      </w:r>
+      <w:r>
+        <w:rPr>
+          <w:vertAlign w:val="superscript"/>
+          <w:rtl/>
+          <w:cs/>
           <w:lang w:val="ar_AE" w:bidi="ar_AE"/>
         </w:rPr>
         <w:t>23</w:t>
       </w:r>
       <w:r>
         <w:rPr>
+          <w:rtl/>
+          <w:cs/>
           <w:lang w:val="ar_AE" w:bidi="ar_AE"/>
         </w:rPr>
         <w:t xml:space="preserve"> نِعْمَةُ رَبِّنَا يَسُوعَ ٱلْمَسِيحِ مَعَ جَمِيعِكُمْ. آمِينَ. -كُتِبَتْ إِلَى أَهْلِ فِيلبيِّ مِنْ رُومِيَةِ عَلَى يَدِ أَبَفْرُودِتُسَ-</w:t>
-      </w:r>
-      <w:r>
-        <w:rPr>
-          <w:lang w:val="ar_AE" w:bidi="ar_AE"/>
-        </w:rPr>
-      </w:r>
-      <w:r>
-        <w:rPr>
-          <w:lang w:val="ar_AE" w:bidi="ar_AE"/>
-        </w:rPr>
       </w:r>
     </w:p>
     <w:sectPr>
